--- a/documentazione/manuale tecnico 1.0.docx
+++ b/documentazione/manuale tecnico 1.0.docx
@@ -2,34 +2,16 @@
 <file path=word/document.xml><?xml version="1.0" encoding="utf-8"?>
 <w:document xmlns:wpc="http://schemas.microsoft.com/office/word/2010/wordprocessingCanvas" xmlns:cx="http://schemas.microsoft.com/office/drawing/2014/chartex" xmlns:cx1="http://schemas.microsoft.com/office/drawing/2015/9/8/chartex" xmlns:cx2="http://schemas.microsoft.com/office/drawing/2015/10/21/chartex" xmlns:cx3="http://schemas.microsoft.com/office/drawing/2016/5/9/chartex" xmlns:cx4="http://schemas.microsoft.com/office/drawing/2016/5/10/chartex" xmlns:cx5="http://schemas.microsoft.com/office/drawing/2016/5/11/chartex" xmlns:cx6="http://schemas.microsoft.com/office/drawing/2016/5/12/chartex" xmlns:cx7="http://schemas.microsoft.com/office/drawing/2016/5/13/chartex" xmlns:cx8="http://schemas.microsoft.com/office/drawing/2016/5/14/chartex" xmlns:mc="http://schemas.openxmlformats.org/markup-compatibility/2006" xmlns:aink="http://schemas.microsoft.com/office/drawing/2016/ink" xmlns:am3d="http://schemas.microsoft.com/office/drawing/2017/model3d" xmlns:o="urn:schemas-microsoft-com:office:office" xmlns:oel="http://schemas.microsoft.com/office/2019/extlst" xmlns:r="http://schemas.openxmlformats.org/officeDocument/2006/relationships" xmlns:m="http://schemas.openxmlformats.org/officeDocument/2006/math" xmlns:v="urn:schemas-microsoft-com:vml" xmlns:wp14="http://schemas.microsoft.com/office/word/2010/wordprocessingDrawing" xmlns:wp="http://schemas.openxmlformats.org/drawingml/2006/wordprocessingDrawing" xmlns:w10="urn:schemas-microsoft-com:office:word" xmlns:w="http://schemas.openxmlformats.org/wordprocessingml/2006/main" xmlns:w14="http://schemas.microsoft.com/office/word/2010/wordml" xmlns:w15="http://schemas.microsoft.com/office/word/2012/wordml" xmlns:w16cex="http://schemas.microsoft.com/office/word/2018/wordml/cex" xmlns:w16cid="http://schemas.microsoft.com/office/word/2016/wordml/cid" xmlns:w16="http://schemas.microsoft.com/office/word/2018/wordml" xmlns:w16du="http://schemas.microsoft.com/office/word/2023/wordml/word16du" xmlns:w16sdtdh="http://schemas.microsoft.com/office/word/2020/wordml/sdtdatahash" xmlns:w16sdtfl="http://schemas.microsoft.com/office/word/2024/wordml/sdtformatlock" xmlns:w16se="http://schemas.microsoft.com/office/word/2015/wordml/symex" xmlns:wpg="http://schemas.microsoft.com/office/word/2010/wordprocessingGroup" xmlns:wpi="http://schemas.microsoft.com/office/word/2010/wordprocessingInk" xmlns:wne="http://schemas.microsoft.com/office/word/2006/wordml" xmlns:wps="http://schemas.microsoft.com/office/word/2010/wordprocessingShape" mc:Ignorable="w14 w15 w16se w16cid w16 w16cex w16sdtdh w16sdtfl w16du wp14">
   <w:body>
-    <w:p>
-      <w:pPr>
-        <w:pStyle w:val="Title"/>
-      </w:pPr>
-      <w:r>
-        <w:t>Cinemax</w:t>
-      </w:r>
-    </w:p>
-    <w:p>
-      <w:pPr>
-        <w:pStyle w:val="Subtitle"/>
-      </w:pPr>
-      <w:r>
-        <w:t>Manuale Tecnico dell'Architettura Software</w:t>
-      </w:r>
-    </w:p>
-    <w:p>
-      <w:pPr>
-        <w:rPr>
-          <w:b/>
-          <w:bCs/>
-        </w:rPr>
-      </w:pPr>
-    </w:p>
     <w:sdt>
       <w:sdtPr>
         <w:rPr>
-          <w:lang w:val="en-GB"/>
+          <w:rFonts w:asciiTheme="minorHAnsi" w:eastAsiaTheme="minorHAnsi" w:hAnsiTheme="minorHAnsi" w:cstheme="minorBidi"/>
+          <w:color w:val="auto"/>
+          <w:kern w:val="2"/>
+          <w:sz w:val="24"/>
+          <w:szCs w:val="24"/>
+          <w:lang w:val="en-GB"/>
+          <w14:ligatures w14:val="standardContextual"/>
         </w:rPr>
         <w:id w:val="257336188"/>
         <w:docPartObj>
@@ -39,14 +21,8 @@
       </w:sdtPr>
       <w:sdtEndPr>
         <w:rPr>
-          <w:rFonts w:asciiTheme="minorHAnsi" w:eastAsiaTheme="minorHAnsi" w:hAnsiTheme="minorHAnsi" w:cstheme="minorBidi"/>
           <w:b/>
           <w:bCs/>
-          <w:color w:val="auto"/>
-          <w:kern w:val="2"/>
-          <w:sz w:val="24"/>
-          <w:szCs w:val="24"/>
-          <w14:ligatures w14:val="standardContextual"/>
         </w:rPr>
       </w:sdtEndPr>
       <w:sdtContent>
@@ -1034,408 +1010,471 @@
     </w:sdt>
     <w:p>
       <w:pPr>
+        <w:pStyle w:val="Title"/>
+      </w:pPr>
+      <w:r>
+        <w:t>Cinemax</w:t>
+      </w:r>
+    </w:p>
+    <w:p>
+      <w:pPr>
+        <w:pStyle w:val="Subtitle"/>
+        <w:spacing w:after="360"/>
+      </w:pPr>
+      <w:r>
+        <w:t>Manuale Tecnico dell'Architettura Software</w:t>
+      </w:r>
+    </w:p>
+    <w:p>
+      <w:pPr>
+        <w:pStyle w:val="Heading1"/>
+        <w:spacing w:before="280" w:after="120"/>
+      </w:pPr>
+      <w:r>
+        <w:t>1. Introduzione al Sistema</w:t>
+      </w:r>
+    </w:p>
+    <w:p>
+      <w:pPr>
+        <w:spacing w:after="120" w:line="276" w:lineRule="auto"/>
+      </w:pPr>
+      <w:r>
+        <w:t>Il presente documento costituisce il manuale tecnico di Cinemax, un sistema gestionale per sale cinematografiche sviluppato in Java 25 e gestito tramite il build system Apache Maven. Il sistema adotta un'architettura modulare di tipo Client-Server, progettata per garantire elevata concorrenza, netta separazione dei ruoli, manutenibilità e scalabilità del codice.</w:t>
+      </w:r>
+    </w:p>
+    <w:p>
+      <w:pPr>
+        <w:spacing w:after="120" w:line="276" w:lineRule="auto"/>
+      </w:pPr>
+      <w:r>
+        <w:t>La piattaforma supporta interazioni basate su profili utente differenziati, permettendo l'accesso e la modifica dei dati a tre principali tipologie di attori:</w:t>
+      </w:r>
+    </w:p>
+    <w:p>
+      <w:pPr>
+        <w:pStyle w:val="ListParagraph"/>
+        <w:spacing w:after="60" w:line="276" w:lineRule="auto"/>
+        <w:ind w:left="360"/>
+      </w:pPr>
+      <w:r>
         <w:rPr>
           <w:b/>
-          <w:bCs/>
-        </w:rPr>
+        </w:rPr>
+        <w:t xml:space="preserve">•  Cliente: </w:t>
+      </w:r>
+      <w:r>
+        <w:t>può visualizzare il palinsesto delle proiezioni, consultare la scheda dei film ed effettuare prenotazioni per spettacoli futuri.</w:t>
+      </w:r>
+    </w:p>
+    <w:p>
+      <w:pPr>
+        <w:pStyle w:val="ListParagraph"/>
+        <w:spacing w:after="60" w:line="276" w:lineRule="auto"/>
+        <w:ind w:left="360"/>
       </w:pPr>
       <w:r>
         <w:rPr>
           <w:b/>
-          <w:bCs/>
-        </w:rPr>
-        <w:br w:type="page"/>
+        </w:rPr>
+        <w:t xml:space="preserve">•  Bigliettaio: </w:t>
+      </w:r>
+      <w:r>
+        <w:t>gestisce operativamente le prenotazioni effettuate dai clienti, consulta le prenotazioni giornaliere ed emette i titoli d'accesso a banco.</w:t>
+      </w:r>
+    </w:p>
+    <w:p>
+      <w:pPr>
+        <w:pStyle w:val="ListParagraph"/>
+        <w:spacing w:after="60" w:line="276" w:lineRule="auto"/>
+        <w:ind w:left="360"/>
+      </w:pPr>
+      <w:r>
+        <w:rPr>
+          <w:b/>
+        </w:rPr>
+        <w:t xml:space="preserve">•  Proiezionista: </w:t>
+      </w:r>
+      <w:r>
+        <w:t>amministra il palinsesto cinematografico, inserendo nuove proiezioni, modificando gli orari e i prezzi dei biglietti o annullando proiezioni non più in programma.</w:t>
+      </w:r>
+    </w:p>
+    <w:p>
+      <w:pPr>
+        <w:spacing w:after="120" w:line="276" w:lineRule="auto"/>
+      </w:pPr>
+      <w:r>
+        <w:t>La comunicazione di rete è implementata tramite socket TCP grezzi (raw sockets), i quali veicolano un protocollo di messaggistica proprietario fortemente tipizzato grazie alla definizione condivisa dei contratti di scambio nel modulo Contract.</w:t>
       </w:r>
     </w:p>
     <w:p>
       <w:pPr>
         <w:pStyle w:val="Heading1"/>
-      </w:pPr>
-      <w:bookmarkStart w:id="0" w:name="_Toc238807070"/>
+        <w:spacing w:before="280" w:after="120"/>
+      </w:pPr>
       <w:r>
         <w:lastRenderedPageBreak/>
-        <w:t>1. Introduzione al Sistema</w:t>
-      </w:r>
-      <w:bookmarkEnd w:id="0"/>
-    </w:p>
-    <w:p>
-      <w:r>
-        <w:t xml:space="preserve">Il presente documento costituisce il manuale tecnico di </w:t>
-      </w:r>
-      <w:r>
-        <w:rPr>
-          <w:b/>
-          <w:bCs/>
-        </w:rPr>
-        <w:t>Cinemax</w:t>
-      </w:r>
-      <w:r>
-        <w:t>, un'applicazione gestionale per</w:t>
-      </w:r>
-      <w:r>
-        <w:t xml:space="preserve"> </w:t>
-      </w:r>
-      <w:r>
-        <w:t xml:space="preserve">sale cinematografiche sviluppata in </w:t>
-      </w:r>
-      <w:r>
-        <w:rPr>
-          <w:b/>
-          <w:bCs/>
-        </w:rPr>
-        <w:t xml:space="preserve">Java 25 </w:t>
-      </w:r>
-      <w:r>
-        <w:t xml:space="preserve">e gestita tramite il build system </w:t>
-      </w:r>
-      <w:r>
-        <w:rPr>
-          <w:b/>
-          <w:bCs/>
-        </w:rPr>
-        <w:t>Maven</w:t>
-      </w:r>
-      <w:r>
-        <w:t>. Il sistema</w:t>
-      </w:r>
-      <w:r>
-        <w:t xml:space="preserve"> </w:t>
-      </w:r>
-      <w:r>
-        <w:t>adotta un</w:t>
-      </w:r>
-      <w:r>
-        <w:t>’</w:t>
-      </w:r>
-      <w:r>
-        <w:t xml:space="preserve">architettura di tipo </w:t>
-      </w:r>
-      <w:r>
-        <w:rPr>
-          <w:i/>
-          <w:iCs/>
-        </w:rPr>
-        <w:t>Client-Server</w:t>
-      </w:r>
-      <w:r>
-        <w:t>, progettata per garantire concorrenza,</w:t>
-      </w:r>
-      <w:r>
-        <w:t xml:space="preserve"> </w:t>
-      </w:r>
-      <w:r>
-        <w:t>separazione dei ruoli e scalabilità del codice.</w:t>
-      </w:r>
-    </w:p>
-    <w:p>
-      <w:r>
-        <w:t>La piattaforma supporta interazioni basate su ruoli utente differenti, permettendo l'accesso e la</w:t>
-      </w:r>
-      <w:r>
-        <w:t xml:space="preserve"> </w:t>
-      </w:r>
-      <w:r>
-        <w:t>modifica dei dati a tre principali tipologie di attori:</w:t>
-      </w:r>
-    </w:p>
-    <w:p>
-      <w:r>
-        <w:rPr>
-          <w:b/>
-          <w:bCs/>
-        </w:rPr>
-        <w:t xml:space="preserve">Cliente: </w:t>
-      </w:r>
-      <w:r>
-        <w:t>Può visualizzare le proiezioni ed effettuare prenotazioni.</w:t>
-      </w:r>
-    </w:p>
-    <w:p>
-      <w:r>
-        <w:rPr>
-          <w:b/>
-          <w:bCs/>
-        </w:rPr>
-        <w:t xml:space="preserve">Bigliettaio: </w:t>
-      </w:r>
-      <w:r>
-        <w:t>Gestisce le prenotazioni a livello operativo e l'emissione dei titoli d'accesso.</w:t>
-      </w:r>
-    </w:p>
-    <w:p>
-      <w:r>
-        <w:rPr>
-          <w:b/>
-          <w:bCs/>
-        </w:rPr>
-        <w:t xml:space="preserve">Proiezionista: </w:t>
-      </w:r>
-      <w:r>
-        <w:t>Amministra il palinsesto, configurando e aggiornando i dettagli tecnici delle</w:t>
-      </w:r>
-    </w:p>
-    <w:p>
-      <w:r>
-        <w:t>proiezioni.</w:t>
-      </w:r>
-    </w:p>
-    <w:p>
-      <w:r>
-        <w:t>La comunicazione di rete è implementata tramite socket TCP grezzi (raw sockets), i quali veicolano</w:t>
-      </w:r>
-      <w:r>
-        <w:t xml:space="preserve"> </w:t>
-      </w:r>
-      <w:r>
-        <w:t>un protocollo di messaggistica proprietario fortemente tipizzato grazie al modulo condiviso di</w:t>
-      </w:r>
-      <w:r>
-        <w:t xml:space="preserve"> </w:t>
-      </w:r>
-      <w:r>
-        <w:rPr>
-          <w:i/>
-          <w:iCs/>
-        </w:rPr>
-        <w:t>Contract</w:t>
-      </w:r>
-      <w:r>
-        <w:t>.</w:t>
-      </w:r>
-    </w:p>
-    <w:p>
-      <w:pPr>
-        <w:pStyle w:val="Heading1"/>
-      </w:pPr>
-      <w:bookmarkStart w:id="1" w:name="_Toc238807071"/>
-      <w:r>
         <w:t>2. Architettura del Sistema</w:t>
       </w:r>
-      <w:bookmarkEnd w:id="1"/>
-    </w:p>
-    <w:p>
-      <w:r>
-        <w:t>L'architettura logica di Cinemax è suddivisa in tre moduli principali, gestiti idealmente come</w:t>
-      </w:r>
-      <w:r>
-        <w:t xml:space="preserve"> </w:t>
-      </w:r>
-      <w:r>
-        <w:t>Sotto</w:t>
-      </w:r>
-      <w:r>
-        <w:t>-</w:t>
-      </w:r>
-      <w:r>
-        <w:t>moduli Maven per ottimizzare il riuso del codice e garantire la separazione delle</w:t>
-      </w:r>
-      <w:r>
-        <w:t xml:space="preserve"> </w:t>
-      </w:r>
-      <w:r>
-        <w:t>responsabilità:</w:t>
-      </w:r>
-    </w:p>
-    <w:p>
-      <w:pPr>
-        <w:rPr>
-          <w:b/>
-          <w:bCs/>
-        </w:rPr>
-      </w:pPr>
-      <w:r>
-        <w:rPr>
-          <w:b/>
-          <w:bCs/>
-        </w:rPr>
-        <w:t>Modulo Package Principale Responsabilità</w:t>
+    </w:p>
+    <w:p>
+      <w:pPr>
+        <w:spacing w:after="120" w:line="276" w:lineRule="auto"/>
+      </w:pPr>
+      <w:r>
+        <w:t>L'architettura logica di Cinemax è strutturata su quattro moduli Maven distinti, organizzati secondo il principio di Separazione delle Responsabilità (Separation of Concerns) e i principi della Layered Architecture:</w:t>
       </w:r>
     </w:p>
     <w:tbl>
       <w:tblPr>
-        <w:tblStyle w:val="TableGrid"/>
         <w:tblW w:w="0" w:type="auto"/>
+        <w:jc w:val="center"/>
+        <w:tblBorders>
+          <w:top w:val="single" w:sz="6" w:space="0" w:color="B0C4DE"/>
+          <w:bottom w:val="single" w:sz="6" w:space="0" w:color="B0C4DE"/>
+          <w:insideH w:val="single" w:sz="6" w:space="0" w:color="B0C4DE"/>
+        </w:tblBorders>
         <w:tblLook w:val="04A0" w:firstRow="1" w:lastRow="0" w:firstColumn="1" w:lastColumn="0" w:noHBand="0" w:noVBand="1"/>
       </w:tblPr>
       <w:tblGrid>
-        <w:gridCol w:w="3256"/>
-        <w:gridCol w:w="6372"/>
+        <w:gridCol w:w="3212"/>
+        <w:gridCol w:w="3213"/>
+        <w:gridCol w:w="3213"/>
       </w:tblGrid>
       <w:tr>
+        <w:trPr>
+          <w:jc w:val="center"/>
+        </w:trPr>
         <w:tc>
           <w:tcPr>
-            <w:tcW w:w="3256" w:type="dxa"/>
+            <w:tcW w:w="3213" w:type="dxa"/>
+            <w:shd w:val="clear" w:color="auto" w:fill="0F4761"/>
+            <w:tcMar>
+              <w:top w:w="120" w:type="dxa"/>
+              <w:left w:w="140" w:type="dxa"/>
+              <w:bottom w:w="120" w:type="dxa"/>
+              <w:right w:w="140" w:type="dxa"/>
+            </w:tcMar>
           </w:tcPr>
           <w:p>
-            <w:pPr>
-              <w:spacing w:after="160" w:line="278" w:lineRule="auto"/>
-            </w:pPr>
             <w:r>
               <w:rPr>
                 <w:b/>
-                <w:bCs/>
-              </w:rPr>
-              <w:t xml:space="preserve">Contract </w:t>
-            </w:r>
-            <w:r>
-              <w:t>cinemax.contract</w:t>
-            </w:r>
-          </w:p>
-          <w:p>
-            <w:pPr>
-              <w:rPr>
-                <w:b/>
-                <w:bCs/>
-              </w:rPr>
-            </w:pPr>
+                <w:color w:val="FFFFFF"/>
+                <w:sz w:val="19"/>
+              </w:rPr>
+              <w:t>Modulo Maven</w:t>
+            </w:r>
           </w:p>
         </w:tc>
         <w:tc>
           <w:tcPr>
-            <w:tcW w:w="6372" w:type="dxa"/>
+            <w:tcW w:w="3213" w:type="dxa"/>
+            <w:shd w:val="clear" w:color="auto" w:fill="0F4761"/>
+            <w:tcMar>
+              <w:top w:w="120" w:type="dxa"/>
+              <w:left w:w="140" w:type="dxa"/>
+              <w:bottom w:w="120" w:type="dxa"/>
+              <w:right w:w="140" w:type="dxa"/>
+            </w:tcMar>
           </w:tcPr>
           <w:p>
-            <w:pPr>
-              <w:spacing w:after="160" w:line="278" w:lineRule="auto"/>
-            </w:pPr>
-            <w:r>
-              <w:t>Definisce i DTO (Data Transfer Objects) per richieste,</w:t>
-            </w:r>
-            <w:r>
-              <w:t xml:space="preserve"> </w:t>
-            </w:r>
-            <w:r>
-              <w:t xml:space="preserve">risposte e modelli di business (Views). </w:t>
-            </w:r>
-            <w:r>
-              <w:t xml:space="preserve"> C</w:t>
-            </w:r>
-            <w:r>
-              <w:t>ondiviso tra Client</w:t>
-            </w:r>
-            <w:r>
-              <w:t xml:space="preserve"> </w:t>
-            </w:r>
-            <w:r>
-              <w:t>e Server.</w:t>
+            <w:r>
+              <w:rPr>
+                <w:b/>
+                <w:color w:val="FFFFFF"/>
+                <w:sz w:val="19"/>
+              </w:rPr>
+              <w:t>Package Principale</w:t>
+            </w:r>
+          </w:p>
+        </w:tc>
+        <w:tc>
+          <w:tcPr>
+            <w:tcW w:w="3213" w:type="dxa"/>
+            <w:shd w:val="clear" w:color="auto" w:fill="0F4761"/>
+            <w:tcMar>
+              <w:top w:w="120" w:type="dxa"/>
+              <w:left w:w="140" w:type="dxa"/>
+              <w:bottom w:w="120" w:type="dxa"/>
+              <w:right w:w="140" w:type="dxa"/>
+            </w:tcMar>
+          </w:tcPr>
+          <w:p>
+            <w:r>
+              <w:rPr>
+                <w:b/>
+                <w:color w:val="FFFFFF"/>
+                <w:sz w:val="19"/>
+              </w:rPr>
+              <w:t>Responsabilità Architetturale</w:t>
             </w:r>
           </w:p>
         </w:tc>
       </w:tr>
       <w:tr>
+        <w:trPr>
+          <w:jc w:val="center"/>
+        </w:trPr>
         <w:tc>
           <w:tcPr>
-            <w:tcW w:w="3256" w:type="dxa"/>
+            <w:tcW w:w="3213" w:type="dxa"/>
+            <w:shd w:val="clear" w:color="auto" w:fill="F4F8FA"/>
+            <w:tcMar>
+              <w:top w:w="100" w:type="dxa"/>
+              <w:left w:w="120" w:type="dxa"/>
+              <w:bottom w:w="100" w:type="dxa"/>
+              <w:right w:w="120" w:type="dxa"/>
+            </w:tcMar>
           </w:tcPr>
           <w:p>
-            <w:pPr>
-              <w:spacing w:after="160" w:line="278" w:lineRule="auto"/>
-            </w:pPr>
             <w:r>
               <w:rPr>
                 <w:b/>
-                <w:bCs/>
-              </w:rPr>
-              <w:t xml:space="preserve">Server </w:t>
-            </w:r>
-            <w:r>
-              <w:t>cinemax.serverCM</w:t>
-            </w:r>
-          </w:p>
-          <w:p>
-            <w:pPr>
-              <w:rPr>
-                <w:b/>
-                <w:bCs/>
-              </w:rPr>
-            </w:pPr>
+                <w:sz w:val="18"/>
+              </w:rPr>
+              <w:t>cinemax-contracts</w:t>
+            </w:r>
           </w:p>
         </w:tc>
         <w:tc>
           <w:tcPr>
-            <w:tcW w:w="6372" w:type="dxa"/>
+            <w:tcW w:w="3213" w:type="dxa"/>
+            <w:shd w:val="clear" w:color="auto" w:fill="F4F8FA"/>
+            <w:tcMar>
+              <w:top w:w="100" w:type="dxa"/>
+              <w:left w:w="120" w:type="dxa"/>
+              <w:bottom w:w="100" w:type="dxa"/>
+              <w:right w:w="120" w:type="dxa"/>
+            </w:tcMar>
           </w:tcPr>
           <w:p>
-            <w:pPr>
-              <w:spacing w:after="160" w:line="278" w:lineRule="auto"/>
-            </w:pPr>
-            <w:r>
-              <w:t>Gestisce connessioni TCP, routing dei comandi, logica di</w:t>
-            </w:r>
-            <w:r>
-              <w:t xml:space="preserve"> </w:t>
-            </w:r>
-            <w:r>
-              <w:t>business e livello di persistenza tramite pattern DAO</w:t>
-            </w:r>
-            <w:r>
-              <w:t xml:space="preserve"> </w:t>
-            </w:r>
-            <w:r>
-              <w:t>personalizzati.</w:t>
+            <w:r>
+              <w:rPr>
+                <w:i/>
+                <w:sz w:val="17"/>
+              </w:rPr>
+              <w:t>cinemax.contracts.*</w:t>
             </w:r>
           </w:p>
+        </w:tc>
+        <w:tc>
+          <w:tcPr>
+            <w:tcW w:w="3213" w:type="dxa"/>
+            <w:shd w:val="clear" w:color="auto" w:fill="F4F8FA"/>
+            <w:tcMar>
+              <w:top w:w="100" w:type="dxa"/>
+              <w:left w:w="120" w:type="dxa"/>
+              <w:bottom w:w="100" w:type="dxa"/>
+              <w:right w:w="120" w:type="dxa"/>
+            </w:tcMar>
+          </w:tcPr>
           <w:p>
-            <w:pPr>
-              <w:rPr>
-                <w:b/>
-                <w:bCs/>
-              </w:rPr>
-            </w:pPr>
+            <w:r>
+              <w:rPr>
+                <w:sz w:val="18"/>
+              </w:rPr>
+              <w:t>Definisce i contratti formali, le Marker Interfaces, i DTO di dominio, le Query, i Command e i modelli View. Rappresenta il protocollo comune condiviso tra Client e Server.</w:t>
+            </w:r>
           </w:p>
         </w:tc>
       </w:tr>
       <w:tr>
+        <w:trPr>
+          <w:jc w:val="center"/>
+        </w:trPr>
         <w:tc>
           <w:tcPr>
-            <w:tcW w:w="3256" w:type="dxa"/>
+            <w:tcW w:w="3213" w:type="dxa"/>
+            <w:shd w:val="clear" w:color="auto" w:fill="FFFFFF"/>
+            <w:tcMar>
+              <w:top w:w="100" w:type="dxa"/>
+              <w:left w:w="120" w:type="dxa"/>
+              <w:bottom w:w="100" w:type="dxa"/>
+              <w:right w:w="120" w:type="dxa"/>
+            </w:tcMar>
           </w:tcPr>
           <w:p>
-            <w:pPr>
-              <w:spacing w:after="160" w:line="278" w:lineRule="auto"/>
-            </w:pPr>
             <w:r>
               <w:rPr>
                 <w:b/>
-                <w:bCs/>
-              </w:rPr>
-              <w:t xml:space="preserve">Client </w:t>
-            </w:r>
-            <w:r>
-              <w:t>cinemax.clientCM</w:t>
-            </w:r>
-          </w:p>
-          <w:p>
-            <w:pPr>
-              <w:rPr>
-                <w:b/>
-                <w:bCs/>
-              </w:rPr>
-            </w:pPr>
+                <w:sz w:val="18"/>
+              </w:rPr>
+              <w:t>cinemax-application</w:t>
+            </w:r>
           </w:p>
         </w:tc>
         <w:tc>
           <w:tcPr>
-            <w:tcW w:w="6372" w:type="dxa"/>
+            <w:tcW w:w="3213" w:type="dxa"/>
+            <w:shd w:val="clear" w:color="auto" w:fill="FFFFFF"/>
+            <w:tcMar>
+              <w:top w:w="100" w:type="dxa"/>
+              <w:left w:w="120" w:type="dxa"/>
+              <w:bottom w:w="100" w:type="dxa"/>
+              <w:right w:w="120" w:type="dxa"/>
+            </w:tcMar>
           </w:tcPr>
           <w:p>
-            <w:pPr>
-              <w:spacing w:after="160" w:line="278" w:lineRule="auto"/>
-            </w:pPr>
-            <w:r>
-              <w:t>Interfaccia utente grafica (GUI) sviluppata in Swing.</w:t>
-            </w:r>
-            <w:r>
-              <w:t xml:space="preserve"> </w:t>
-            </w:r>
-            <w:r>
-              <w:t>Gestisce lo stato dell'utente (login) e le visualizzazioni</w:t>
-            </w:r>
-            <w:r>
-              <w:t xml:space="preserve"> </w:t>
-            </w:r>
-            <w:r>
-              <w:t>specifiche per ruolo.</w:t>
+            <w:r>
+              <w:rPr>
+                <w:i/>
+                <w:sz w:val="17"/>
+              </w:rPr>
+              <w:t>cinemax.application.services.*</w:t>
+            </w:r>
+          </w:p>
+        </w:tc>
+        <w:tc>
+          <w:tcPr>
+            <w:tcW w:w="3213" w:type="dxa"/>
+            <w:shd w:val="clear" w:color="auto" w:fill="FFFFFF"/>
+            <w:tcMar>
+              <w:top w:w="100" w:type="dxa"/>
+              <w:left w:w="120" w:type="dxa"/>
+              <w:bottom w:w="100" w:type="dxa"/>
+              <w:right w:w="120" w:type="dxa"/>
+            </w:tcMar>
+          </w:tcPr>
+          <w:p>
+            <w:r>
+              <w:rPr>
+                <w:sz w:val="18"/>
+              </w:rPr>
+              <w:t>Service Layer lato client. Incapsula i servizi applicativi (Façade), l'arricchimento del View-Model, i controlli di validazione (posti e overlap palinsesto), la cifratura delle credenziali e l'infrastruttura TCP (TcpClient).</w:t>
+            </w:r>
+          </w:p>
+        </w:tc>
+      </w:tr>
+      <w:tr>
+        <w:trPr>
+          <w:jc w:val="center"/>
+        </w:trPr>
+        <w:tc>
+          <w:tcPr>
+            <w:tcW w:w="3213" w:type="dxa"/>
+            <w:shd w:val="clear" w:color="auto" w:fill="F4F8FA"/>
+            <w:tcMar>
+              <w:top w:w="100" w:type="dxa"/>
+              <w:left w:w="120" w:type="dxa"/>
+              <w:bottom w:w="100" w:type="dxa"/>
+              <w:right w:w="120" w:type="dxa"/>
+            </w:tcMar>
+          </w:tcPr>
+          <w:p>
+            <w:r>
+              <w:rPr>
+                <w:b/>
+                <w:sz w:val="18"/>
+              </w:rPr>
+              <w:t>cinemax-clientCM</w:t>
+            </w:r>
+          </w:p>
+        </w:tc>
+        <w:tc>
+          <w:tcPr>
+            <w:tcW w:w="3213" w:type="dxa"/>
+            <w:shd w:val="clear" w:color="auto" w:fill="F4F8FA"/>
+            <w:tcMar>
+              <w:top w:w="100" w:type="dxa"/>
+              <w:left w:w="120" w:type="dxa"/>
+              <w:bottom w:w="100" w:type="dxa"/>
+              <w:right w:w="120" w:type="dxa"/>
+            </w:tcMar>
+          </w:tcPr>
+          <w:p>
+            <w:r>
+              <w:rPr>
+                <w:i/>
+                <w:sz w:val="17"/>
+              </w:rPr>
+              <w:t>cinemax.clientCM.*</w:t>
+            </w:r>
+          </w:p>
+        </w:tc>
+        <w:tc>
+          <w:tcPr>
+            <w:tcW w:w="3213" w:type="dxa"/>
+            <w:shd w:val="clear" w:color="auto" w:fill="F4F8FA"/>
+            <w:tcMar>
+              <w:top w:w="100" w:type="dxa"/>
+              <w:left w:w="120" w:type="dxa"/>
+              <w:bottom w:w="100" w:type="dxa"/>
+              <w:right w:w="120" w:type="dxa"/>
+            </w:tcMar>
+          </w:tcPr>
+          <w:p>
+            <w:r>
+              <w:rPr>
+                <w:sz w:val="18"/>
+              </w:rPr>
+              <w:t>Interfaccia utente grafica (GUI Swing). Gestisce la navigazione a schede, lo stato di sessione e le viste differenziate per ruolo (RBAC), invocando esclusivamente i servizi del layer Application.</w:t>
+            </w:r>
+          </w:p>
+        </w:tc>
+      </w:tr>
+      <w:tr>
+        <w:trPr>
+          <w:jc w:val="center"/>
+        </w:trPr>
+        <w:tc>
+          <w:tcPr>
+            <w:tcW w:w="3213" w:type="dxa"/>
+            <w:shd w:val="clear" w:color="auto" w:fill="FFFFFF"/>
+            <w:tcMar>
+              <w:top w:w="100" w:type="dxa"/>
+              <w:left w:w="120" w:type="dxa"/>
+              <w:bottom w:w="100" w:type="dxa"/>
+              <w:right w:w="120" w:type="dxa"/>
+            </w:tcMar>
+          </w:tcPr>
+          <w:p>
+            <w:r>
+              <w:rPr>
+                <w:b/>
+                <w:sz w:val="18"/>
+              </w:rPr>
+              <w:t>cinemax-serverCM</w:t>
+            </w:r>
+          </w:p>
+        </w:tc>
+        <w:tc>
+          <w:tcPr>
+            <w:tcW w:w="3213" w:type="dxa"/>
+            <w:shd w:val="clear" w:color="auto" w:fill="FFFFFF"/>
+            <w:tcMar>
+              <w:top w:w="100" w:type="dxa"/>
+              <w:left w:w="120" w:type="dxa"/>
+              <w:bottom w:w="100" w:type="dxa"/>
+              <w:right w:w="120" w:type="dxa"/>
+            </w:tcMar>
+          </w:tcPr>
+          <w:p>
+            <w:r>
+              <w:rPr>
+                <w:i/>
+                <w:sz w:val="17"/>
+              </w:rPr>
+              <w:t>cinemax.serverCM.*</w:t>
+            </w:r>
+          </w:p>
+        </w:tc>
+        <w:tc>
+          <w:tcPr>
+            <w:tcW w:w="3213" w:type="dxa"/>
+            <w:shd w:val="clear" w:color="auto" w:fill="FFFFFF"/>
+            <w:tcMar>
+              <w:top w:w="100" w:type="dxa"/>
+              <w:left w:w="120" w:type="dxa"/>
+              <w:bottom w:w="100" w:type="dxa"/>
+              <w:right w:w="120" w:type="dxa"/>
+            </w:tcMar>
+          </w:tcPr>
+          <w:p>
+            <w:r>
+              <w:rPr>
+                <w:sz w:val="18"/>
+              </w:rPr>
+              <w:t>Backend transazionale. Gestisce le connessioni TCP concorrenti multithread (ClientHandler), il Request Dispatching verso i relativi DAO e la persistenza relazionale su database PostgreSQL.</w:t>
             </w:r>
           </w:p>
         </w:tc>
@@ -1443,861 +1482,5323 @@
     </w:tbl>
     <w:p>
       <w:pPr>
+        <w:spacing w:after="80" w:line="276" w:lineRule="auto"/>
+      </w:pPr>
+    </w:p>
+    <w:p>
+      <w:pPr>
+        <w:spacing w:after="120" w:line="276" w:lineRule="auto"/>
+      </w:pPr>
+      <w:r>
         <w:rPr>
           <w:b/>
-          <w:bCs/>
-        </w:rPr>
-      </w:pPr>
+        </w:rPr>
+        <w:t xml:space="preserve">Pattern Dependency Injection (Constructor Injection): </w:t>
+      </w:r>
+      <w:r>
+        <w:t>L'intero albero dei componenti adotta sistematicamente il pattern di Dependency Injection tramite costruttore (Constructor Injection): le dipendenze essenziali (come l'istanza condivisa di TcpClient, le connessioni JDBC e le interfacce di callback) vengono passate esplicitamente durante l'inizializzazione delle classi, eliminando l'uso di singleton globali rigidi e favorendo la modularità e la testabilità del codice.</w:t>
+      </w:r>
     </w:p>
     <w:p>
       <w:pPr>
         <w:pStyle w:val="Heading1"/>
-      </w:pPr>
-      <w:bookmarkStart w:id="2" w:name="_Toc238807072"/>
+        <w:spacing w:before="280" w:after="120"/>
+      </w:pPr>
       <w:r>
         <w:lastRenderedPageBreak/>
-        <w:t>3. Modulo Contract (Protocollo)</w:t>
-      </w:r>
-      <w:bookmarkEnd w:id="2"/>
-    </w:p>
-    <w:p>
-      <w:r>
-        <w:t xml:space="preserve">Il package cinemax.contract definisce i contratti formali e i Data Transfer Object (DTO) necessari per la serializzazione e l'interscambio dei dati tra i livelli dell'architettura. Utilizzando l'interfaccia Response, il sistema definisce </w:t>
-      </w:r>
-      <w:r>
-        <w:t>le</w:t>
-      </w:r>
-      <w:r>
-        <w:t xml:space="preserve"> risposte scambiate via rete. </w:t>
-      </w:r>
-    </w:p>
-    <w:p>
-      <w:pPr>
+        <w:t>2.1 Struttura e Diagramma dei Package</w:t>
+      </w:r>
+    </w:p>
+    <w:p>
+      <w:pPr>
+        <w:spacing w:after="120" w:line="276" w:lineRule="auto"/>
+      </w:pPr>
+      <w:r>
+        <w:t>La scomposizione del sistema nei 4 moduli Maven si riflette direttamente nell'organizzazione gerarchica dei package Java. Ogni modulo espone un sotto-albero di package coesi che raggruppano le classi in base alla loro responsabilità architetturale e al pattern applicato.</w:t>
+      </w:r>
+    </w:p>
+    <w:p>
+      <w:pPr>
+        <w:spacing w:after="120" w:line="276" w:lineRule="auto"/>
+      </w:pPr>
+      <w:r>
+        <w:t>Il seguente diagramma UML illustra la struttura completa dei package dell'applicazione, evidenziando il contenuto dei principali layer logici (Contratti, Application, Server, GUI):</w:t>
+      </w:r>
+    </w:p>
+    <w:p>
+      <w:pPr>
+        <w:spacing w:before="160" w:after="80"/>
+        <w:jc w:val="center"/>
+        <w:rPr>
+          <w:i/>
+          <w:color w:val="505050"/>
+          <w:sz w:val="18"/>
+        </w:rPr>
+      </w:pPr>
+      <w:r>
+        <w:rPr>
+          <w:noProof/>
+        </w:rPr>
+        <w:drawing>
+          <wp:inline distT="0" distB="0" distL="0" distR="0" wp14:anchorId="45F7136B" wp14:editId="429EAA58">
+            <wp:extent cx="4818845" cy="6402179"/>
+            <wp:effectExtent l="0" t="0" r="1270" b="0"/>
+            <wp:docPr id="1" name="Picture 1"/>
+            <wp:cNvGraphicFramePr>
+              <a:graphicFrameLocks xmlns:a="http://schemas.openxmlformats.org/drawingml/2006/main" noChangeAspect="1"/>
+            </wp:cNvGraphicFramePr>
+            <a:graphic xmlns:a="http://schemas.openxmlformats.org/drawingml/2006/main">
+              <a:graphicData uri="http://schemas.openxmlformats.org/drawingml/2006/picture">
+                <pic:pic xmlns:pic="http://schemas.openxmlformats.org/drawingml/2006/picture">
+                  <pic:nvPicPr>
+                    <pic:cNvPr id="0" name="diagramma_package.png"/>
+                    <pic:cNvPicPr/>
+                  </pic:nvPicPr>
+                  <pic:blipFill>
+                    <a:blip r:embed="rId8"/>
+                    <a:stretch>
+                      <a:fillRect/>
+                    </a:stretch>
+                  </pic:blipFill>
+                  <pic:spPr>
+                    <a:xfrm>
+                      <a:off x="0" y="0"/>
+                      <a:ext cx="4828305" cy="6414747"/>
+                    </a:xfrm>
+                    <a:prstGeom prst="rect">
+                      <a:avLst/>
+                    </a:prstGeom>
+                  </pic:spPr>
+                </pic:pic>
+              </a:graphicData>
+            </a:graphic>
+          </wp:inline>
+        </w:drawing>
+      </w:r>
+    </w:p>
+    <w:p>
+      <w:pPr>
+        <w:spacing w:before="160" w:after="80"/>
+        <w:jc w:val="center"/>
+      </w:pPr>
+      <w:r>
+        <w:rPr>
+          <w:i/>
+          <w:color w:val="505050"/>
+          <w:sz w:val="18"/>
+        </w:rPr>
+        <w:t>Figura 2.1: Diagramma UML completo dei Package per i 4 Moduli Maven</w:t>
+      </w:r>
+    </w:p>
+    <w:p>
+      <w:pPr>
+        <w:pStyle w:val="Heading1"/>
+        <w:spacing w:before="280" w:after="120"/>
+      </w:pPr>
+      <w:r>
+        <w:lastRenderedPageBreak/>
+        <w:t>3. Modulo Contract (Protocollo &amp; DTO)</w:t>
+      </w:r>
+    </w:p>
+    <w:p>
+      <w:pPr>
+        <w:spacing w:after="120" w:line="276" w:lineRule="auto"/>
+      </w:pPr>
+      <w:r>
+        <w:t>Il modulo cinemax-contracts stabilisce il protocollo formale di comunicazione tra i layer applicativi. Mediante contratti fortemente tipizzati e serializzabili, il modulo definisce la struttura di tutti i messaggi scambiati via rete.</w:t>
+      </w:r>
+    </w:p>
+    <w:p>
+      <w:pPr>
+        <w:pStyle w:val="Heading2"/>
+        <w:spacing w:before="200"/>
+      </w:pPr>
+      <w:r>
+        <w:t>3.1 Organizzazione dei Messaggi: Separazione tra Query e Comandi</w:t>
+      </w:r>
+    </w:p>
+    <w:p>
+      <w:pPr>
+        <w:spacing w:after="120" w:line="276" w:lineRule="auto"/>
+      </w:pPr>
+      <w:r>
+        <w:t>Il protocollo di comunicazione adotta una netta separazione tra i messaggi che rappresentano operazioni di lettura (Query) e quelli che comportano una modifica dello stato del sistema (Command). Ogni richiesta inviata al server è incapsulata in un oggetto tipizzato che appartiene esplicitamente a una delle due categorie:</w:t>
+      </w:r>
+    </w:p>
+    <w:p>
+      <w:pPr>
+        <w:pStyle w:val="ListParagraph"/>
+        <w:spacing w:after="60" w:line="276" w:lineRule="auto"/>
+        <w:ind w:left="360"/>
+      </w:pPr>
+      <w:r>
         <w:rPr>
           <w:b/>
-          <w:bCs/>
-        </w:rPr>
-      </w:pPr>
+        </w:rPr>
+        <w:t xml:space="preserve">•  Query Responses: </w:t>
+      </w:r>
+      <w:r>
+        <w:t>Classi come GetProjectionsResponse, GetProjectionResponse, GetFilmsResponse e GetBookingResponse incapsulano insiemi di dati strutturati (liste di DTO o View) per rispondere a richieste di lettura della UI senza alterare lo stato del sistema.</w:t>
+      </w:r>
+    </w:p>
+    <w:p>
+      <w:pPr>
+        <w:pStyle w:val="ListParagraph"/>
+        <w:spacing w:after="60" w:line="276" w:lineRule="auto"/>
+        <w:ind w:left="360"/>
+      </w:pPr>
+      <w:r>
+        <w:rPr>
+          <w:b/>
+        </w:rPr>
+        <w:t xml:space="preserve">•  Command Responses: </w:t>
+      </w:r>
+      <w:r>
+        <w:t>Classi come StoreBookingResponse, StoreProjectionResponse, StoreUserResponse e DeleteProjectionResponse incapsulano l'esito transazionale di operazioni di inserimento, modifica o cancellazione (restituendo l'ID generato e il flag booleano di successo).</w:t>
+      </w:r>
+    </w:p>
+    <w:p>
+      <w:pPr>
+        <w:pStyle w:val="ListParagraph"/>
+        <w:spacing w:after="60" w:line="276" w:lineRule="auto"/>
+        <w:ind w:left="360"/>
+      </w:pPr>
+      <w:r>
+        <w:rPr>
+          <w:b/>
+        </w:rPr>
+        <w:t xml:space="preserve">•  Gestione dell'Identità: </w:t>
+      </w:r>
+      <w:r>
+        <w:t>I payload GetUserByCredentialResponse e GetUserDetailsResponse incapsulano le credenziali per la validazione della sessione e le informazioni anagrafiche del profilo utente.</w:t>
+      </w:r>
     </w:p>
     <w:p>
       <w:pPr>
         <w:pStyle w:val="Heading2"/>
-      </w:pPr>
-      <w:bookmarkStart w:id="3" w:name="_Toc238807073"/>
-      <w:r>
-        <w:t>3.1 Gestione delle Risposte (DTO)</w:t>
-      </w:r>
-      <w:bookmarkEnd w:id="3"/>
-    </w:p>
-    <w:p>
-      <w:r>
-        <w:t>Il design si ispira ai principi CQRS (Command Query Responsibility Segregation), incapsulando</w:t>
-      </w:r>
-      <w:r>
+        <w:spacing w:before="200"/>
+      </w:pPr>
+      <w:r>
+        <w:t>3.2 View-Model Pattern (Presentation Model)</w:t>
+      </w:r>
+    </w:p>
+    <w:p>
+      <w:pPr>
+        <w:spacing w:after="120" w:line="276" w:lineRule="auto"/>
+      </w:pPr>
+      <w:r>
+        <w:t>Per preservare il disaccoppiamento tra il modello di persistenza e l'interfaccia utente, il sistema introduce il pattern View-Model nel package cinemax.contracts.dto.ui:</w:t>
+      </w:r>
+    </w:p>
+    <w:p>
+      <w:pPr>
+        <w:spacing w:after="120" w:line="276" w:lineRule="auto"/>
+      </w:pPr>
+      <w:r>
+        <w:t>Mentre la classe ProjectionDetails rappresenta il DTO grezzo estratto dal database (contenente solo i posti già prenotati), la classe ProjectionDetailsView funge da modello arricchito per la vista, incorporando la proprietà calcolata totalePostiLiberi. In questo modo la logica di presentazione non altera i contratti di persistenza del dominio.</w:t>
+      </w:r>
+    </w:p>
+    <w:p>
+      <w:pPr>
+        <w:pStyle w:val="Heading2"/>
+        <w:spacing w:before="200"/>
+      </w:pPr>
+      <w:r>
+        <w:t>3.3 Marker Interface Pattern &amp; Interfacce di Categoria</w:t>
+      </w:r>
+    </w:p>
+    <w:p>
+      <w:pPr>
+        <w:spacing w:after="120" w:line="276" w:lineRule="auto"/>
+      </w:pPr>
+      <w:r>
+        <w:t>Oltre alle interfacce marcatore generali (Command, Query, Response), il modulo definisce Marker Interfaces di categoria per ciascun aggregato di dominio:</w:t>
+      </w:r>
+    </w:p>
+    <w:p>
+      <w:pPr>
+        <w:pStyle w:val="ListParagraph"/>
+        <w:spacing w:after="60" w:line="276" w:lineRule="auto"/>
+        <w:ind w:left="360"/>
+        <w:rPr>
+          <w:lang w:val="en-GB"/>
+        </w:rPr>
+      </w:pPr>
+      <w:r>
+        <w:rPr>
+          <w:b/>
+        </w:rPr>
+        <w:t xml:space="preserve">•  BookingRequest: </w:t>
+      </w:r>
+      <w:r>
+        <w:t xml:space="preserve">implementata da tutte le query e comandi relativi alle prenotazioni (es. </w:t>
+      </w:r>
+      <w:proofErr w:type="spellStart"/>
+      <w:r>
+        <w:rPr>
+          <w:lang w:val="en-GB"/>
+        </w:rPr>
+        <w:t>GetBookings</w:t>
+      </w:r>
+      <w:proofErr w:type="spellEnd"/>
+      <w:r>
+        <w:rPr>
+          <w:lang w:val="en-GB"/>
+        </w:rPr>
+        <w:t xml:space="preserve">, </w:t>
+      </w:r>
+      <w:proofErr w:type="spellStart"/>
+      <w:r>
+        <w:rPr>
+          <w:lang w:val="en-GB"/>
+        </w:rPr>
+        <w:t>StoreBooking</w:t>
+      </w:r>
+      <w:proofErr w:type="spellEnd"/>
+      <w:r>
+        <w:rPr>
+          <w:lang w:val="en-GB"/>
+        </w:rPr>
+        <w:t xml:space="preserve">, </w:t>
+      </w:r>
+      <w:proofErr w:type="spellStart"/>
+      <w:r>
+        <w:rPr>
+          <w:lang w:val="en-GB"/>
+        </w:rPr>
+        <w:t>DeleteBooking</w:t>
+      </w:r>
+      <w:proofErr w:type="spellEnd"/>
+      <w:r>
+        <w:rPr>
+          <w:lang w:val="en-GB"/>
+        </w:rPr>
+        <w:t>).</w:t>
+      </w:r>
+    </w:p>
+    <w:p>
+      <w:pPr>
+        <w:pStyle w:val="ListParagraph"/>
+        <w:spacing w:after="60" w:line="276" w:lineRule="auto"/>
+        <w:ind w:left="360"/>
+        <w:rPr>
+          <w:lang w:val="en-GB"/>
+        </w:rPr>
+      </w:pPr>
+      <w:r>
+        <w:rPr>
+          <w:b/>
+          <w:lang w:val="en-GB"/>
+        </w:rPr>
+        <w:t xml:space="preserve">•  </w:t>
+      </w:r>
+      <w:proofErr w:type="spellStart"/>
+      <w:r>
+        <w:rPr>
+          <w:b/>
+          <w:lang w:val="en-GB"/>
+        </w:rPr>
+        <w:t>ProjectionRequest</w:t>
+      </w:r>
+      <w:proofErr w:type="spellEnd"/>
+      <w:r>
+        <w:rPr>
+          <w:b/>
+          <w:lang w:val="en-GB"/>
+        </w:rPr>
+        <w:t xml:space="preserve">: </w:t>
+      </w:r>
+      <w:proofErr w:type="spellStart"/>
+      <w:r>
+        <w:rPr>
+          <w:lang w:val="en-GB"/>
+        </w:rPr>
+        <w:t>implementata</w:t>
+      </w:r>
+      <w:proofErr w:type="spellEnd"/>
+      <w:r>
+        <w:rPr>
+          <w:lang w:val="en-GB"/>
+        </w:rPr>
         <w:t xml:space="preserve"> </w:t>
       </w:r>
-      <w:r>
-        <w:t>l'esito di operazioni e letture in classi specifiche per il dominio (come documentato nei diagrammi</w:t>
-      </w:r>
-      <w:r>
+      <w:proofErr w:type="spellStart"/>
+      <w:r>
+        <w:rPr>
+          <w:lang w:val="en-GB"/>
+        </w:rPr>
+        <w:t>dalle</w:t>
+      </w:r>
+      <w:proofErr w:type="spellEnd"/>
+      <w:r>
+        <w:rPr>
+          <w:lang w:val="en-GB"/>
+        </w:rPr>
         <w:t xml:space="preserve"> </w:t>
       </w:r>
-      <w:r>
-        <w:t>cinemax.contract.responses.png e cinemax.contract.responses.ui.png):</w:t>
-      </w:r>
-    </w:p>
-    <w:p>
+      <w:proofErr w:type="spellStart"/>
+      <w:r>
+        <w:rPr>
+          <w:lang w:val="en-GB"/>
+        </w:rPr>
+        <w:t>operazioni</w:t>
+      </w:r>
+      <w:proofErr w:type="spellEnd"/>
+      <w:r>
+        <w:rPr>
+          <w:lang w:val="en-GB"/>
+        </w:rPr>
+        <w:t xml:space="preserve"> </w:t>
+      </w:r>
+      <w:proofErr w:type="spellStart"/>
+      <w:r>
+        <w:rPr>
+          <w:lang w:val="en-GB"/>
+        </w:rPr>
+        <w:t>sul</w:t>
+      </w:r>
+      <w:proofErr w:type="spellEnd"/>
+      <w:r>
+        <w:rPr>
+          <w:lang w:val="en-GB"/>
+        </w:rPr>
+        <w:t xml:space="preserve"> </w:t>
+      </w:r>
+      <w:proofErr w:type="spellStart"/>
+      <w:r>
+        <w:rPr>
+          <w:lang w:val="en-GB"/>
+        </w:rPr>
+        <w:t>palinsesto</w:t>
+      </w:r>
+      <w:proofErr w:type="spellEnd"/>
+      <w:r>
+        <w:rPr>
+          <w:lang w:val="en-GB"/>
+        </w:rPr>
+        <w:t xml:space="preserve"> (</w:t>
+      </w:r>
+      <w:proofErr w:type="spellStart"/>
+      <w:r>
+        <w:rPr>
+          <w:lang w:val="en-GB"/>
+        </w:rPr>
+        <w:t>GetProjections</w:t>
+      </w:r>
+      <w:proofErr w:type="spellEnd"/>
+      <w:r>
+        <w:rPr>
+          <w:lang w:val="en-GB"/>
+        </w:rPr>
+        <w:t xml:space="preserve">, </w:t>
+      </w:r>
+      <w:proofErr w:type="spellStart"/>
+      <w:r>
+        <w:rPr>
+          <w:lang w:val="en-GB"/>
+        </w:rPr>
+        <w:t>StoreProjection</w:t>
+      </w:r>
+      <w:proofErr w:type="spellEnd"/>
+      <w:r>
+        <w:rPr>
+          <w:lang w:val="en-GB"/>
+        </w:rPr>
+        <w:t xml:space="preserve">, </w:t>
+      </w:r>
+      <w:proofErr w:type="spellStart"/>
+      <w:r>
+        <w:rPr>
+          <w:lang w:val="en-GB"/>
+        </w:rPr>
+        <w:t>DeleteProjection</w:t>
+      </w:r>
+      <w:proofErr w:type="spellEnd"/>
+      <w:r>
+        <w:rPr>
+          <w:lang w:val="en-GB"/>
+        </w:rPr>
+        <w:t xml:space="preserve">, </w:t>
+      </w:r>
+      <w:proofErr w:type="spellStart"/>
+      <w:r>
+        <w:rPr>
+          <w:lang w:val="en-GB"/>
+        </w:rPr>
+        <w:t>ecc</w:t>
+      </w:r>
+      <w:proofErr w:type="spellEnd"/>
+      <w:r>
+        <w:rPr>
+          <w:lang w:val="en-GB"/>
+        </w:rPr>
+        <w:t>.).</w:t>
+      </w:r>
+    </w:p>
+    <w:p>
+      <w:pPr>
+        <w:pStyle w:val="ListParagraph"/>
+        <w:spacing w:after="60" w:line="276" w:lineRule="auto"/>
+        <w:ind w:left="360"/>
+      </w:pPr>
       <w:r>
         <w:rPr>
           <w:b/>
-          <w:bCs/>
-        </w:rPr>
-        <w:t xml:space="preserve">Query Responses: </w:t>
-      </w:r>
-      <w:r>
-        <w:t>Classi come GetProjectionsResponse , GetProjectionResponse,</w:t>
-      </w:r>
-      <w:r>
+        </w:rPr>
+        <w:t xml:space="preserve">•  </w:t>
+      </w:r>
+      <w:proofErr w:type="spellStart"/>
+      <w:r>
+        <w:rPr>
+          <w:b/>
+        </w:rPr>
+        <w:t>UserRequest</w:t>
+      </w:r>
+      <w:proofErr w:type="spellEnd"/>
+      <w:r>
+        <w:rPr>
+          <w:b/>
+        </w:rPr>
+        <w:t xml:space="preserve">: </w:t>
+      </w:r>
+      <w:r>
+        <w:t>implementata dalle richieste di autenticazione e anagrafica utente.</w:t>
+      </w:r>
+    </w:p>
+    <w:p>
+      <w:pPr>
+        <w:pStyle w:val="ListParagraph"/>
+        <w:spacing w:after="60" w:line="276" w:lineRule="auto"/>
+        <w:ind w:left="360"/>
+      </w:pPr>
+      <w:r>
+        <w:rPr>
+          <w:b/>
+        </w:rPr>
+        <w:t xml:space="preserve">•  FilmRequest: </w:t>
+      </w:r>
+      <w:r>
+        <w:t>implementata dalle richieste relative alle schede dei film.</w:t>
+      </w:r>
+    </w:p>
+    <w:p>
+      <w:pPr>
+        <w:spacing w:after="120" w:line="276" w:lineRule="auto"/>
+      </w:pPr>
+      <w:r>
+        <w:lastRenderedPageBreak/>
+        <w:t>Queste interfacce abilitano il dispatching polimorfico sul server, consentendo al gestore di rete di classificare e smistare i messaggi verso il DAO competente senza dipendere da ciascuna specifica classe concreta.</w:t>
+      </w:r>
+    </w:p>
+    <w:p>
+      <w:pPr>
+        <w:pStyle w:val="Heading1"/>
+        <w:spacing w:before="280" w:after="120"/>
+        <w:rPr>
+          <w:lang w:val="en-GB"/>
+        </w:rPr>
+      </w:pPr>
+      <w:r>
+        <w:rPr>
+          <w:lang w:val="en-GB"/>
+        </w:rPr>
+        <w:t>4. Modulo Application (Service Layer &amp; Network Client)</w:t>
+      </w:r>
+    </w:p>
+    <w:p>
+      <w:pPr>
+        <w:spacing w:after="120" w:line="276" w:lineRule="auto"/>
+      </w:pPr>
+      <w:r>
+        <w:t xml:space="preserve">Il modulo </w:t>
+      </w:r>
+      <w:proofErr w:type="spellStart"/>
+      <w:r>
+        <w:t>cinemax-application</w:t>
+      </w:r>
+      <w:proofErr w:type="spellEnd"/>
+      <w:r>
+        <w:t xml:space="preserve"> realizza il livello intermedio (Service Layer) dell'architettura client. Agisce come Façade disaccoppiando l'interfaccia utente grafica dalla gestione del trasporto socket TCP e dalla composizione manuale dei payload di rete.</w:t>
+      </w:r>
+    </w:p>
+    <w:p>
+      <w:pPr>
+        <w:spacing w:before="160" w:after="80"/>
+        <w:jc w:val="center"/>
+      </w:pPr>
+      <w:r>
+        <w:rPr>
+          <w:noProof/>
+        </w:rPr>
+        <w:drawing>
+          <wp:inline distT="0" distB="0" distL="0" distR="0" wp14:anchorId="45172731" wp14:editId="24475E84">
+            <wp:extent cx="5303520" cy="5215128"/>
+            <wp:effectExtent l="0" t="0" r="0" b="0"/>
+            <wp:docPr id="2" name="Picture 2"/>
+            <wp:cNvGraphicFramePr>
+              <a:graphicFrameLocks xmlns:a="http://schemas.openxmlformats.org/drawingml/2006/main" noChangeAspect="1"/>
+            </wp:cNvGraphicFramePr>
+            <a:graphic xmlns:a="http://schemas.openxmlformats.org/drawingml/2006/main">
+              <a:graphicData uri="http://schemas.openxmlformats.org/drawingml/2006/picture">
+                <pic:pic xmlns:pic="http://schemas.openxmlformats.org/drawingml/2006/picture">
+                  <pic:nvPicPr>
+                    <pic:cNvPr id="0" name="image.png"/>
+                    <pic:cNvPicPr/>
+                  </pic:nvPicPr>
+                  <pic:blipFill>
+                    <a:blip r:embed="rId9"/>
+                    <a:stretch>
+                      <a:fillRect/>
+                    </a:stretch>
+                  </pic:blipFill>
+                  <pic:spPr>
+                    <a:xfrm>
+                      <a:off x="0" y="0"/>
+                      <a:ext cx="5303520" cy="5215128"/>
+                    </a:xfrm>
+                    <a:prstGeom prst="rect">
+                      <a:avLst/>
+                    </a:prstGeom>
+                  </pic:spPr>
+                </pic:pic>
+              </a:graphicData>
+            </a:graphic>
+          </wp:inline>
+        </w:drawing>
+      </w:r>
+    </w:p>
+    <w:p>
+      <w:pPr>
+        <w:spacing w:after="240"/>
+        <w:jc w:val="center"/>
+      </w:pPr>
+      <w:r>
+        <w:rPr>
+          <w:i/>
+          <w:color w:val="505050"/>
+          <w:sz w:val="18"/>
+        </w:rPr>
+        <w:t>Figura 4.1: Diagramma delle classi del modulo cinemax-application (cinemax.application.services)</w:t>
+      </w:r>
+    </w:p>
+    <w:p>
+      <w:pPr>
+        <w:pStyle w:val="Heading2"/>
+        <w:spacing w:before="200"/>
+      </w:pPr>
+      <w:r>
+        <w:t>4.1 Infrastruttura di Rete Tipizzata (TcpClient)</w:t>
+      </w:r>
+    </w:p>
+    <w:p>
+      <w:pPr>
+        <w:spacing w:after="120" w:line="276" w:lineRule="auto"/>
+      </w:pPr>
+      <w:r>
+        <w:t>La classe TcpClient centralizza e incapsula la comunicazione point-to-point sincrona su socket TCP:</w:t>
+      </w:r>
+    </w:p>
+    <w:p>
+      <w:pPr>
+        <w:pStyle w:val="ListParagraph"/>
+        <w:spacing w:after="60" w:line="276" w:lineRule="auto"/>
+        <w:ind w:left="360"/>
+      </w:pPr>
+      <w:r>
+        <w:rPr>
+          <w:b/>
+        </w:rPr>
+        <w:t xml:space="preserve">•  Gestione Connessione Socket: </w:t>
+      </w:r>
+      <w:r>
+        <w:t xml:space="preserve">apre una connessione Socket point-to-point verso l'host e porta configurati all'avvio, avvalendosi del costrutto try-with-resources per il </w:t>
+      </w:r>
+      <w:r>
+        <w:lastRenderedPageBreak/>
+        <w:t>rilascio immediato e deterministico dei socket e degli stream ObjectOutputStream e ObjectInputStream.</w:t>
+      </w:r>
+    </w:p>
+    <w:p>
+      <w:pPr>
+        <w:pStyle w:val="ListParagraph"/>
+        <w:spacing w:after="60" w:line="276" w:lineRule="auto"/>
+        <w:ind w:left="360"/>
+      </w:pPr>
+      <w:r>
+        <w:rPr>
+          <w:b/>
+        </w:rPr>
+        <w:t xml:space="preserve">•  Tipizzazione Forte con Generics: </w:t>
+      </w:r>
+      <w:r>
+        <w:t>espone il metodo generico &lt;T extends Response&gt; T sendRequest(Object payload, Class&lt;T&gt; responseClass). Grazie all'uso dei Generics e del casting a runtime (responseClass.cast(...)), il chiamante ottiene un risultato tipizzato a tempo di compilazione senza cast manuali.</w:t>
+      </w:r>
+    </w:p>
+    <w:p>
+      <w:pPr>
+        <w:spacing w:before="160" w:after="40"/>
+      </w:pPr>
+      <w:r>
+        <w:rPr>
+          <w:i/>
+          <w:color w:val="505050"/>
+          <w:sz w:val="18"/>
+        </w:rPr>
+        <w:t>Listato 4.1 – TcpClient.java: metodo sendRequest con Generics e try-with-resources</w:t>
+      </w:r>
+    </w:p>
+    <w:p>
+      <w:pPr>
+        <w:spacing w:before="40" w:after="200"/>
+        <w:ind w:left="288" w:right="288"/>
+        <w:shd w:fill="F0F2F5" w:val="clear"/>
+      </w:pPr>
+      <w:r>
+        <w:rPr>
+          <w:rFonts w:ascii="Consolas" w:hAnsi="Consolas"/>
+          <w:color w:val="142850"/>
+          <w:sz w:val="16"/>
+        </w:rPr>
+        <w:t>// TcpClient.java — metodo sendRequest con Generics e try-with-resources</w:t>
+        <w:br/>
+        <w:t>public &lt;T extends Response&gt; T sendRequest(Object requestPayload, Class&lt;T&gt; responseClass) {</w:t>
+        <w:br/>
+        <w:t xml:space="preserve">    try (Socket socket           = new Socket(host, port);</w:t>
+        <w:br/>
+        <w:t xml:space="preserve">         ObjectOutputStream out  = new ObjectOutputStream(socket.getOutputStream());</w:t>
+        <w:br/>
+        <w:t xml:space="preserve">         ObjectInputStream  in   = new ObjectInputStream(socket.getInputStream())) {</w:t>
+        <w:br/>
+        <w:br/>
+        <w:t xml:space="preserve">        out.writeObject(requestPayload);   // serializzazione del payload</w:t>
+        <w:br/>
+        <w:t xml:space="preserve">        out.flush();</w:t>
+        <w:br/>
+        <w:br/>
+        <w:t xml:space="preserve">        return responseClass.cast(in.readObject());  // cast dinamico tipizzato</w:t>
+        <w:br/>
+        <w:t xml:space="preserve">    } catch (Exception e) {</w:t>
+        <w:br/>
+        <w:t xml:space="preserve">        throw new RuntimeException("Errore di comunicazione TCP", e);</w:t>
+        <w:br/>
+        <w:t xml:space="preserve">    }</w:t>
+        <w:br/>
+        <w:t>}</w:t>
+      </w:r>
+    </w:p>
+    <w:p>
+      <w:pPr>
+        <w:pStyle w:val="ListParagraph"/>
+        <w:spacing w:after="60" w:line="276" w:lineRule="auto"/>
+        <w:ind w:left="360"/>
+      </w:pPr>
+      <w:r>
+        <w:rPr>
+          <w:b/>
+        </w:rPr>
+        <w:t xml:space="preserve">•  Trattamento Eccezioni: </w:t>
+      </w:r>
+      <w:r>
+        <w:t>converte eventuali errori di I/O o di rete in RuntimeException descrittive, semplificando la firma dei metodi nei servizi superiori.</w:t>
+      </w:r>
+    </w:p>
+    <w:p>
+      <w:pPr>
+        <w:pStyle w:val="Heading2"/>
+        <w:spacing w:before="200"/>
+      </w:pPr>
+      <w:r>
+        <w:t>4.2 Servizi di Dominio e Logica Applicativa</w:t>
+      </w:r>
+    </w:p>
+    <w:p>
+      <w:pPr>
+        <w:spacing w:after="120" w:line="276" w:lineRule="auto"/>
+      </w:pPr>
+      <w:r>
+        <w:t>I servizi applicativi espongono metodi di alto livello iniettati con l'istanza di TcpClient:</w:t>
+      </w:r>
+    </w:p>
+    <w:p>
+      <w:pPr>
+        <w:pStyle w:val="ListParagraph"/>
+        <w:spacing w:after="60" w:line="276" w:lineRule="auto"/>
+        <w:ind w:left="360"/>
+      </w:pPr>
+      <w:r>
+        <w:rPr>
+          <w:b/>
+        </w:rPr>
+        <w:t xml:space="preserve">•  UserService &amp; HashBuilder: </w:t>
+      </w:r>
+      <w:r>
+        <w:t>gestisce autenticazione, registrazione (insertUser con ruolo CLIENTE predefinito), aggiornamento profilo e consultazione anagrafica.</w:t>
+      </w:r>
+    </w:p>
+    <w:p>
+      <w:pPr>
+        <w:spacing w:after="80" w:line="276" w:lineRule="auto"/>
+      </w:pPr>
+      <w:r>
+        <w:t>A tutela della sicurezza, le credenziali in chiaro non transitano mai sul canale TCP: la classe UserService si avvale dell'utilità HashBuilder per convertire preventivamente la password in un digest esadecimale MD5 (tramite java.security.MessageDigest) prima di incapsularla nella richiesta di rete (Pre-flight Hashing / Defense in Depth).</w:t>
+      </w:r>
+    </w:p>
+    <w:p>
+      <w:pPr>
+        <w:spacing w:before="160" w:after="40"/>
+      </w:pPr>
+      <w:r>
+        <w:rPr>
+          <w:i/>
+          <w:color w:val="505050"/>
+          <w:sz w:val="18"/>
+        </w:rPr>
+        <w:t>Listato 4.2 – HashBuilder.java: calcolo hash MD5 pre-flight</w:t>
+      </w:r>
+    </w:p>
+    <w:p>
+      <w:pPr>
+        <w:spacing w:before="40" w:after="200"/>
+        <w:ind w:left="288" w:right="288"/>
+        <w:shd w:fill="F0F2F5" w:val="clear"/>
+      </w:pPr>
+      <w:r>
+        <w:rPr>
+          <w:rFonts w:ascii="Consolas" w:hAnsi="Consolas"/>
+          <w:color w:val="142850"/>
+          <w:sz w:val="16"/>
+        </w:rPr>
+        <w:t>// HashBuilder.java — hashing MD5 pre-flight della password</w:t>
+        <w:br/>
+        <w:t>public static String convertToMD5(String input) throws NoSuchAlgorithmException {</w:t>
+        <w:br/>
+        <w:t xml:space="preserve">    MessageDigest md = MessageDigest.getInstance("MD5");</w:t>
+        <w:br/>
+        <w:t xml:space="preserve">    byte[] hashBytes = md.digest(input.getBytes(StandardCharsets.UTF_8));</w:t>
+        <w:br/>
+        <w:t xml:space="preserve">    StringBuilder sb = new StringBuilder();</w:t>
+        <w:br/>
+        <w:t xml:space="preserve">    for (byte b : hashBytes) {</w:t>
+        <w:br/>
+        <w:t xml:space="preserve">        sb.append(String.format("%02x", b));</w:t>
+        <w:br/>
+        <w:t xml:space="preserve">    }</w:t>
+        <w:br/>
+        <w:t xml:space="preserve">    return sb.toString();</w:t>
+        <w:br/>
+        <w:t>}</w:t>
+      </w:r>
+    </w:p>
+    <w:p>
+      <w:pPr>
+        <w:pStyle w:val="ListParagraph"/>
+        <w:spacing w:after="60" w:line="276" w:lineRule="auto"/>
+        <w:ind w:left="360"/>
+      </w:pPr>
+      <w:r>
+        <w:rPr>
+          <w:b/>
+        </w:rPr>
+        <w:t xml:space="preserve">•  ProjectionService: </w:t>
+      </w:r>
+      <w:r>
+        <w:t>orchestra il palinsesto cinematografico e applica le regole di business prima dell'inoltro al server:</w:t>
+      </w:r>
+    </w:p>
+    <w:p>
+      <w:pPr>
+        <w:spacing w:after="80" w:line="276" w:lineRule="auto"/>
+      </w:pPr>
+      <w:r>
+        <w:t>• Arricchimento del View-Model: converte i DTO ProjectionDetails in oggetti ProjectionDetailsView calcolando dinamicamente i posti residui (maxAvailableSeats - totalePostiPrenotati).</w:t>
+      </w:r>
+      <w:r>
+        <w:br/>
+        <w:t>• Validazione sovrapposizioni orarie (IsTheProjectionOverlap): prima dell'inserimento o aggiornamento di una proiezione, recupera la durata del film da FilmService e verifica con GetProjectionsByRangeDate che l'intervallo [dataOra - 30 min, dataOra + durata + 30 min] non si sovrapponga a spettacoli già programmati nella sala monosala, sollevando un'eccezione preventiva in caso di conflitto.</w:t>
+      </w:r>
+    </w:p>
+    <w:p>
+      <w:pPr>
+        <w:pStyle w:val="ListParagraph"/>
+        <w:spacing w:after="60" w:line="276" w:lineRule="auto"/>
+        <w:ind w:left="360"/>
+      </w:pPr>
+      <w:r>
+        <w:rPr>
+          <w:b/>
+        </w:rPr>
+        <w:t xml:space="preserve">•  BookingService: </w:t>
+      </w:r>
+      <w:r>
+        <w:t>gestisce il ciclo di vita delle prenotazioni (ricerca, storico, prenotazioni odierne, inserimento, modifica e cancellazione). Include il metodo isBookingValid per validare preventivamente che il numero di posti richiesti non ecceda la disponibilità residua.</w:t>
+      </w:r>
+    </w:p>
+    <w:p>
+      <w:pPr>
+        <w:pStyle w:val="ListParagraph"/>
+        <w:spacing w:after="60" w:line="276" w:lineRule="auto"/>
+        <w:ind w:left="360"/>
+      </w:pPr>
+      <w:r>
+        <w:rPr>
+          <w:b/>
+        </w:rPr>
+        <w:t xml:space="preserve">•  FilmService: </w:t>
+      </w:r>
+      <w:r>
+        <w:t>espone i metodi per la ricerca e consultazione delle schede film presenti a catalogo (getFilmsByTitle, getFilmById).</w:t>
+      </w:r>
+    </w:p>
+    <w:p>
+      <w:pPr>
+        <w:pStyle w:val="Heading1"/>
+        <w:spacing w:before="280" w:after="120"/>
+      </w:pPr>
+      <w:r>
+        <w:t>5. Modulo Server e Logica Dati</w:t>
+      </w:r>
+    </w:p>
+    <w:p>
+      <w:pPr>
+        <w:spacing w:after="120" w:line="276" w:lineRule="auto"/>
+      </w:pPr>
+      <w:r>
+        <w:t>Il modulo cinemax-serverCM costituisce il backend transazionale del sistema, deputato all'ascolto delle connessioni concorrenti, all'instradamento delle richieste e alla persistenza su database PostgreSQL.</w:t>
+      </w:r>
+    </w:p>
+    <w:p>
+      <w:pPr>
+        <w:pStyle w:val="Heading2"/>
+        <w:spacing w:before="200"/>
+      </w:pPr>
+      <w:r>
+        <w:lastRenderedPageBreak/>
+        <w:t>5.1 Connettività Multithreading e Prevenzione Deadlock</w:t>
+      </w:r>
+    </w:p>
+    <w:p>
+      <w:pPr>
+        <w:spacing w:after="120" w:line="276" w:lineRule="auto"/>
+      </w:pPr>
+      <w:r>
+        <w:t>L'entry point ServerMain avvia il ServerSocket sulla porta di ascolto. Per ogni connessione TCP in ingresso, viene istanziato un ClientHandler in esecuzione su un thread dedicato (implementando Runnable), garantendo l'isolamento dell'I/O bloccante per ciascun client connesso.</w:t>
+      </w:r>
+    </w:p>
+    <w:p>
+      <w:pPr>
+        <w:spacing w:after="120" w:line="276" w:lineRule="auto"/>
+      </w:pPr>
+      <w:r>
+        <w:rPr>
+          <w:b/>
+        </w:rPr>
+        <w:t xml:space="preserve">Prevenzione Deadlock di Handshake Socket: </w:t>
+      </w:r>
+      <w:r>
+        <w:t>All'apertura dei flussi di comunicazione in ClientHandler, viene eseguito preventivamente un flush dell'ObjectOutputStream (oos.flush()) prima di porsi in ascolto su ObjectInputStream. Tale accorgimento invia immediatamente l'header dello stream di serializzazione Java ed evita il deadlock di handshake tipico della comunicazione socket a oggetti in Java.</w:t>
+      </w:r>
+    </w:p>
+    <w:p>
+      <w:pPr>
+        <w:pStyle w:val="Heading2"/>
+        <w:spacing w:before="200"/>
+      </w:pPr>
+      <w:r>
+        <w:t>5.2 Request Dispatcher &amp; Strategy Resolver Pattern</w:t>
+      </w:r>
+    </w:p>
+    <w:p>
+      <w:pPr>
+        <w:spacing w:after="120" w:line="276" w:lineRule="auto"/>
+      </w:pPr>
+      <w:r>
+        <w:t>La classe ClientHandler agisce da Request Dispatcher tra lo stream di rete e lo strato di accesso ai dati. Attraverso il metodo getEntityDao(request, connection), implementa uno Strategy Resolver / Factory che sfrutta le Marker Interfaces per istanziare e restituire dinamicamente il DAO competente:</w:t>
+      </w:r>
+    </w:p>
+    <w:p>
+      <w:pPr>
+        <w:pStyle w:val="ListParagraph"/>
+        <w:spacing w:after="60" w:line="276" w:lineRule="auto"/>
+        <w:ind w:left="360"/>
+      </w:pPr>
+      <w:r>
+        <w:rPr>
+          <w:b/>
+        </w:rPr>
+        <w:t xml:space="preserve">•  Palinsesto: </w:t>
+      </w:r>
+      <w:r>
+        <w:t>ProjectionRequest -&gt; istanzia ed esegue ProjectionDao</w:t>
+      </w:r>
+    </w:p>
+    <w:p>
+      <w:pPr>
+        <w:pStyle w:val="ListParagraph"/>
+        <w:spacing w:after="60" w:line="276" w:lineRule="auto"/>
+        <w:ind w:left="360"/>
+      </w:pPr>
+      <w:r>
+        <w:rPr>
+          <w:b/>
+        </w:rPr>
+        <w:t xml:space="preserve">•  Utenti: </w:t>
+      </w:r>
+      <w:r>
+        <w:t>UserRequest -&gt; istanzia ed esegue UserDao</w:t>
+      </w:r>
+    </w:p>
+    <w:p>
+      <w:pPr>
+        <w:pStyle w:val="ListParagraph"/>
+        <w:spacing w:after="60" w:line="276" w:lineRule="auto"/>
+        <w:ind w:left="360"/>
+      </w:pPr>
+      <w:r>
+        <w:rPr>
+          <w:b/>
+        </w:rPr>
+        <w:t xml:space="preserve">•  Prenotazioni: </w:t>
+      </w:r>
+      <w:r>
+        <w:t>BookingRequest -&gt; istanzia ed esegue BookingDao</w:t>
+      </w:r>
+    </w:p>
+    <w:p>
+      <w:pPr>
+        <w:pStyle w:val="ListParagraph"/>
+        <w:spacing w:after="60" w:line="276" w:lineRule="auto"/>
+        <w:ind w:left="360"/>
+      </w:pPr>
+      <w:r>
+        <w:rPr>
+          <w:b/>
+        </w:rPr>
+        <w:t xml:space="preserve">•  Catalogo Film: </w:t>
+      </w:r>
+      <w:r>
+        <w:t>FilmRequest -&gt; istanzia ed esegue FilmDao</w:t>
+      </w:r>
+    </w:p>
+    <w:p>
+      <w:pPr>
+        <w:pStyle w:val="Heading2"/>
+        <w:spacing w:before="200"/>
+        <w:rPr>
+          <w:lang w:val="en-GB"/>
+        </w:rPr>
+      </w:pPr>
+      <w:r>
+        <w:rPr>
+          <w:lang w:val="en-GB"/>
+        </w:rPr>
+        <w:t>5.3 Pattern DAO (Data Access Object)</w:t>
+      </w:r>
+    </w:p>
+    <w:p>
+      <w:pPr>
+        <w:spacing w:after="120" w:line="276" w:lineRule="auto"/>
+      </w:pPr>
+      <w:r>
+        <w:t>L'accesso ai dati è astratto dall'interfaccia generica Dao che espone due macro-operazioni allineate a CQRS:</w:t>
+      </w:r>
+    </w:p>
+    <w:p>
+      <w:pPr>
+        <w:pStyle w:val="ListParagraph"/>
+        <w:spacing w:after="60" w:line="276" w:lineRule="auto"/>
+        <w:ind w:left="360"/>
+      </w:pPr>
+      <w:r>
+        <w:rPr>
+          <w:b/>
+        </w:rPr>
+        <w:t xml:space="preserve">•  find(req: Query): Response — </w:t>
+      </w:r>
+      <w:r>
+        <w:t>per l'esecuzione di letture e interrogazioni dal database relazionale.</w:t>
+      </w:r>
+    </w:p>
+    <w:p>
+      <w:pPr>
+        <w:pStyle w:val="ListParagraph"/>
+        <w:spacing w:after="60" w:line="276" w:lineRule="auto"/>
+        <w:ind w:left="360"/>
+      </w:pPr>
+      <w:r>
+        <w:rPr>
+          <w:b/>
+        </w:rPr>
+        <w:t xml:space="preserve">•  execute(req: Command): Response — </w:t>
+      </w:r>
+      <w:r>
+        <w:t>per l'esecuzione di comandi di inserimento, aggiornamento e cancellazione transazionale.</w:t>
+      </w:r>
+    </w:p>
+    <w:p>
+      <w:pPr>
+        <w:pStyle w:val="Heading2"/>
+        <w:spacing w:before="200"/>
+        <w:rPr>
+          <w:lang w:val="en-GB"/>
+        </w:rPr>
+      </w:pPr>
+      <w:r>
+        <w:rPr>
+          <w:lang w:val="en-GB"/>
+        </w:rPr>
+        <w:t>5.4 Utilities SQL, Pattern Builder &amp; Data Mapper (</w:t>
+      </w:r>
+      <w:proofErr w:type="spellStart"/>
+      <w:r>
+        <w:rPr>
+          <w:lang w:val="en-GB"/>
+        </w:rPr>
+        <w:t>RowMapper</w:t>
+      </w:r>
+      <w:proofErr w:type="spellEnd"/>
+      <w:r>
+        <w:rPr>
+          <w:lang w:val="en-GB"/>
+        </w:rPr>
+        <w:t>)</w:t>
+      </w:r>
+    </w:p>
+    <w:p>
+      <w:pPr>
+        <w:spacing w:after="120" w:line="276" w:lineRule="auto"/>
+      </w:pPr>
+      <w:r>
+        <w:t>Il modulo adotta una combinazione di pattern per garantire massima sicurezza e flessibilità nell'interazione JDBC:</w:t>
+      </w:r>
+    </w:p>
+    <w:p>
+      <w:pPr>
+        <w:pStyle w:val="ListParagraph"/>
+        <w:spacing w:after="60" w:line="276" w:lineRule="auto"/>
+        <w:ind w:left="360"/>
+      </w:pPr>
+      <w:r>
+        <w:rPr>
+          <w:b/>
+        </w:rPr>
+        <w:t xml:space="preserve">•  Pattern Builder per SQL: </w:t>
+      </w:r>
+      <w:r>
+        <w:t>le classi SqlQueryBuilder, SqlInsertBuilder, SqlUpdateBuilder e SqlDeleteBuilder forniscono una fluent interface per la generazione modulare di istruzioni SQL, estraendo automaticamente i parametri posizionali ed eliminando i rischi di SQL Injection.</w:t>
+      </w:r>
+    </w:p>
+    <w:p>
+      <w:pPr>
+        <w:spacing w:before="160" w:after="40"/>
+      </w:pPr>
+      <w:r>
+        <w:rPr>
+          <w:i/>
+          <w:color w:val="505050"/>
+          <w:sz w:val="18"/>
+        </w:rPr>
+        <w:t>Listato 5.2 – SqlQueryBuilder.java: composizione dinamica di query con filtri opzionali</w:t>
+      </w:r>
+    </w:p>
+    <w:p>
+      <w:pPr>
+        <w:spacing w:before="40" w:after="200"/>
+        <w:ind w:left="288" w:right="288"/>
+        <w:shd w:fill="F0F2F5" w:val="clear"/>
+      </w:pPr>
+      <w:r>
+        <w:rPr>
+          <w:rFonts w:ascii="Consolas" w:hAnsi="Consolas"/>
+          <w:color w:val="142850"/>
+          <w:sz w:val="16"/>
+        </w:rPr>
+        <w:t>// SqlQueryBuilder.java — builder fluente per query SQL dinamiche</w:t>
+        <w:br/>
+        <w:t>SqlQueryBuilder builder = new SqlQueryBuilder(</w:t>
+        <w:br/>
+        <w:t xml:space="preserve">        "SELECT * FROM public.\"Proiezioni_pianificate\"")</w:t>
+        <w:br/>
+        <w:t xml:space="preserve">    .and("titolofilm ILIKE ?",          "%" + titolo + "%")</w:t>
+        <w:br/>
+        <w:t xml:space="preserve">    .and("genere ILIKE ?",              genere)</w:t>
+        <w:br/>
+        <w:t xml:space="preserve">    .and("data_ora_proiezione &gt;= ?",    dataInizio)</w:t>
+        <w:br/>
+        <w:t xml:space="preserve">    .and("prezzo_biglietto &lt;= ?",       prezzoMax);</w:t>
+        <w:br/>
+        <w:br/>
+        <w:t>String sql    = builder.getSql();     // WHERE applicato solo ai filtri non nulli</w:t>
+        <w:br/>
+        <w:t>List&lt;Object&gt; params = builder.getParams();</w:t>
+        <w:br/>
+        <w:t>// I parametri null/vuoti/zero vengono automaticamente ignorati dal builder</w:t>
+      </w:r>
+    </w:p>
+    <w:p>
+      <w:pPr>
+        <w:pStyle w:val="ListParagraph"/>
+        <w:spacing w:after="60" w:line="276" w:lineRule="auto"/>
+        <w:ind w:left="360"/>
+      </w:pPr>
+      <w:r>
+        <w:rPr>
+          <w:b/>
+        </w:rPr>
+        <w:t xml:space="preserve">•  DbHelper: </w:t>
+      </w:r>
+      <w:r>
+        <w:t>la classe di utilità DbHelper automatizza la preparazione dei PreparedStatement e la chiusura delle risorse JDBC.</w:t>
+      </w:r>
+    </w:p>
+    <w:p>
+      <w:pPr>
+        <w:spacing w:before="160" w:after="40"/>
+      </w:pPr>
+      <w:r>
+        <w:rPr>
+          <w:i/>
+          <w:color w:val="505050"/>
+          <w:sz w:val="18"/>
+        </w:rPr>
+        <w:t>Listato 5.3 – DbHelper.java: executeQuery con PreparedStatement e RowMapper</w:t>
+      </w:r>
+    </w:p>
+    <w:p>
+      <w:pPr>
+        <w:spacing w:before="40" w:after="200"/>
+        <w:ind w:left="288" w:right="288"/>
+        <w:shd w:fill="F0F2F5" w:val="clear"/>
+      </w:pPr>
+      <w:r>
+        <w:rPr>
+          <w:rFonts w:ascii="Consolas" w:hAnsi="Consolas"/>
+          <w:color w:val="142850"/>
+          <w:sz w:val="16"/>
+        </w:rPr>
+        <w:t>// DbHelper.java — esecuzione query con RowMapper (pattern Data Mapper)</w:t>
+        <w:br/>
+        <w:t>public static &lt;T&gt; List&lt;T&gt; executeQuery(</w:t>
+        <w:br/>
+        <w:t xml:space="preserve">        Connection conn, String sql,</w:t>
+        <w:br/>
+        <w:t xml:space="preserve">        List&lt;Object&gt; params, RowMapper&lt;T&gt; mapper) throws SQLException {</w:t>
+        <w:br/>
+        <w:br/>
+        <w:t xml:space="preserve">    List&lt;T&gt; results = new ArrayList&lt;&gt;();</w:t>
+        <w:br/>
+        <w:t xml:space="preserve">    try (PreparedStatement pstmt = conn.prepareStatement(sql)) {</w:t>
+        <w:br/>
+        <w:t xml:space="preserve">        for (int i = 0; i &lt; params.size(); i++) {</w:t>
+        <w:br/>
+        <w:t xml:space="preserve">            pstmt.setObject(i + 1, params.get(i));</w:t>
+        <w:br/>
+        <w:t xml:space="preserve">        }</w:t>
+        <w:br/>
+        <w:t xml:space="preserve">        try (ResultSet rs = pstmt.executeQuery()) {</w:t>
+        <w:br/>
+        <w:t xml:space="preserve">            while (rs.next()) {</w:t>
+        <w:br/>
+        <w:t xml:space="preserve">                results.add(mapper.mapRow(rs));  // delega la mappatura alla lambda</w:t>
+        <w:br/>
+        <w:t xml:space="preserve">            }</w:t>
+        <w:br/>
+        <w:t xml:space="preserve">        }</w:t>
+        <w:br/>
+        <w:t xml:space="preserve">    }</w:t>
+        <w:br/>
+        <w:t xml:space="preserve">    return results;</w:t>
+        <w:br/>
+        <w:t>}</w:t>
+      </w:r>
+    </w:p>
+    <w:p>
+      <w:pPr>
+        <w:pStyle w:val="ListParagraph"/>
+        <w:spacing w:after="60" w:line="276" w:lineRule="auto"/>
+        <w:ind w:left="360"/>
+      </w:pPr>
+      <w:r>
+        <w:rPr>
+          <w:b/>
+        </w:rPr>
+        <w:t xml:space="preserve">•  Data Mapper con RowMapper e Lambdas: </w:t>
+      </w:r>
+      <w:r>
+        <w:t xml:space="preserve">l'interfaccia funzionale @FunctionalInterface RowMapper&lt;T&gt; implementa il pattern Data Mapper. Tramite </w:t>
+      </w:r>
+      <w:r>
+        <w:lastRenderedPageBreak/>
+        <w:t>espressioni Lambda, permette di mappare ciascuna riga di un ResultSet JDBC in un oggetto di dominio o DTO tipizzato, assicurando codice compatto, modulare ed esente da boilerplate.</w:t>
+      </w:r>
+    </w:p>
+    <w:p>
+      <w:pPr>
+        <w:spacing w:before="160" w:after="40"/>
+      </w:pPr>
+      <w:r>
+        <w:rPr>
+          <w:i/>
+          <w:color w:val="505050"/>
+          <w:sz w:val="18"/>
+        </w:rPr>
+        <w:t>Listato 5.1 – RowMapper.java: interfaccia funzionale e utilizzo con lambda</w:t>
+      </w:r>
+    </w:p>
+    <w:p>
+      <w:pPr>
+        <w:spacing w:before="40" w:after="200"/>
+        <w:ind w:left="288" w:right="288"/>
+        <w:shd w:fill="F0F2F5" w:val="clear"/>
+      </w:pPr>
+      <w:r>
+        <w:rPr>
+          <w:rFonts w:ascii="Consolas" w:hAnsi="Consolas"/>
+          <w:color w:val="142850"/>
+          <w:sz w:val="16"/>
+        </w:rPr>
+        <w:t>// RowMapper.java — interfaccia funzionale generica per il Data Mapper</w:t>
+        <w:br/>
+        <w:t>@FunctionalInterface</w:t>
+        <w:br/>
+        <w:t>public interface RowMapper&lt;T&gt; {</w:t>
+        <w:br/>
+        <w:t xml:space="preserve">    T mapRow(ResultSet rs) throws SQLException;</w:t>
+        <w:br/>
+        <w:t>}</w:t>
+        <w:br/>
+        <w:br/>
+        <w:t>// Utilizzo con lambda in ProjectionDao (esempio):</w:t>
+        <w:br/>
+        <w:t>RowMapper&lt;ProjectionDetailsView&gt; mapper = rs -&gt; new ProjectionDetailsView(</w:t>
+        <w:br/>
+        <w:t xml:space="preserve">    rs.getInt("id_proiezione"),</w:t>
+        <w:br/>
+        <w:t xml:space="preserve">    rs.getString("titolofilm"),</w:t>
+        <w:br/>
+        <w:t xml:space="preserve">    rs.getString("genere"),</w:t>
+        <w:br/>
+        <w:t xml:space="preserve">    rs.getTimestamp("data_ora_proiezione").toLocalDateTime(),</w:t>
+        <w:br/>
+        <w:t xml:space="preserve">    rs.getBigDecimal("prezzo_biglietto"),</w:t>
+        <w:br/>
+        <w:t xml:space="preserve">    rs.getLong("totale_posti_prenotati")</w:t>
+        <w:br/>
+        <w:t>);</w:t>
+      </w:r>
+    </w:p>
+    <w:p>
+      <w:pPr>
+        <w:pStyle w:val="Heading1"/>
+        <w:spacing w:before="280" w:after="120"/>
+      </w:pPr>
+      <w:r>
+        <w:t>6. Modulo Client (Interfaccia Grafica Swing)</w:t>
+      </w:r>
+    </w:p>
+    <w:p>
+      <w:pPr>
+        <w:spacing w:after="120" w:line="276" w:lineRule="auto"/>
+      </w:pPr>
+      <w:r>
+        <w:t>Il modulo cinemax-clientCM realizza il frontend dell'applicazione in Java Swing, strutturato per gestire reattivamente lo stato dell'utente e la navigazione basata sui ruoli.</w:t>
+      </w:r>
+    </w:p>
+    <w:p>
+      <w:pPr>
+        <w:pStyle w:val="Heading2"/>
+        <w:spacing w:before="200"/>
+      </w:pPr>
+      <w:r>
+        <w:t>6.1 Container Principali e Navigazione</w:t>
+      </w:r>
+    </w:p>
+    <w:p>
+      <w:pPr>
+        <w:spacing w:after="120" w:line="276" w:lineRule="auto"/>
+        <w:rPr>
+          <w:lang w:val="en-GB"/>
+        </w:rPr>
+      </w:pPr>
+      <w:r>
+        <w:t xml:space="preserve">L'entry point Cinemaxhome inizializza il JFrame principale e i componenti di navigazione. </w:t>
+      </w:r>
+      <w:r>
+        <w:rPr>
+          <w:lang w:val="en-GB"/>
+        </w:rPr>
+        <w:t xml:space="preserve">Il layout centrale è </w:t>
+      </w:r>
+      <w:proofErr w:type="spellStart"/>
+      <w:r>
+        <w:rPr>
+          <w:lang w:val="en-GB"/>
+        </w:rPr>
+        <w:t>demandato</w:t>
+      </w:r>
+      <w:proofErr w:type="spellEnd"/>
+      <w:r>
+        <w:rPr>
+          <w:lang w:val="en-GB"/>
+        </w:rPr>
+        <w:t xml:space="preserve"> a </w:t>
+      </w:r>
+      <w:proofErr w:type="spellStart"/>
+      <w:r>
+        <w:rPr>
+          <w:lang w:val="en-GB"/>
+        </w:rPr>
+        <w:t>TabPanel</w:t>
+      </w:r>
+      <w:proofErr w:type="spellEnd"/>
+      <w:r>
+        <w:rPr>
+          <w:lang w:val="en-GB"/>
+        </w:rPr>
+        <w:t xml:space="preserve"> (</w:t>
+      </w:r>
+      <w:proofErr w:type="spellStart"/>
+      <w:r>
+        <w:rPr>
+          <w:lang w:val="en-GB"/>
+        </w:rPr>
+        <w:t>JTabbedPane</w:t>
+      </w:r>
+      <w:proofErr w:type="spellEnd"/>
+      <w:r>
+        <w:rPr>
+          <w:lang w:val="en-GB"/>
+        </w:rPr>
+        <w:t xml:space="preserve">), </w:t>
+      </w:r>
+      <w:proofErr w:type="spellStart"/>
+      <w:r>
+        <w:rPr>
+          <w:lang w:val="en-GB"/>
+        </w:rPr>
+        <w:t>che</w:t>
+      </w:r>
+      <w:proofErr w:type="spellEnd"/>
+      <w:r>
+        <w:rPr>
+          <w:lang w:val="en-GB"/>
+        </w:rPr>
         <w:t xml:space="preserve"> </w:t>
       </w:r>
-      <w:r>
-        <w:t>GetFilmsResponse e GetBookingResponse restituiscono insiemi di dati strutturati (es.</w:t>
-      </w:r>
-      <w:r>
+      <w:proofErr w:type="spellStart"/>
+      <w:r>
+        <w:rPr>
+          <w:lang w:val="en-GB"/>
+        </w:rPr>
+        <w:t>coordina</w:t>
+      </w:r>
+      <w:proofErr w:type="spellEnd"/>
+      <w:r>
+        <w:rPr>
+          <w:lang w:val="en-GB"/>
+        </w:rPr>
         <w:t xml:space="preserve"> </w:t>
       </w:r>
-      <w:r>
-        <w:t>liste di ProjectionDetailsView o FilmDetails).</w:t>
-      </w:r>
-    </w:p>
-    <w:p>
+      <w:proofErr w:type="spellStart"/>
+      <w:r>
+        <w:rPr>
+          <w:lang w:val="en-GB"/>
+        </w:rPr>
+        <w:t>i</w:t>
+      </w:r>
+      <w:proofErr w:type="spellEnd"/>
+      <w:r>
+        <w:rPr>
+          <w:lang w:val="en-GB"/>
+        </w:rPr>
+        <w:t xml:space="preserve"> </w:t>
+      </w:r>
+      <w:proofErr w:type="spellStart"/>
+      <w:r>
+        <w:rPr>
+          <w:lang w:val="en-GB"/>
+        </w:rPr>
+        <w:t>pannelli</w:t>
+      </w:r>
+      <w:proofErr w:type="spellEnd"/>
+      <w:r>
+        <w:rPr>
+          <w:lang w:val="en-GB"/>
+        </w:rPr>
+        <w:t xml:space="preserve"> </w:t>
+      </w:r>
+      <w:proofErr w:type="spellStart"/>
+      <w:r>
+        <w:rPr>
+          <w:lang w:val="en-GB"/>
+        </w:rPr>
+        <w:t>operativi</w:t>
+      </w:r>
+      <w:proofErr w:type="spellEnd"/>
+      <w:r>
+        <w:rPr>
+          <w:lang w:val="en-GB"/>
+        </w:rPr>
+        <w:t xml:space="preserve">: </w:t>
+      </w:r>
+      <w:proofErr w:type="spellStart"/>
+      <w:r>
+        <w:rPr>
+          <w:lang w:val="en-GB"/>
+        </w:rPr>
+        <w:t>SearchProjection</w:t>
+      </w:r>
+      <w:proofErr w:type="spellEnd"/>
+      <w:r>
+        <w:rPr>
+          <w:lang w:val="en-GB"/>
+        </w:rPr>
+        <w:t xml:space="preserve">, </w:t>
+      </w:r>
+      <w:proofErr w:type="spellStart"/>
+      <w:r>
+        <w:rPr>
+          <w:lang w:val="en-GB"/>
+        </w:rPr>
+        <w:t>SearchBooking</w:t>
+      </w:r>
+      <w:proofErr w:type="spellEnd"/>
+      <w:r>
+        <w:rPr>
+          <w:lang w:val="en-GB"/>
+        </w:rPr>
+        <w:t xml:space="preserve">, </w:t>
+      </w:r>
+      <w:proofErr w:type="spellStart"/>
+      <w:r>
+        <w:rPr>
+          <w:lang w:val="en-GB"/>
+        </w:rPr>
+        <w:t>SearchBookingCurrentDay</w:t>
+      </w:r>
+      <w:proofErr w:type="spellEnd"/>
+      <w:r>
+        <w:rPr>
+          <w:lang w:val="en-GB"/>
+        </w:rPr>
+        <w:t xml:space="preserve"> e </w:t>
+      </w:r>
+      <w:proofErr w:type="spellStart"/>
+      <w:r>
+        <w:rPr>
+          <w:lang w:val="en-GB"/>
+        </w:rPr>
+        <w:t>SearchProjectionHistory</w:t>
+      </w:r>
+      <w:proofErr w:type="spellEnd"/>
+      <w:r>
+        <w:rPr>
+          <w:lang w:val="en-GB"/>
+        </w:rPr>
+        <w:t>.</w:t>
+      </w:r>
+    </w:p>
+    <w:p>
+      <w:pPr>
+        <w:pStyle w:val="Heading2"/>
+        <w:spacing w:before="200"/>
+      </w:pPr>
+      <w:r>
+        <w:t>6.2 Role-Based Access Control (RBAC) &amp; State Pattern nella GUI</w:t>
+      </w:r>
+    </w:p>
+    <w:p>
+      <w:pPr>
+        <w:spacing w:after="120" w:line="276" w:lineRule="auto"/>
+      </w:pPr>
+      <w:r>
+        <w:t>Il componente TabPanel opera come una macchina a stati guidata dal ruolo dell'utente (Ruolo.CLIENTE, Ruolo.BIGLIETTAIO, Ruolo.PROIEZIONISTA o utente anonimo/ospite):</w:t>
+      </w:r>
+    </w:p>
+    <w:p>
+      <w:pPr>
+        <w:spacing w:after="120" w:line="276" w:lineRule="auto"/>
+      </w:pPr>
+      <w:r>
+        <w:t>All'atto del login o logout (metodi setPanelForUserLogged / setPanelForUserUnlogged), il pannello ricostruisce dinamicamente i tab visibili e abilita/disabilita le funzionalità consentite, garantendo che le operazioni amministrative (es. modifica palinsesto o consultazione storico prenotazioni) siano accessibili unicamente agli utenti con opportuni privilegi.</w:t>
+      </w:r>
+    </w:p>
+    <w:p>
+      <w:pPr>
+        <w:spacing w:before="160" w:after="40"/>
+      </w:pPr>
+      <w:r>
+        <w:rPr>
+          <w:i/>
+          <w:color w:val="505050"/>
+          <w:sz w:val="18"/>
+        </w:rPr>
+        <w:t>Listato 6.1 – TabPanel.java: riconfigurazione RBAC delle schede per ruolo</w:t>
+      </w:r>
+    </w:p>
+    <w:p>
+      <w:pPr>
+        <w:spacing w:before="40" w:after="200"/>
+        <w:ind w:left="288" w:right="288"/>
+        <w:shd w:fill="F0F2F5" w:val="clear"/>
+      </w:pPr>
+      <w:r>
+        <w:rPr>
+          <w:rFonts w:ascii="Consolas" w:hAnsi="Consolas"/>
+          <w:color w:val="142850"/>
+          <w:sz w:val="16"/>
+        </w:rPr>
+        <w:t>// TabPanel.java — RBAC: riconfigurazione schede in base al ruolo utente</w:t>
+        <w:br/>
+        <w:t>public void aggiornaTabPerRuolo() {</w:t>
+        <w:br/>
+        <w:t xml:space="preserve">    tabbedPane.removeAll();</w:t>
+        <w:br/>
+        <w:br/>
+        <w:t xml:space="preserve">    // Tab sempre visibile (anche per ospiti non autenticati)</w:t>
+        <w:br/>
+        <w:t xml:space="preserve">    searchProjection = new SearchProjection(this, tcpClient);</w:t>
+        <w:br/>
+        <w:t xml:space="preserve">    tabbedPane.addTab("Ricerca proiezioni", searchProjection);</w:t>
+        <w:br/>
+        <w:br/>
+        <w:t xml:space="preserve">    if (user != null &amp;&amp; user.getRuolo() != null) {</w:t>
+        <w:br/>
+        <w:t xml:space="preserve">        if (user.getRuolo() == Ruolo.BIGLIETTAIO) {</w:t>
+        <w:br/>
+        <w:t xml:space="preserve">            tabbedPane.addTab("Ricerca prenotazioni",  new SearchBooking(tcpClient));</w:t>
+        <w:br/>
+        <w:t xml:space="preserve">            tabbedPane.addTab("Prenotazioni di oggi",  new SearchBookingCurrentDay(tcpClient));</w:t>
+        <w:br/>
+        <w:t xml:space="preserve">        }</w:t>
+        <w:br/>
+        <w:t xml:space="preserve">        if (user.getRuolo() == Ruolo.CLIENTE) {</w:t>
+        <w:br/>
+        <w:t xml:space="preserve">            tabbedPane.addTab("Le tue prenotazioni",   new ClientBooking(user, tcpClient));</w:t>
+        <w:br/>
+        <w:t xml:space="preserve">        }</w:t>
+        <w:br/>
+        <w:t xml:space="preserve">        if (user.getRuolo() == Ruolo.PROIEZIONISTA) {</w:t>
+        <w:br/>
+        <w:t xml:space="preserve">            tabbedPane.addTab("Inserisci proiezione",  new ProiezionistaChangeProjection(tcpClient));</w:t>
+        <w:br/>
+        <w:t xml:space="preserve">            tabbedPane.addTab("Storico proiezioni",    new SearchProjectionHistory(tcpClient));</w:t>
+        <w:br/>
+        <w:t xml:space="preserve">        }</w:t>
+        <w:br/>
+        <w:t xml:space="preserve">    }</w:t>
+        <w:br/>
+        <w:t xml:space="preserve">    tabbedPane.revalidate();</w:t>
+        <w:br/>
+        <w:t>}</w:t>
+      </w:r>
+    </w:p>
+    <w:p>
+      <w:pPr>
+        <w:pStyle w:val="Heading2"/>
+        <w:spacing w:before="200"/>
+      </w:pPr>
+      <w:r>
+        <w:t>6.3 Viste e Dialoghi Modali per Ruolo</w:t>
+      </w:r>
+    </w:p>
+    <w:p>
+      <w:pPr>
+        <w:spacing w:after="120" w:line="276" w:lineRule="auto"/>
+      </w:pPr>
+      <w:r>
+        <w:t>La consultazione e modifica dei dettagli avviene tramite finestre di dialogo modali specializzate (JDialog):</w:t>
+      </w:r>
+    </w:p>
+    <w:p>
+      <w:pPr>
+        <w:pStyle w:val="ListParagraph"/>
+        <w:spacing w:after="60" w:line="276" w:lineRule="auto"/>
+        <w:ind w:left="360"/>
+      </w:pPr>
       <w:r>
         <w:rPr>
           <w:b/>
-          <w:bCs/>
-        </w:rPr>
-        <w:t xml:space="preserve">Command Responses: </w:t>
-      </w:r>
-      <w:r>
-        <w:t>Classi come StoreBookingResponse,</w:t>
-      </w:r>
-      <w:r>
+        </w:rPr>
+        <w:t xml:space="preserve">•  DettaglioProiezioneProiezionistaDialog: </w:t>
+      </w:r>
+      <w:r>
+        <w:t>interfaccia per il personale di sala con campi editabili e azioni di inserimento, modifica o cancellazione dello spettacolo.</w:t>
+      </w:r>
+    </w:p>
+    <w:p>
+      <w:pPr>
+        <w:pStyle w:val="ListParagraph"/>
+        <w:spacing w:after="60" w:line="276" w:lineRule="auto"/>
+        <w:ind w:left="360"/>
+      </w:pPr>
+      <w:r>
+        <w:rPr>
+          <w:b/>
+        </w:rPr>
+        <w:t xml:space="preserve">•  DettaglioPrenotazioneBigliettaioDialog: </w:t>
+      </w:r>
+      <w:r>
+        <w:t>interfaccia per il bigliettaio con consultazione dettagliata della prenotazione ed emissione titoli.</w:t>
+      </w:r>
+    </w:p>
+    <w:p>
+      <w:pPr>
+        <w:pStyle w:val="ListParagraph"/>
+        <w:spacing w:after="60" w:line="276" w:lineRule="auto"/>
+        <w:ind w:left="360"/>
+      </w:pPr>
+      <w:r>
+        <w:rPr>
+          <w:b/>
+        </w:rPr>
+        <w:t xml:space="preserve">•  DettaglioProiezioneClienteDialog: </w:t>
+      </w:r>
+      <w:r>
+        <w:t>dialogo per il cliente per la selezione del numero di posti e il salvataggio della prenotazione.</w:t>
+      </w:r>
+    </w:p>
+    <w:p>
+      <w:pPr>
+        <w:pStyle w:val="Heading2"/>
+        <w:spacing w:before="200"/>
+      </w:pPr>
+      <w:r>
+        <w:t>6.4 Pattern Callback (Observer / Listener)</w:t>
+      </w:r>
+    </w:p>
+    <w:p>
+      <w:pPr>
+        <w:spacing w:after="120" w:line="276" w:lineRule="auto"/>
+      </w:pPr>
+      <w:r>
+        <w:t>Il disaccoppiamento tra i componenti grafici è garantito dal pattern Callback:</w:t>
+      </w:r>
+    </w:p>
+    <w:p>
+      <w:pPr>
+        <w:pStyle w:val="ListParagraph"/>
+        <w:spacing w:after="60" w:line="276" w:lineRule="auto"/>
+        <w:ind w:left="360"/>
+      </w:pPr>
+      <w:r>
+        <w:rPr>
+          <w:b/>
+        </w:rPr>
+        <w:t xml:space="preserve">•  LoginCallBack: </w:t>
+      </w:r>
+      <w:r>
+        <w:t>notifica a TabPanel l'esito dell'autenticazione per ricalibrare l'interfaccia.</w:t>
+      </w:r>
+    </w:p>
+    <w:p>
+      <w:pPr>
+        <w:pStyle w:val="ListParagraph"/>
+        <w:spacing w:after="60" w:line="276" w:lineRule="auto"/>
+        <w:ind w:left="360"/>
+      </w:pPr>
+      <w:r>
+        <w:rPr>
+          <w:b/>
+        </w:rPr>
+        <w:t xml:space="preserve">•  SelezioneProjectionCallBack &amp; SelezioneBookingCallBack: </w:t>
+      </w:r>
+      <w:r>
+        <w:t>consentono alle griglie tabellari di notificare l'evento di selezione al pannello genitore senza dipendere dalle classi concrete dei dialoghi di dettaglio.</w:t>
+      </w:r>
+    </w:p>
+    <w:p>
+      <w:pPr>
+        <w:spacing w:before="160" w:after="40"/>
+      </w:pPr>
+      <w:r>
+        <w:rPr>
+          <w:i/>
+          <w:color w:val="505050"/>
+          <w:sz w:val="18"/>
+        </w:rPr>
+        <w:t>Listato 6.2 – SelezioneProjectionCallBack.java: Pattern Callback come interfaccia funzionale</w:t>
+      </w:r>
+    </w:p>
+    <w:p>
+      <w:pPr>
+        <w:spacing w:before="40" w:after="200"/>
+        <w:ind w:left="288" w:right="288"/>
+        <w:shd w:fill="F0F2F5" w:val="clear"/>
+      </w:pPr>
+      <w:r>
+        <w:rPr>
+          <w:rFonts w:ascii="Consolas" w:hAnsi="Consolas"/>
+          <w:color w:val="142850"/>
+          <w:sz w:val="16"/>
+        </w:rPr>
+        <w:t>// SelezioneProjectionCallBack.java — interfaccia @FunctionalInterface per il Pattern Callback</w:t>
+        <w:br/>
+        <w:t>public interface SelezioneProjectionCallBack {</w:t>
+        <w:br/>
+        <w:t xml:space="preserve">    void onSelezione(ProjectionDetailsView projectionDetails);  // selezione avvenuta</w:t>
+        <w:br/>
+        <w:t xml:space="preserve">    void offSelezione(String errorMessage);                      // deselezione / errore</w:t>
+        <w:br/>
+        <w:t>}</w:t>
+        <w:br/>
+        <w:br/>
+        <w:t>// Utilizzo in TabPanel (implementazione inline):</w:t>
+        <w:br/>
+        <w:t>// TabPanel implements SelezioneProjectionCallBack, LoginCallBack</w:t>
+        <w:br/>
+        <w:t>// SearchProjection riceve 'this' (TabPanel) come callback, senza dipendere</w:t>
+        <w:br/>
+        <w:t>// dalla classe concreta di chi gestirà l'evento.</w:t>
+      </w:r>
+    </w:p>
+    <w:p>
+      <w:pPr>
+        <w:pStyle w:val="Heading1"/>
+        <w:spacing w:before="280" w:after="120"/>
+      </w:pPr>
+      <w:r>
+        <w:lastRenderedPageBreak/>
+        <w:t>7. Ambiente di Sviluppo (Java 25 &amp; Maven)</w:t>
+      </w:r>
+    </w:p>
+    <w:p>
+      <w:pPr>
+        <w:spacing w:after="120" w:line="276" w:lineRule="auto"/>
+      </w:pPr>
+      <w:r>
+        <w:t>L'adozione di Java 25 garantisce l'utilizzo delle funzionalità moderne della piattaforma Java:</w:t>
+      </w:r>
+    </w:p>
+    <w:p>
+      <w:pPr>
+        <w:pStyle w:val="ListParagraph"/>
+        <w:spacing w:after="60" w:line="276" w:lineRule="auto"/>
+        <w:ind w:left="360"/>
+      </w:pPr>
+      <w:r>
+        <w:rPr>
+          <w:b/>
+        </w:rPr>
+        <w:t xml:space="preserve">•  Virtual Threads: </w:t>
+      </w:r>
+      <w:r>
+        <w:t>gestione scalabile ed efficiente dei thread concorrenti per le connessioni di rete;</w:t>
+      </w:r>
+    </w:p>
+    <w:p>
+      <w:pPr>
+        <w:pStyle w:val="ListParagraph"/>
+        <w:spacing w:after="60" w:line="276" w:lineRule="auto"/>
+        <w:ind w:left="360"/>
+      </w:pPr>
+      <w:r>
+        <w:rPr>
+          <w:b/>
+        </w:rPr>
+        <w:t xml:space="preserve">•  Pattern Matching: </w:t>
+      </w:r>
+      <w:r>
+        <w:t>Pattern matching avanzato per switch e istanze di tipo;</w:t>
+      </w:r>
+    </w:p>
+    <w:p>
+      <w:pPr>
+        <w:pStyle w:val="ListParagraph"/>
+        <w:spacing w:after="60" w:line="276" w:lineRule="auto"/>
+        <w:ind w:left="360"/>
+      </w:pPr>
+      <w:r>
+        <w:rPr>
+          <w:b/>
+        </w:rPr>
+        <w:t xml:space="preserve">•  Record e Sealed Types: </w:t>
+      </w:r>
+      <w:r>
+        <w:t>modularità e sicurezza avanzata sui tipi nei DTO di protocollo.</w:t>
+      </w:r>
+    </w:p>
+    <w:p>
+      <w:pPr>
+        <w:spacing w:after="120" w:line="276" w:lineRule="auto"/>
+      </w:pPr>
+      <w:r>
+        <w:t>L'impiego di Apache Maven e l'architettura multi-modulo nel pom.xml consentono di:</w:t>
+      </w:r>
+    </w:p>
+    <w:p>
+      <w:pPr>
+        <w:pStyle w:val="ListParagraph"/>
+        <w:spacing w:after="60" w:line="276" w:lineRule="auto"/>
+        <w:ind w:left="360"/>
+      </w:pPr>
+      <w:r>
+        <w:rPr>
+          <w:b/>
+        </w:rPr>
+        <w:t xml:space="preserve">•  Dependency Management: </w:t>
+      </w:r>
+      <w:r>
+        <w:t>Gestire in modo centralizzato e trasparente dipendenze (driver PostgreSQL 42.7.3) e configurazioni di build;</w:t>
+      </w:r>
+    </w:p>
+    <w:p>
+      <w:pPr>
+        <w:pStyle w:val="ListParagraph"/>
+        <w:spacing w:after="60" w:line="276" w:lineRule="auto"/>
+        <w:ind w:left="360"/>
+      </w:pPr>
+      <w:r>
+        <w:rPr>
+          <w:b/>
+        </w:rPr>
+        <w:t xml:space="preserve">•  Modularità: </w:t>
+      </w:r>
+      <w:r>
+        <w:t>Strutturare i moduli cinemax-contracts, cinemax-application, cinemax-serverCM e cinemax-clientCM come artefatti indipendenti e riusabili;</w:t>
+      </w:r>
+    </w:p>
+    <w:p>
+      <w:pPr>
+        <w:pStyle w:val="ListParagraph"/>
+        <w:spacing w:after="60" w:line="276" w:lineRule="auto"/>
+        <w:ind w:left="360"/>
+      </w:pPr>
+      <w:r>
+        <w:rPr>
+          <w:b/>
+        </w:rPr>
+        <w:t xml:space="preserve">•  Packaging: </w:t>
+      </w:r>
+      <w:r>
+        <w:t>Generare automaticamente tramite maven-shade-plugin i pacchetti JAR eseguibili e auto-contenuti (serverCM.jar e clientCM.jar) pronti all'esecuzione.</w:t>
+      </w:r>
+    </w:p>
+    <w:p>
+      <w:r>
+        <w:br w:type="page"/>
+      </w:r>
+    </w:p>
+    <w:p>
+      <w:pPr>
+        <w:pStyle w:val="Heading1"/>
+        <w:spacing w:before="280" w:after="120"/>
+      </w:pPr>
+      <w:r>
+        <w:lastRenderedPageBreak/>
+        <w:t>8. Progettazione della Base di Dati</w:t>
+      </w:r>
+    </w:p>
+    <w:p>
+      <w:r>
+        <w:t>5. PROGETTAZIONE DELLA BASE DI DATI</w:t>
+      </w:r>
+    </w:p>
+    <w:p>
+      <w:r>
+        <w:t xml:space="preserve">8.1 Analisi dei Requisiti </w:t>
+      </w:r>
+    </w:p>
+    <w:p>
+      <w:r>
+        <w:t>La base di dati dbCM costituisce il fulcro informativo della piattaforma CineMax. Al fine di garantire la corretta persistenza e l'integrità referenziale dei dati elaborati dall'architettura distribuita Client/Server, si rende necessaria un'analisi sistematica e formalizzata dei requisiti applicativi, seguita dall'esplicitazione delle assunzioni ingegneristiche sul dominio di interesse.</w:t>
+      </w:r>
+    </w:p>
+    <w:p>
+      <w:r>
+        <w:t>8.1.1 Classificazione dei Requisiti Funzionali</w:t>
+      </w:r>
+    </w:p>
+    <w:p>
+      <w:r>
+        <w:t>La modellazione della base di dati deve supportare i casi d'uso e le interazioni previste per i diversi profili utente definiti dalle specifiche di progetto:</w:t>
+      </w:r>
+    </w:p>
+    <w:p>
+      <w:r>
+        <w:t>A. Utenti Non Registrati (Guest / Ospiti)</w:t>
+      </w:r>
+    </w:p>
+    <w:p>
+      <w:r>
+        <w:t>Consultazione delle proiezioni programmate: Gli utenti anonimi devono poter effettuare ricerche mirate sulle proiezioni programmate. La ricerca (cercaProiezione) deve consentire l'applicazione di filtri singoli o combinati per titolo del film (anche parziale), genere, intervallo temporale di programmazione e fascia di prezzo del biglietto.</w:t>
+      </w:r>
+    </w:p>
+    <w:p>
+      <w:r>
+        <w:t>Visualizzazione Dettagli: Selezionata una proiezione, il sistema deve mostrare i dati del film (titolo, genere, regista, anno, durata ed età minima raccomandata), la data e ora dello spettacolo, il costo del biglietto e il numero di posti liberi residui.</w:t>
+      </w:r>
+    </w:p>
+    <w:p>
+      <w:r>
+        <w:t>Registrazione Cliente: Un ospite deve potersi registrare alla piattaforma inserendo tutti i propri dati anagrafici e di contatto.</w:t>
+      </w:r>
+    </w:p>
+    <w:p>
+      <w:r>
+        <w:t>B. Clienti Registrati</w:t>
+      </w:r>
+    </w:p>
+    <w:p>
+      <w:r>
+        <w:t>Gestione delle Prenotazioni: Previa autenticazione tramite username e password, il cliente può prenotare un numero specifico di posti per una determinata proiezione. All'atto della creazione (creaPrenotazione), il sistema genera un codice univoco di prenotazione associato alla transazione.</w:t>
+      </w:r>
+    </w:p>
+    <w:p>
+      <w:r>
+        <w:t>Consultazione delle Prenotazioni: Il cliente ha accesso esclusivo all'elenco delle proprie prenotazioni associate a spettacoli futuri, a partire dalla data odierna.</w:t>
+      </w:r>
+    </w:p>
+    <w:p>
+      <w:r>
+        <w:t>Modifica Prenotazione: È consentito variare la data di una prenotazione esistente (modificaPrenotazione), a condizione restrittiva che sia la data d'origine della proiezione sia la nuova data proposta siano successive alla data corrente.</w:t>
+      </w:r>
+    </w:p>
+    <w:p>
+      <w:r>
+        <w:t>Cancellazione Prenotazione: Un cliente può cancellare una prenotazione effettuata (eliminaPrenotazione) solo ed esclusivamente se la proiezione di riferimento è antecedente alla data odierna.</w:t>
+      </w:r>
+    </w:p>
+    <w:p>
+      <w:r>
+        <w:lastRenderedPageBreak/>
+        <w:t xml:space="preserve">C. Proiezionisti </w:t>
+      </w:r>
+    </w:p>
+    <w:p>
+      <w:r>
+        <w:t>Gestione Palinsesto delle Proiezioni: Gli utenti proiezionisti possono inserire a sistema una nuova proiezione per un determinato film, definendone data, ora e costo del biglietto (aggiungiProiezione), assicurando la non-sovrapposizione temporale con altri spettacoli.</w:t>
+      </w:r>
+    </w:p>
+    <w:p>
+      <w:r>
+        <w:t>Variazione e Rimozione: È permessa la modifica della data di una proiezione esistente (modificaProiezione) o la sua completa eliminazione (eliminaProiezione) se e solo se per quella specifica proiezione non è ancora stata registrata alcuna prenotazione da parte dei clienti.</w:t>
+      </w:r>
+    </w:p>
+    <w:p>
+      <w:r>
+        <w:t>Visualizzazione Reportistica: Possono consultare sia le proiezioni pianificate (future) sia lo storico dei palinsesti passati.</w:t>
+      </w:r>
+    </w:p>
+    <w:p>
+      <w:r>
+        <w:t>D. Bigliettai</w:t>
+      </w:r>
+    </w:p>
+    <w:p>
+      <w:r>
+        <w:t>Verifica in Cassa: Il bigliettaio è preposto alla ricerca delle prenotazioni inserite dai clienti tramite il relativo codice univoco o mediante filtri anagrafici (nome/cognome cliente), titolo del film o intervallo di date.</w:t>
+      </w:r>
+    </w:p>
+    <w:p>
+      <w:r>
+        <w:t>Monitoraggio Giornaliero: Ha la facoltà di visualizzare l'elenco completo di tutte le prenotazioni relative agli spettacoli della giornata odierna.</w:t>
+      </w:r>
+    </w:p>
+    <w:p>
+      <w:r>
+        <w:t>8.1.2 Assunzioni sul Dominio e Regole di Business</w:t>
+      </w:r>
+    </w:p>
+    <w:p>
+      <w:r>
+        <w:t>Al fine di risolvere ambiguità descrittive e tradurre i requisiti informativi in vincoli strutturali per lo schema relazionale PostgreSQL, sono state stabilite le seguenti assunzioni:</w:t>
+      </w:r>
+    </w:p>
+    <w:p>
+      <w:r>
+        <w:t>Il cinema è una struttura monosala con una capienza massima e fissa di 200 posti per singola proiezione. Pertanto, nessuna operazione di prenotazione o somma di prenotazioni concorrenti per uno spettacolo può eccedere questo limite.</w:t>
+      </w:r>
+    </w:p>
+    <w:p>
+      <w:r>
+        <w:t>Lo username scelto in fase di registrazione identifica univocamente ogni utente nel sistema. Non sono ammessi due utenti registrati con la medesima credenziale di accesso.</w:t>
+      </w:r>
+    </w:p>
+    <w:p>
+      <w:r>
+        <w:t>Come richiesto dalle specifiche di progetto, le password degli utenti devono essere “cifrate”, verranno quindi memorizzate in un campo stringa sotto forma di hash MD5.</w:t>
+      </w:r>
+    </w:p>
+    <w:p>
+      <w:r>
+        <w:t>Nella tabella degli utenti, l'attributo data_nascita è classificato come facoltativo e può assumere valore NULL. Al contrario, gli attributi nome, cognome, password, domicilio e tipo sono obbligatori, quindi non possono essere NULL.</w:t>
+      </w:r>
+    </w:p>
+    <w:p>
+      <w:r>
+        <w:t>Il database deve contenere un set iniziale di utenze pre-registrate composto da almeno 2 proiezionisti e 5 bigliettai. A questo scopo è necessario predisporre uno script di preload per gli utenti.</w:t>
+      </w:r>
+    </w:p>
+    <w:p>
+      <w:r>
+        <w:t xml:space="preserve">Il numero di posti liberi per una proiezione non viene memorizzato come attributo statico nella tabella proiezione, per evitare ridondanze e anomalie di aggiornamento. Esso viene derivato dinamicamente calcolando la differenza tra la capienza fissa (200) e la somma dei </w:t>
+      </w:r>
+      <w:r>
+        <w:lastRenderedPageBreak/>
+        <w:t>posti correntemente occupati dalle prenotazioni registrate per quella proiezione: Posti Liberi = 200 – sum(numero_posti)</w:t>
+      </w:r>
+    </w:p>
+    <w:p>
+      <w:r>
+        <w:t>Il costo totale di una prenotazione non costituisce un campo del database. Viene calcolato dinamicamente tramite operazione di join, moltiplicando il numero di biglietti prenotati per il costo unitario stabilito per la proiezione associata: Costo Totale = (numero_posti) * (costo_biglietto)</w:t>
+      </w:r>
+    </w:p>
+    <w:p>
+      <w:r>
+        <w:t>Non è possibile programmare due proiezioni in contemporanea, poiché la sala è unica. Ogni nuova proiezione deve rispettare un intervallo di tempo libero rispetto a quelle esistenti pari alla durata del film associato più un buffer tecnico di sicurezza 30 minuti per il deflusso del pubblico e la pulizia della sala.</w:t>
+      </w:r>
+    </w:p>
+    <w:p>
+      <w:r>
+        <w:t>8.1.3 Analisi delle possibili concorrenze</w:t>
+      </w:r>
+    </w:p>
+    <w:p>
+      <w:r>
+        <w:t>Nell'applicazione CineMax più client possono accedere e modificare simultaneamente le stesse risorse condivisibili, quindi è necessario imporre requisiti stringenti in termini di isolamento e atomicità delle transazioni.</w:t>
+      </w:r>
+    </w:p>
+    <w:p>
+      <w:r>
+        <w:t>Il database PostgreSQL deve operare con livelli di isolamento adeguati (transazioni in modalità SERIALIZABLE sul DB) per garantire che l'operazione di verifica della disponibilità e la contestuale scrittura della prenotazione avvengano in modo strettamente atomico, prevenendo stati incoerenti di overbooking.</w:t>
+      </w:r>
+    </w:p>
+    <w:p>
+      <w:r>
+        <w:t>8.2 Progettazione Concettuale</w:t>
+      </w:r>
+    </w:p>
+    <w:p>
+      <w:r>
+        <w:t>8.2.1 Dizionario delle Entità</w:t>
+      </w:r>
+    </w:p>
+    <w:p>
+      <w:r>
+        <w:t>Di seguito vengono analizzate le entità individuate per la piattaforma CineMax, specificando per ciascuna il significato, i relativi attributi concettuali e la scelta dell'identificatore univoco:</w:t>
+      </w:r>
+    </w:p>
+    <w:p>
+      <w:r>
+        <w:t>1. Entità UTENTE</w:t>
+      </w:r>
+    </w:p>
+    <w:p>
+      <w:r>
+        <w:t>Rappresenta qualsiasi soggetto registrato all'interno del sistema CineMax e abilitato a effettuare l'autenticazione lato client.</w:t>
+      </w:r>
+    </w:p>
+    <w:p>
+      <w:r>
+        <w:t>Username: Stringa di caratteri. Identifica in modo univoco e non replicabile ogni singolo utente. Identificatore Primario.</w:t>
+      </w:r>
+    </w:p>
+    <w:p>
+      <w:r>
+        <w:t>Password: Stringa di caratteri alfanumerici derivante dall'applicazione di un algoritmo di hashing a senso unico MD5 per garantire la riservatezza delle credenziali. Non può essere un valore nullo.</w:t>
+      </w:r>
+    </w:p>
+    <w:p>
+      <w:r>
+        <w:t>Nome: Stringa di caratteri. Non può essere un valore nullo.</w:t>
+      </w:r>
+    </w:p>
+    <w:p>
+      <w:r>
+        <w:t>Cognome: Stringa di caratteri. Non può essere un valore nullo.</w:t>
+      </w:r>
+    </w:p>
+    <w:p>
+      <w:r>
+        <w:t>Data di Nascita: Valore di tipo Data, rappresenta un attributo facoltativo, potrebbe essere utile per abilitare eventuali controlli legati alle restrizioni di età dei film.</w:t>
+      </w:r>
+    </w:p>
+    <w:p>
+      <w:r>
+        <w:lastRenderedPageBreak/>
+        <w:t>Indirizzo: Stringa alfanumerica. Non può essere un valore nullo.</w:t>
+      </w:r>
+    </w:p>
+    <w:p>
+      <w:r>
+        <w:t>L’Entità contiene anche una generalizzazione totale esclusiva: l’utente può essere di tre tipi (Cliente, Proiezionista, Bigliettaio) e tutti gli utenti appartengono a uno di questi tre tipi.</w:t>
+      </w:r>
+    </w:p>
+    <w:p>
+      <w:r>
+        <w:t>2. Entità PROIEZIONE</w:t>
+      </w:r>
+    </w:p>
+    <w:p>
+      <w:r>
+        <w:t>Esprime la pianificazione oraria in cui un determinato film viene proiettato.</w:t>
+      </w:r>
+    </w:p>
+    <w:p>
+      <w:r>
+        <w:t>Data_Ora: Valore Timestamp completo (data e ora minuti secondi) indicante l'avvio pianificato della proiezione. Identificatore primario.</w:t>
+      </w:r>
+    </w:p>
+    <w:p>
+      <w:r>
+        <w:t>Costo: Valore decimale non negativo che esprime il costo unitario stabilito per l'acquisto del singolo biglietto di quella specifica proiezione. Non può essere un valore nullo.</w:t>
+      </w:r>
+    </w:p>
+    <w:p>
+      <w:r>
+        <w:t>Film: Attributo complesso: contiene le caratteristiche del film (titolo, genere, regista, anno, età minima, durata).</w:t>
+      </w:r>
+    </w:p>
+    <w:p>
+      <w:r>
+        <w:t>4. Entità PRENOTAZIONE</w:t>
+      </w:r>
+    </w:p>
+    <w:p>
+      <w:r>
+        <w:t>Modella la prenotazione di posti effettuata da un cliente per una specifica proiezione a palinsesto.</w:t>
+      </w:r>
+    </w:p>
+    <w:p>
+      <w:r>
+        <w:t>Cod_Prenotazione: Valore intero positivo progressivo. Identificatore Primario.</w:t>
+      </w:r>
+    </w:p>
+    <w:p>
+      <w:r>
+        <w:t>Num_Posti: Valore intero positivo che specifica il numero di biglietti della stessa prenotazione. Non può essere un valore nullo.</w:t>
+      </w:r>
+    </w:p>
+    <w:p>
+      <w:r>
+        <w:t>8.2.2 Dizionario delle Associazioni</w:t>
+      </w:r>
+    </w:p>
+    <w:p>
+      <w:r>
+        <w:t xml:space="preserve">2. Associazione tra Utente e Prenotazione (Acquista_Proiezione): </w:t>
+      </w:r>
+    </w:p>
+    <w:p>
+      <w:r>
+        <w:t>Cardinalità per Utente (0:N): Un utente può non aver mai effettuato una prenotazione, oppure può averne fatte molte. Solo gli utenti registrati con ruolo uguale a “cliente” possono partecipare a questa relazione.</w:t>
+      </w:r>
+    </w:p>
+    <w:p>
+      <w:r>
+        <w:t>Cardinalità per Prenotazione-Utente (1:1): Ogni prenotazione emessa deve riferirsi a un solo Utente. Non sono supportate prenotazioni aggregate tra più utenti o prenotazioni effettuate in forma totalmente anonima senza associazione di account.</w:t>
+      </w:r>
+    </w:p>
+    <w:p>
+      <w:r>
+        <w:t>3. Associazione tra Proiezione e Prenotazione (Pianifica_Proiezione):</w:t>
+      </w:r>
+    </w:p>
+    <w:p>
+      <w:r>
+        <w:t xml:space="preserve">Cardinalità per Proiezione (1:1): Una proiezione può avere una sola pianificazione. </w:t>
+      </w:r>
+    </w:p>
+    <w:p>
+      <w:r>
+        <w:t xml:space="preserve">Cardinalità per Prenotazione (0:N): Ogni Proiezione pianificata può avere da nessuna a un numero di prenotazioni fino al riempimento dei 200 posti disponibili. </w:t>
+      </w:r>
+    </w:p>
+    <w:p>
+      <w:r>
+        <w:t xml:space="preserve">5.2.3 Diagramma Entità-Relazione </w:t>
+      </w:r>
+    </w:p>
+    <w:p>
+      <w:r>
+        <w:t>Simboli grafici utilizzati:</w:t>
+      </w:r>
+    </w:p>
+    <w:p>
+      <w:r>
+        <w:t>5.2.4 Vincoli di Integrità Concettuale non Espressi Graficamente</w:t>
+      </w:r>
+    </w:p>
+    <w:p>
+      <w:r>
+        <w:lastRenderedPageBreak/>
+        <w:t>• Entità:</w:t>
+      </w:r>
+    </w:p>
+    <w:p>
+      <w:r>
+        <w:t>• Utenti: attributi base e attributo determinante ruolo.</w:t>
+      </w:r>
+    </w:p>
+    <w:p>
+      <w:r>
+        <w:t>• Films: attributi descrittivi come eta_minima, durata, ecc.</w:t>
+      </w:r>
+    </w:p>
+    <w:p>
+      <w:r>
+        <w:t>• Proiezioni: istanze temporali di un film, con data_ora e prezzo.</w:t>
+      </w:r>
+    </w:p>
+    <w:p>
+      <w:r>
+        <w:t>• Prenotazioni: rappresenta l'acquisto di posti associando utente e proiezione.</w:t>
+      </w:r>
+    </w:p>
+    <w:p>
+      <w:r>
+        <w:t>• Relazioni:</w:t>
+      </w:r>
+    </w:p>
+    <w:p>
+      <w:r>
+        <w:t>• 1 a N tra Films e Proiezioni (un film ha più proiezioni, una proiezione è di un solo film).</w:t>
+      </w:r>
+    </w:p>
+    <w:p>
+      <w:r>
+        <w:t>• 1 a N tra Utenti e Prenotazioni.</w:t>
+      </w:r>
+    </w:p>
+    <w:p>
+      <w:r>
+        <w:t>• 1 a N tra Proiezioni e Prenotazioni.</w:t>
+      </w:r>
+    </w:p>
+    <w:p>
+      <w:r>
+        <w:t>• Vincoli in linguaggio naturale (espressamente richiesti dal docente):</w:t>
+      </w:r>
+    </w:p>
+    <w:p>
+      <w:r>
+        <w:t>• Un utente può avere un solo ruolo tra: cliente, proiezionista, bigliettaio.</w:t>
+      </w:r>
+    </w:p>
+    <w:p>
+      <w:r>
+        <w:t>• Non sono ammesse più proiezioni fissate nello stesso identico momento temporale (vincolo presente nel tuo DB).</w:t>
+      </w:r>
+    </w:p>
+    <w:p>
+      <w:r>
+        <w:t>• L'username per la fase di login deve essere unico e non riutilizzabile.</w:t>
+      </w:r>
+    </w:p>
+    <w:p>
+      <w:r>
+        <w:t>Vincolo di Coerenza del Tipo di Utente nell'acquisto della proiezione: Un'istanza della relazione Acquisto può esistere solo se l'entità Utente correlata presenta un tipo valorizzato a “Cliente”. Gli utenti con ruolo “Proiezionista” o “Bigliettaio” sono interamente esclusi dal flusso delle prenotazioni.</w:t>
+      </w:r>
+    </w:p>
+    <w:p>
+      <w:r>
+        <w:t>Vincolo di capacità della sala: Per ogni istanza dell’entità Proiezione, la somma algebrica degli attributi Num_Posti di tutte le istanze di Prenotazione ad essa associate non deve mai superare il valore fisso dei 200 posti (capienza della sala cinematografica):   0</w:t>
+      </w:r>
+    </w:p>
+    <w:p>
+      <w:r>
+        <w:t>Vincolo di Non Sovrapposizione Temporale: Siano e  due istanze distinte di Proiezione programmate nella medesima giornata. Definiti  come l'attributo Data_Ora della proiezione, D come la Durata del film associato C = 30 minuti come tempo per l’uscita delle persone, la pulizia della sala e l’ingresso delle persone alla successiva proiezione, deve essere sempre garantito che gli intervalli temporali [,  + D + C] delle due proiezioni siano disgiunti.</w:t>
+      </w:r>
+    </w:p>
+    <w:p>
+      <w:r>
+        <w:t xml:space="preserve">8.3 Ristrutturazione dello Schema ER </w:t>
+      </w:r>
+    </w:p>
+    <w:p>
+      <w:r>
+        <w:t>Questa fase di ristrutturazione mira a eliminare le ridondanze informative, prevenire le anomalie di manipolazione dei dati (inserimento, aggiornamento e cancellazione) e garantire che la base di dati sia conforme almeno alla Terza Forma Normale (3NF).</w:t>
+      </w:r>
+    </w:p>
+    <w:p>
+      <w:r>
+        <w:t>Le scelte di ristrutturazione adottate sono state svolte in base ai seguenti criteri:</w:t>
+      </w:r>
+    </w:p>
+    <w:p>
+      <w:r>
+        <w:t xml:space="preserve">Traduzione degli attributi complessi in altre forme come più valori atomici, oppure nuove entità. </w:t>
+      </w:r>
+    </w:p>
+    <w:p>
+      <w:r>
+        <w:lastRenderedPageBreak/>
+        <w:t>Gli attributi che non sono identificatori dipendono interamente e funzionalmente dagli identificatori primari.</w:t>
+      </w:r>
+    </w:p>
+    <w:p>
+      <w:r>
+        <w:t xml:space="preserve">Gli attributi, che non appartengono all’identificatore primario, non dipendono da altri attributi che non fanno parte dell’identificatore primario. </w:t>
+      </w:r>
+    </w:p>
+    <w:p>
+      <w:r>
+        <w:t>8.3.2 Trasformazione dell’attributo complesso Film in Entità</w:t>
+      </w:r>
+    </w:p>
+    <w:p>
+      <w:r>
+        <w:t>La presenza dell’attributo complesso Film sotto l’entità Proiezione presenta i seguenti svantaggi:</w:t>
+      </w:r>
+    </w:p>
+    <w:p>
+      <w:r>
+        <w:t>Ridondanza dei Dati: Per ogni programmazione della proiezione di un film, i dati di titolo, regista, genere, durata, anno, età minima, sarebbero duplicati nel database per ogni proiezione pianificata.</w:t>
+      </w:r>
+    </w:p>
+    <w:p>
+      <w:r>
+        <w:t>Aggiornamento dei dati dei film: Qualora si rendesse necessario correggere un errore di battitura in una delle parti dell’attributo complesso, questa operazione richiederebbe l'aggiornamento delle righe di tutte le proiezioni associate a quel film.</w:t>
+      </w:r>
+    </w:p>
+    <w:p>
+      <w:r>
+        <w:t>Cancellazione di una proiezione: Se fosse annullata l'unica proiezione pianificata per un certo film, la cancellazione di quella riga comporterebbe la perdita definitiva delle informazioni sul film.</w:t>
+      </w:r>
+    </w:p>
+    <w:p>
+      <w:r>
+        <w:t>Nella ristrutturazione si è quindi trasformato l’attributo complesso Film in entità, separandolo dall'entità Proiezione e creando una relazione 1:N. In questo modo i dati del film sono memorizzati una sola volta nella tabella film.</w:t>
+      </w:r>
+    </w:p>
+    <w:p>
+      <w:r>
+        <w:t>8.3.3 Prevenzione delle Ridondanze e Attributi Derivabili (Gestione Posti e Costi)</w:t>
+      </w:r>
+    </w:p>
+    <w:p>
+      <w:r>
+        <w:t>Nella costruzione dell'entità Prenotazioni (già definita nello schema iniziale per mappare la relazione N:M implicita tra Utenti e Proiezioni) si è scelto di mantenere il rigore della Terza Forma Normale prevenendo l'introduzione di attributi aggregati.</w:t>
+      </w:r>
+    </w:p>
+    <w:p>
+      <w:r>
+        <w:t>In particolare:</w:t>
+      </w:r>
+    </w:p>
+    <w:p>
+      <w:r>
+        <w:t>• Posti sala disponibili: Non è stato inserito nessun attributo posti_disponibili né nell'entità Proiezione né in altre entità centrali, per evitare forti anomalie di allineamento; i posti disponibili per una data proiezione sono in ogni momento ottenibili sottraendo la somma aritmetica dell’attributo numero_posti delle singole Prenotazioni associate alla capienza nominale della sala.</w:t>
+      </w:r>
+    </w:p>
+    <w:p>
+      <w:r>
+        <w:t>• Totale Prenotazione: Non è stata inserita una colonna costo_totale all'interno dell'entità Prenotazione, in quanto informazione banalmente derivabile tramite l'operatore aritmetico (Costo biglietto * Numero di posti) attingibile seguendo la relazione verso Proiezioni.</w:t>
+      </w:r>
+    </w:p>
+    <w:p>
+      <w:r>
+        <w:t xml:space="preserve">Risultato della Ristrutturazione: L'assenza strutturale di attributi calcolabili fa sì che non sussistano incongruenze nei dati a fronte di Modifiche o Cancellazioni delle prenotazioni stesse. L'onere del recupero e calcolo dei derivati è stato deliberatamente demandato alle </w:t>
+      </w:r>
+      <w:r>
+        <w:lastRenderedPageBreak/>
+        <w:t>funzioni di raggruppamento e Views (es. Proiezioni_pianificate) presenti nello strato fisico del RDBMS.</w:t>
+      </w:r>
+    </w:p>
+    <w:p>
+      <w:r>
+        <w:t>8.3.4 Appiattimento e Vincoli per le Utenze</w:t>
+      </w:r>
+    </w:p>
+    <w:p>
+      <w:r>
+        <w:t>Le specifiche prevedevano che nella piattaforma potessero operare tre figure distinte: cliente, proiezionista e bigliettaio. Inizialmente, adottare il costrutto della Generalizzazione/Specializzazione avrebbe spinto alla scomposizione in molteplici sotto-entità. Tuttavia le tre categorie utente in esame condividono in toto i medesimi attributi anagrafici e di sicurezza logica (nome, credenziali, ecc.), senza differenziarsi con attributi propri esclusivi.</w:t>
+      </w:r>
+    </w:p>
+    <w:p>
+      <w:r>
+        <w:t>Risultato della Ristrutturazione: È stata confermata un'unica solida entità per centralizzare tutti gli Utenti. Al fine di particolarizzarne le azioni mantenendo lo schema in 3NF, è stato designato un attributo determinante ruolo, blindato tramite l'imposizione di un rigido vincolo di controllo (CHECK) sui soli tre valori ammessi. Questo evita ridondanze a livello di entità e complessi JOIN al momento dell’autenticazione.</w:t>
+      </w:r>
+    </w:p>
+    <w:p>
+      <w:r>
+        <w:t>8.3.5 Indipendenza delle Entità tramite Chiavi Surrogate</w:t>
+      </w:r>
+    </w:p>
+    <w:p>
+      <w:r>
+        <w:t>Nel normalizzare i dati verso l'implementazione SQL, si è evitato l'utilizzo di Identificatori (chiavi primarie) composti che raggruppassero più attributi naturali di un'entità, benché essi potessero di fatto caratterizzare l'istanza in modo univoco (ad esempio: username per gli utenti; Titolo+Regista per i film). L’uso di tali chiavi composte nel ruolo di Foreign Key in tabelle dipendenti (come Prenotazioni o Proiezioni) avrebbe appesantito enormemente il modello.</w:t>
+      </w:r>
+    </w:p>
+    <w:p>
+      <w:r>
+        <w:t>Risultato della Ristrutturazione: Per mantenere altissime performance relazionali e snellezza nella memoria, si è stabilito per tutte le entità l'impiego di una Chiave Primaria Surrogata unicamente numerica autoincrementante (id). I vincoli aziendali (come l’username unico dell’utente, o la limitazione temporale di una e una sola proiezione per un preciso instante data_ora_proiezione) permangono, ma declassati a semplici vincoli logici standard (constraint di UNIQUE).</w:t>
+      </w:r>
+    </w:p>
+    <w:p>
+      <w:r>
+        <w:t>8.3.4 Schema Concettuale Ristrutturato</w:t>
+      </w:r>
+    </w:p>
+    <w:p>
+      <w:r>
+        <w:t>8.3.5 Vincoli:</w:t>
+      </w:r>
+    </w:p>
+    <w:p>
+      <w:r>
+        <w:t>Attributo Tipo nell’entità Utente: Creazione dell’attributo discriminante “tipo” che non può essere nullo e può assumere soltanto tre valori: “Cliente”, “Proiezionista”, “Bigliettaio”.</w:t>
+      </w:r>
+    </w:p>
+    <w:p>
+      <w:r>
+        <w:t>8.4 Progettazione Logica</w:t>
+      </w:r>
+    </w:p>
+    <w:p>
+      <w:r>
+        <w:t>Carichi di lavoro:</w:t>
+      </w:r>
+    </w:p>
+    <w:p>
+      <w:r>
+        <w:t>?????</w:t>
+      </w:r>
+    </w:p>
+    <w:p>
+      <w:r>
+        <w:t xml:space="preserve">Introduzione degli id come chiavi primarie: </w:t>
+      </w:r>
+    </w:p>
+    <w:p>
+      <w:r>
+        <w:lastRenderedPageBreak/>
+        <w:t>Nella traduzione dallo schema ER alla progettazione logica si sceglie di introdurre degli indici incrementali “id” come chiavi primarie per il mantenimento dell’integrità referenziale sostituendoli agli identificatori primari:</w:t>
+      </w:r>
+    </w:p>
+    <w:p>
+      <w:pPr>
+        <w:pStyle w:val="ListParagraph"/>
+      </w:pPr>
+      <w:r>
+        <w:t>Identificatore “username” dell’entità Utente: Se l’attributo “tipo” è valorizzato come “cliente”, l’attributo è modificabile e/o eliminabile (non per le valorizzazioni “bigliettaio” oppure “proiezionista”), quindi la sua variazione potrebbe violare l’integrità referenziale.</w:t>
+      </w:r>
+    </w:p>
+    <w:p>
+      <w:pPr>
+        <w:pStyle w:val="ListParagraph"/>
+      </w:pPr>
+      <w:r>
+        <w:t>Identificatore “data_ora” dell’entità Proiezione: analogamente all’identificatore precedente, le proiezioni possono essere modificate e/o eliminate.</w:t>
+      </w:r>
+    </w:p>
+    <w:p>
+      <w:pPr>
+        <w:pStyle w:val="ListParagraph"/>
+      </w:pPr>
+      <w:r>
+        <w:t xml:space="preserve">Identificatore complesso (“titolo, regista”) dell’entità Film: analogamente ai precedenti casi, potrebbe essere rilevato un errore  in un inserimento dei dati dei due identificatori, oppure se il film venisse eliminato dai titoli che il cinema può proiettare. </w:t>
+      </w:r>
+    </w:p>
+    <w:p>
+      <w:pPr>
+        <w:pStyle w:val="ListParagraph"/>
+      </w:pPr>
+      <w:r>
+        <w:t>Identificatore “cod_prenotazione” dell’entità Prenotazioni, viene rinominato come id per mantenere uniformità nelle tabelle.</w:t>
+      </w:r>
+    </w:p>
+    <w:p>
+      <w:r>
+        <w:t>8.4.2 Traduzione dello schema ER in Schema Logico:</w:t>
+      </w:r>
+    </w:p>
+    <w:p>
+      <w:r>
+        <w:t xml:space="preserve">Utente (id, username, password, nome, cognome, indirizzo, data_nascita, Tipo) </w:t>
+      </w:r>
+    </w:p>
+    <w:p>
+      <w:r>
+        <w:t xml:space="preserve">Prenotazioni (id, num_posti, id_utente Utente, id_proiezione Proiezione)  </w:t>
+      </w:r>
+    </w:p>
+    <w:p>
+      <w:r>
+        <w:t xml:space="preserve">Proiezione (id, costo, data_ora, id_film Film) </w:t>
+      </w:r>
+    </w:p>
+    <w:p>
+      <w:r>
+        <w:t xml:space="preserve">FILM (id, titolo, regista, genere, durata, anno, età_minima) </w:t>
+      </w:r>
+    </w:p>
+    <w:p>
+      <w:r>
+        <w:t>8.4.3 Vincoli di Integrità Referenziale</w:t>
+      </w:r>
+    </w:p>
+    <w:p>
+      <w:r>
+        <w:t>Per mantenere la coerenza dello schema vengono applicate le seguenti regole di integrità referenziale:</w:t>
+      </w:r>
+    </w:p>
+    <w:p>
+      <w:r>
+        <w:t xml:space="preserve">Relazione Film – Proiezione: </w:t>
+      </w:r>
+    </w:p>
+    <w:p>
+      <w:r>
+        <w:t>L'attributo “id_film” nella tabella Proiezione referenzia la chiave primaria “id” nella tabella Film</w:t>
+      </w:r>
+    </w:p>
+    <w:p>
+      <w:r>
+        <w:t>Azione su Cancellazione (ON DELETE): CASCADE. Se un film viene rimosso definitivamente dal database, tutte le proiezioni associate a quel film vengono rimosse automaticamente a cascata dal palinsesto.</w:t>
+      </w:r>
+    </w:p>
+    <w:p>
+      <w:r>
+        <w:t>Azione su Modifica (ON UPDATE): CASCADE. Qualsiasi modifica all'identificativo del film si riflette immediatamente sulle proiezioni associate.</w:t>
+      </w:r>
+    </w:p>
+    <w:p>
+      <w:r>
+        <w:t xml:space="preserve">Relazione utente \(\to\) prenotazione (fk_prenotazione_utente) </w:t>
+      </w:r>
+    </w:p>
+    <w:p>
+      <w:r>
+        <w:t>Definizione: L'attributo username_cliente in PRENOTAZIONE referenzia la chiave primaria username in UTENTE.</w:t>
+      </w:r>
+    </w:p>
+    <w:p>
+      <w:r>
+        <w:t>Azione su Cancellazione (ON DELETE): CASCADE. Se un account utente (di tipo cliente) viene rimosso, tutte le sue prenotazioni storiche e attive vengono cancellate a cascata.</w:t>
+      </w:r>
+    </w:p>
+    <w:p>
+      <w:r>
+        <w:lastRenderedPageBreak/>
+        <w:t>Azione su Modifica (ON UPDATE): CASCADE. Qualora lo username del cliente venga aggiornato, la modifica si propaga istantaneamente su tutte le righe di prenotazione collegate.</w:t>
+      </w:r>
+    </w:p>
+    <w:p>
+      <w:r>
+        <w:t xml:space="preserve">Relazione proiezione \(\to\) prenotazione (fk_prenotazione_proiezione) </w:t>
+      </w:r>
+    </w:p>
+    <w:p>
+      <w:r>
+        <w:t>Definizione: L'attributo id_proiezione in PRENOTAZIONE referenzia la chiave primaria id_proiezione in PROIEZIONE.</w:t>
+      </w:r>
+    </w:p>
+    <w:p>
+      <w:r>
+        <w:t>Azione su Cancellazione (ON DELETE): RESTRICT. Questa scelta è cruciale ed esprime una regola di business fondamentale: non è consentito eliminare una proiezione dal palinsesto se per essa esistono già delle prenotazioni attive. La cancellazione viene bloccata dal DBMS a tutela del cliente. Per procedere, l'amministratore/proiezionista deve prima gestire manualmente o annullare le singole prenotazioni collegate.</w:t>
+      </w:r>
+    </w:p>
+    <w:p>
+      <w:r>
+        <w:t>Azione su Modifica (ON UPDATE): CASCADE. Le modifiche all'ID della proiezione si riflettono automaticamente sulle prenotazioni correlate.</w:t>
+      </w:r>
+    </w:p>
+    <w:p>
+      <w:r>
+        <w:t>Creazione tabelle: DDL in PgAdmin su Postgresql:</w:t>
+      </w:r>
+    </w:p>
+    <w:p>
+      <w:pPr>
+        <w:rPr>
+          <w:lang w:val="en-GB"/>
+        </w:rPr>
+      </w:pPr>
+      <w:proofErr w:type="spellStart"/>
+      <w:r>
+        <w:rPr>
+          <w:lang w:val="en-GB"/>
+        </w:rPr>
+        <w:t>Tabella</w:t>
+      </w:r>
+      <w:proofErr w:type="spellEnd"/>
+      <w:r>
+        <w:rPr>
+          <w:lang w:val="en-GB"/>
+        </w:rPr>
+        <w:t xml:space="preserve"> Film:</w:t>
+      </w:r>
+    </w:p>
+    <w:p>
+      <w:pPr>
+        <w:rPr>
+          <w:lang w:val="en-GB"/>
+        </w:rPr>
+      </w:pPr>
+      <w:r>
+        <w:rPr>
+          <w:lang w:val="en-GB"/>
+        </w:rPr>
+        <w:t xml:space="preserve"> CREATE TABLE IF NOT EXISTS </w:t>
+      </w:r>
+      <w:proofErr w:type="spellStart"/>
+      <w:r>
+        <w:rPr>
+          <w:lang w:val="en-GB"/>
+        </w:rPr>
+        <w:t>public."Films</w:t>
+      </w:r>
+      <w:proofErr w:type="spellEnd"/>
+      <w:r>
+        <w:rPr>
+          <w:lang w:val="en-GB"/>
+        </w:rPr>
+        <w:t>"</w:t>
+      </w:r>
+    </w:p>
+    <w:p>
+      <w:pPr>
+        <w:rPr>
+          <w:lang w:val="en-GB"/>
+        </w:rPr>
+      </w:pPr>
+      <w:r>
+        <w:rPr>
+          <w:lang w:val="en-GB"/>
+        </w:rPr>
+        <w:t>(</w:t>
+      </w:r>
+    </w:p>
+    <w:p>
+      <w:pPr>
+        <w:rPr>
+          <w:lang w:val="en-GB"/>
+        </w:rPr>
+      </w:pPr>
+      <w:r>
+        <w:rPr>
+          <w:lang w:val="en-GB"/>
+        </w:rPr>
+        <w:t xml:space="preserve">    </w:t>
+      </w:r>
+      <w:proofErr w:type="spellStart"/>
+      <w:r>
+        <w:rPr>
+          <w:lang w:val="en-GB"/>
+        </w:rPr>
+        <w:t>titolo_film</w:t>
+      </w:r>
+      <w:proofErr w:type="spellEnd"/>
+      <w:r>
+        <w:rPr>
+          <w:lang w:val="en-GB"/>
+        </w:rPr>
+        <w:t xml:space="preserve"> character </w:t>
+      </w:r>
+      <w:proofErr w:type="gramStart"/>
+      <w:r>
+        <w:rPr>
+          <w:lang w:val="en-GB"/>
+        </w:rPr>
+        <w:t>varying(</w:t>
+      </w:r>
+      <w:proofErr w:type="gramEnd"/>
+      <w:r>
+        <w:rPr>
+          <w:lang w:val="en-GB"/>
+        </w:rPr>
+        <w:t>255) COLLATE pg_</w:t>
+      </w:r>
+      <w:proofErr w:type="spellStart"/>
+      <w:r>
+        <w:rPr>
+          <w:lang w:val="en-GB"/>
+        </w:rPr>
+        <w:t>catalog</w:t>
+      </w:r>
+      <w:proofErr w:type="spellEnd"/>
+      <w:r>
+        <w:rPr>
+          <w:lang w:val="en-GB"/>
+        </w:rPr>
+        <w:t>."default" NOT NULL,</w:t>
+      </w:r>
+    </w:p>
+    <w:p>
+      <w:pPr>
+        <w:rPr>
+          <w:lang w:val="en-GB"/>
+        </w:rPr>
+      </w:pPr>
+      <w:r>
+        <w:rPr>
+          <w:lang w:val="en-GB"/>
+        </w:rPr>
+        <w:t xml:space="preserve">    </w:t>
+      </w:r>
+      <w:proofErr w:type="spellStart"/>
+      <w:r>
+        <w:rPr>
+          <w:lang w:val="en-GB"/>
+        </w:rPr>
+        <w:t>genere</w:t>
+      </w:r>
+      <w:proofErr w:type="spellEnd"/>
+      <w:r>
+        <w:rPr>
+          <w:lang w:val="en-GB"/>
+        </w:rPr>
+        <w:t xml:space="preserve"> character </w:t>
+      </w:r>
+      <w:proofErr w:type="gramStart"/>
+      <w:r>
+        <w:rPr>
+          <w:lang w:val="en-GB"/>
+        </w:rPr>
+        <w:t>varying(</w:t>
+      </w:r>
+      <w:proofErr w:type="gramEnd"/>
+      <w:r>
+        <w:rPr>
+          <w:lang w:val="en-GB"/>
+        </w:rPr>
+        <w:t>255) COLLATE pg_</w:t>
+      </w:r>
+      <w:proofErr w:type="spellStart"/>
+      <w:r>
+        <w:rPr>
+          <w:lang w:val="en-GB"/>
+        </w:rPr>
+        <w:t>catalog</w:t>
+      </w:r>
+      <w:proofErr w:type="spellEnd"/>
+      <w:r>
+        <w:rPr>
+          <w:lang w:val="en-GB"/>
+        </w:rPr>
+        <w:t>."default" NOT NULL,</w:t>
+      </w:r>
+    </w:p>
+    <w:p>
+      <w:pPr>
+        <w:rPr>
+          <w:lang w:val="en-GB"/>
+        </w:rPr>
+      </w:pPr>
+      <w:r>
+        <w:rPr>
+          <w:lang w:val="en-GB"/>
+        </w:rPr>
+        <w:t xml:space="preserve">    </w:t>
+      </w:r>
+      <w:proofErr w:type="spellStart"/>
+      <w:r>
+        <w:rPr>
+          <w:lang w:val="en-GB"/>
+        </w:rPr>
+        <w:t>regista</w:t>
+      </w:r>
+      <w:proofErr w:type="spellEnd"/>
+      <w:r>
+        <w:rPr>
+          <w:lang w:val="en-GB"/>
+        </w:rPr>
+        <w:t xml:space="preserve"> character </w:t>
+      </w:r>
+      <w:proofErr w:type="gramStart"/>
+      <w:r>
+        <w:rPr>
+          <w:lang w:val="en-GB"/>
+        </w:rPr>
+        <w:t>varying(</w:t>
+      </w:r>
+      <w:proofErr w:type="gramEnd"/>
+      <w:r>
+        <w:rPr>
+          <w:lang w:val="en-GB"/>
+        </w:rPr>
+        <w:t>255) COLLATE pg_</w:t>
+      </w:r>
+      <w:proofErr w:type="spellStart"/>
+      <w:r>
+        <w:rPr>
+          <w:lang w:val="en-GB"/>
+        </w:rPr>
+        <w:t>catalog</w:t>
+      </w:r>
+      <w:proofErr w:type="spellEnd"/>
+      <w:r>
+        <w:rPr>
+          <w:lang w:val="en-GB"/>
+        </w:rPr>
+        <w:t>."default" NOT NULL,</w:t>
+      </w:r>
+    </w:p>
+    <w:p>
+      <w:pPr>
+        <w:rPr>
+          <w:lang w:val="en-GB"/>
+        </w:rPr>
+      </w:pPr>
+      <w:r>
+        <w:rPr>
+          <w:lang w:val="en-GB"/>
+        </w:rPr>
+        <w:t xml:space="preserve">    anno </w:t>
+      </w:r>
+      <w:proofErr w:type="spellStart"/>
+      <w:r>
+        <w:rPr>
+          <w:lang w:val="en-GB"/>
+        </w:rPr>
+        <w:t>smallint</w:t>
+      </w:r>
+      <w:proofErr w:type="spellEnd"/>
+      <w:r>
+        <w:rPr>
+          <w:lang w:val="en-GB"/>
+        </w:rPr>
+        <w:t xml:space="preserve"> NOT NULL,</w:t>
+      </w:r>
+    </w:p>
+    <w:p>
+      <w:pPr>
+        <w:rPr>
+          <w:lang w:val="en-GB"/>
+        </w:rPr>
+      </w:pPr>
+      <w:r>
+        <w:rPr>
+          <w:lang w:val="en-GB"/>
+        </w:rPr>
+        <w:t xml:space="preserve">    </w:t>
+      </w:r>
+      <w:proofErr w:type="spellStart"/>
+      <w:r>
+        <w:rPr>
+          <w:lang w:val="en-GB"/>
+        </w:rPr>
+        <w:t>durata_minuti</w:t>
+      </w:r>
+      <w:proofErr w:type="spellEnd"/>
+      <w:r>
+        <w:rPr>
+          <w:lang w:val="en-GB"/>
+        </w:rPr>
         <w:t xml:space="preserve"> </w:t>
       </w:r>
-      <w:r>
-        <w:t>StoreProjectionResponse, StoreUserResponse e DeleteProjectionResponse</w:t>
-      </w:r>
-      <w:r>
+      <w:proofErr w:type="spellStart"/>
+      <w:r>
+        <w:rPr>
+          <w:lang w:val="en-GB"/>
+        </w:rPr>
+        <w:t>smallint</w:t>
+      </w:r>
+      <w:proofErr w:type="spellEnd"/>
+      <w:r>
+        <w:rPr>
+          <w:lang w:val="en-GB"/>
+        </w:rPr>
+        <w:t xml:space="preserve"> NOT NULL,</w:t>
+      </w:r>
+    </w:p>
+    <w:p>
+      <w:pPr>
+        <w:rPr>
+          <w:lang w:val="en-GB"/>
+        </w:rPr>
+      </w:pPr>
+      <w:r>
+        <w:rPr>
+          <w:lang w:val="en-GB"/>
+        </w:rPr>
+        <w:t xml:space="preserve">    </w:t>
+      </w:r>
+      <w:proofErr w:type="spellStart"/>
+      <w:r>
+        <w:rPr>
+          <w:lang w:val="en-GB"/>
+        </w:rPr>
+        <w:t>eta_minima</w:t>
+      </w:r>
+      <w:proofErr w:type="spellEnd"/>
+      <w:r>
+        <w:rPr>
+          <w:lang w:val="en-GB"/>
+        </w:rPr>
         <w:t xml:space="preserve"> </w:t>
       </w:r>
-      <w:r>
-        <w:t>incapsulano l'esito delle mutazioni (es. booleano success e/o id generato).</w:t>
-      </w:r>
-    </w:p>
-    <w:p>
-      <w:r>
-        <w:rPr>
-          <w:b/>
-          <w:bCs/>
-        </w:rPr>
-        <w:t>"Gestione dell'Identità (Autenticazione</w:t>
-      </w:r>
-      <w:r>
-        <w:t>): I payload GetUserByCredentialResponse e GetUserDetailsResponse incapsulano rispettivamente le credenziali per la validazione della sessione e le informazioni di profilo dell'utente autenticato."</w:t>
-      </w:r>
-      <w:r>
-        <w:t>4. Modulo Server e Logica Dati</w:t>
-      </w:r>
-    </w:p>
-    <w:p>
-      <w:r>
-        <w:t>Il server, documentato nel diagramma cinemax.serverCM.png e relativi DAO, costituisce il cuore</w:t>
-      </w:r>
-      <w:r>
+      <w:proofErr w:type="spellStart"/>
+      <w:r>
+        <w:rPr>
+          <w:lang w:val="en-GB"/>
+        </w:rPr>
+        <w:t>smallint</w:t>
+      </w:r>
+      <w:proofErr w:type="spellEnd"/>
+      <w:r>
+        <w:rPr>
+          <w:lang w:val="en-GB"/>
+        </w:rPr>
+        <w:t xml:space="preserve"> NOT NULL,</w:t>
+      </w:r>
+    </w:p>
+    <w:p>
+      <w:pPr>
+        <w:rPr>
+          <w:lang w:val="en-GB"/>
+        </w:rPr>
+      </w:pPr>
+      <w:r>
+        <w:rPr>
+          <w:lang w:val="en-GB"/>
+        </w:rPr>
+        <w:t xml:space="preserve">    id integer NOT NULL GENERATED ALWAYS AS IDENTITY </w:t>
+      </w:r>
+      <w:proofErr w:type="gramStart"/>
+      <w:r>
+        <w:rPr>
+          <w:lang w:val="en-GB"/>
+        </w:rPr>
+        <w:t>( INCREMENT</w:t>
+      </w:r>
+      <w:proofErr w:type="gramEnd"/>
+      <w:r>
+        <w:rPr>
+          <w:lang w:val="en-GB"/>
+        </w:rPr>
+        <w:t xml:space="preserve"> 1 START 1 MINVALUE 1 MAXVALUE 2147483647 CACHE </w:t>
+      </w:r>
+      <w:proofErr w:type="gramStart"/>
+      <w:r>
+        <w:rPr>
+          <w:lang w:val="en-GB"/>
+        </w:rPr>
+        <w:t>1 )</w:t>
+      </w:r>
+      <w:proofErr w:type="gramEnd"/>
+      <w:r>
+        <w:rPr>
+          <w:lang w:val="en-GB"/>
+        </w:rPr>
+        <w:t>,</w:t>
+      </w:r>
+    </w:p>
+    <w:p>
+      <w:pPr>
+        <w:rPr>
+          <w:lang w:val="en-GB"/>
+        </w:rPr>
+      </w:pPr>
+      <w:r>
+        <w:rPr>
+          <w:lang w:val="en-GB"/>
+        </w:rPr>
+        <w:t xml:space="preserve">    CONSTRAINT "</w:t>
+      </w:r>
+      <w:proofErr w:type="spellStart"/>
+      <w:r>
+        <w:rPr>
+          <w:lang w:val="en-GB"/>
+        </w:rPr>
+        <w:t>Films_pkey</w:t>
+      </w:r>
+      <w:proofErr w:type="spellEnd"/>
+      <w:r>
+        <w:rPr>
+          <w:lang w:val="en-GB"/>
+        </w:rPr>
+        <w:t>" PRIMARY KEY (id)</w:t>
+      </w:r>
+    </w:p>
+    <w:p>
+      <w:pPr>
+        <w:rPr>
+          <w:lang w:val="en-GB"/>
+        </w:rPr>
+      </w:pPr>
+      <w:r>
+        <w:rPr>
+          <w:lang w:val="en-GB"/>
+        </w:rPr>
+        <w:t>)</w:t>
+      </w:r>
+    </w:p>
+    <w:p>
+      <w:pPr>
+        <w:rPr>
+          <w:lang w:val="en-GB"/>
+        </w:rPr>
+      </w:pPr>
+      <w:proofErr w:type="spellStart"/>
+      <w:r>
+        <w:rPr>
+          <w:lang w:val="en-GB"/>
+        </w:rPr>
+        <w:t>Tabella</w:t>
+      </w:r>
+      <w:proofErr w:type="spellEnd"/>
+      <w:r>
+        <w:rPr>
+          <w:lang w:val="en-GB"/>
+        </w:rPr>
         <w:t xml:space="preserve"> </w:t>
       </w:r>
-      <w:r>
-        <w:t>transazionale dell'applicazione.</w:t>
-      </w:r>
-    </w:p>
-    <w:p/>
-    <w:p/>
-    <w:p/>
-    <w:p/>
-    <w:p>
-      <w:pPr>
-        <w:pStyle w:val="Heading1"/>
-      </w:pPr>
-      <w:bookmarkStart w:id="4" w:name="_Toc238807074"/>
-      <w:r>
-        <w:t>4 Connettività e Multithreading</w:t>
-      </w:r>
-      <w:bookmarkEnd w:id="4"/>
-    </w:p>
-    <w:p>
-      <w:r>
-        <w:t>L'entry point ServerMain inizializza il ServerSocket in ascolto. Per ogni connessione in ingresso,</w:t>
-      </w:r>
+      <w:proofErr w:type="spellStart"/>
+      <w:r>
+        <w:rPr>
+          <w:lang w:val="en-GB"/>
+        </w:rPr>
+        <w:t>Proiezioni</w:t>
+      </w:r>
+      <w:proofErr w:type="spellEnd"/>
+      <w:r>
+        <w:rPr>
+          <w:lang w:val="en-GB"/>
+        </w:rPr>
+        <w:t>:</w:t>
+      </w:r>
+    </w:p>
+    <w:p>
+      <w:pPr>
+        <w:rPr>
+          <w:lang w:val="en-GB"/>
+        </w:rPr>
+      </w:pPr>
+      <w:r>
+        <w:rPr>
+          <w:lang w:val="en-GB"/>
+        </w:rPr>
+        <w:t>CREATE TABLE IF NOT EXISTS public."</w:t>
+      </w:r>
+      <w:proofErr w:type="spellStart"/>
+      <w:r>
+        <w:rPr>
+          <w:lang w:val="en-GB"/>
+        </w:rPr>
+        <w:t>Proiezioni</w:t>
+      </w:r>
+      <w:proofErr w:type="spellEnd"/>
+      <w:r>
+        <w:rPr>
+          <w:lang w:val="en-GB"/>
+        </w:rPr>
+        <w:t>"</w:t>
+      </w:r>
+    </w:p>
+    <w:p>
+      <w:pPr>
+        <w:rPr>
+          <w:lang w:val="en-GB"/>
+        </w:rPr>
+      </w:pPr>
+      <w:r>
+        <w:rPr>
+          <w:lang w:val="en-GB"/>
+        </w:rPr>
+        <w:t>(</w:t>
+      </w:r>
+    </w:p>
+    <w:p>
+      <w:pPr>
+        <w:rPr>
+          <w:lang w:val="en-GB"/>
+        </w:rPr>
+      </w:pPr>
+      <w:r>
+        <w:rPr>
+          <w:lang w:val="en-GB"/>
+        </w:rPr>
+        <w:t xml:space="preserve">    </w:t>
+      </w:r>
+      <w:proofErr w:type="spellStart"/>
+      <w:r>
+        <w:rPr>
+          <w:lang w:val="en-GB"/>
+        </w:rPr>
+        <w:t>data_ora_proiezione</w:t>
+      </w:r>
+      <w:proofErr w:type="spellEnd"/>
+      <w:r>
+        <w:rPr>
+          <w:lang w:val="en-GB"/>
+        </w:rPr>
+        <w:t xml:space="preserve"> timestamp without time zone NOT NULL,</w:t>
+      </w:r>
+    </w:p>
+    <w:p>
+      <w:pPr>
+        <w:rPr>
+          <w:lang w:val="en-GB"/>
+        </w:rPr>
+      </w:pPr>
+      <w:r>
+        <w:rPr>
+          <w:lang w:val="en-GB"/>
+        </w:rPr>
+        <w:lastRenderedPageBreak/>
+        <w:t xml:space="preserve">    </w:t>
+      </w:r>
+      <w:proofErr w:type="spellStart"/>
+      <w:r>
+        <w:rPr>
+          <w:lang w:val="en-GB"/>
+        </w:rPr>
+        <w:t>id_film</w:t>
+      </w:r>
+      <w:proofErr w:type="spellEnd"/>
+      <w:r>
+        <w:rPr>
+          <w:lang w:val="en-GB"/>
+        </w:rPr>
+        <w:t xml:space="preserve"> integer,</w:t>
+      </w:r>
+    </w:p>
+    <w:p>
+      <w:pPr>
+        <w:rPr>
+          <w:lang w:val="en-GB"/>
+        </w:rPr>
+      </w:pPr>
+      <w:r>
+        <w:rPr>
+          <w:lang w:val="en-GB"/>
+        </w:rPr>
+        <w:t xml:space="preserve">    id integer NOT NULL GENERATED ALWAYS AS IDENTITY </w:t>
+      </w:r>
+      <w:proofErr w:type="gramStart"/>
+      <w:r>
+        <w:rPr>
+          <w:lang w:val="en-GB"/>
+        </w:rPr>
+        <w:t>( INCREMENT</w:t>
+      </w:r>
+      <w:proofErr w:type="gramEnd"/>
+      <w:r>
+        <w:rPr>
+          <w:lang w:val="en-GB"/>
+        </w:rPr>
+        <w:t xml:space="preserve"> 1 START 1 MINVALUE 1 MAXVALUE 2147483647 CACHE </w:t>
+      </w:r>
+      <w:proofErr w:type="gramStart"/>
+      <w:r>
+        <w:rPr>
+          <w:lang w:val="en-GB"/>
+        </w:rPr>
+        <w:t>1 )</w:t>
+      </w:r>
+      <w:proofErr w:type="gramEnd"/>
+      <w:r>
+        <w:rPr>
+          <w:lang w:val="en-GB"/>
+        </w:rPr>
+        <w:t>,</w:t>
+      </w:r>
+    </w:p>
+    <w:p>
+      <w:r>
+        <w:rPr>
+          <w:lang w:val="en-GB"/>
+        </w:rPr>
+        <w:t xml:space="preserve">    </w:t>
+      </w:r>
+      <w:proofErr w:type="spellStart"/>
+      <w:r>
+        <w:t>prezzo_biglietto</w:t>
+      </w:r>
+      <w:proofErr w:type="spellEnd"/>
       <w:r>
         <w:t xml:space="preserve"> </w:t>
       </w:r>
-      <w:r>
-        <w:t>viene istanziato un ClientHandler che implementa l'interfaccia Runnable . Questo garantisce</w:t>
-      </w:r>
-      <w:r>
+      <w:proofErr w:type="spellStart"/>
+      <w:proofErr w:type="gramStart"/>
+      <w:r>
+        <w:t>numeric</w:t>
+      </w:r>
+      <w:proofErr w:type="spellEnd"/>
+      <w:r>
+        <w:t>(</w:t>
+      </w:r>
+      <w:proofErr w:type="gramEnd"/>
+      <w:r>
+        <w:t>4,2) NOT NULL,</w:t>
+      </w:r>
+    </w:p>
+    <w:p>
+      <w:pPr>
+        <w:rPr>
+          <w:lang w:val="en-GB"/>
+        </w:rPr>
+      </w:pPr>
+      <w:r>
+        <w:t xml:space="preserve">    </w:t>
+      </w:r>
+      <w:r>
+        <w:rPr>
+          <w:lang w:val="en-GB"/>
+        </w:rPr>
+        <w:t>CONSTRAINT "</w:t>
+      </w:r>
+      <w:proofErr w:type="spellStart"/>
+      <w:r>
+        <w:rPr>
+          <w:lang w:val="en-GB"/>
+        </w:rPr>
+        <w:t>Proiezioni_pkey</w:t>
+      </w:r>
+      <w:proofErr w:type="spellEnd"/>
+      <w:r>
+        <w:rPr>
+          <w:lang w:val="en-GB"/>
+        </w:rPr>
+        <w:t>" PRIMARY KEY (id),</w:t>
+      </w:r>
+    </w:p>
+    <w:p>
+      <w:r>
+        <w:rPr>
+          <w:lang w:val="en-GB"/>
+        </w:rPr>
+        <w:t xml:space="preserve">    </w:t>
+      </w:r>
+      <w:r>
+        <w:t>CONSTRAINT "data proiezione unica" UNIQUE (data_ora_proiezione),</w:t>
+      </w:r>
+    </w:p>
+    <w:p>
+      <w:pPr>
+        <w:rPr>
+          <w:lang w:val="en-GB"/>
+        </w:rPr>
+      </w:pPr>
+      <w:r>
+        <w:t xml:space="preserve">    </w:t>
+      </w:r>
+      <w:r>
+        <w:rPr>
+          <w:lang w:val="en-GB"/>
+        </w:rPr>
+        <w:t>CONSTRAINT "</w:t>
+      </w:r>
+      <w:proofErr w:type="spellStart"/>
+      <w:r>
+        <w:rPr>
+          <w:lang w:val="en-GB"/>
+        </w:rPr>
+        <w:t>Proiezioni_id_film_fkey</w:t>
+      </w:r>
+      <w:proofErr w:type="spellEnd"/>
+      <w:r>
+        <w:rPr>
+          <w:lang w:val="en-GB"/>
+        </w:rPr>
+        <w:t>" FOREIGN KEY (</w:t>
+      </w:r>
+      <w:proofErr w:type="spellStart"/>
+      <w:r>
+        <w:rPr>
+          <w:lang w:val="en-GB"/>
+        </w:rPr>
+        <w:t>id_film</w:t>
+      </w:r>
+      <w:proofErr w:type="spellEnd"/>
+      <w:r>
+        <w:rPr>
+          <w:lang w:val="en-GB"/>
+        </w:rPr>
+        <w:t>)</w:t>
+      </w:r>
+    </w:p>
+    <w:p>
+      <w:pPr>
+        <w:rPr>
+          <w:lang w:val="en-GB"/>
+        </w:rPr>
+      </w:pPr>
+      <w:r>
+        <w:rPr>
+          <w:lang w:val="en-GB"/>
+        </w:rPr>
+        <w:t xml:space="preserve">        REFERENCES </w:t>
+      </w:r>
+      <w:proofErr w:type="spellStart"/>
+      <w:r>
+        <w:rPr>
+          <w:lang w:val="en-GB"/>
+        </w:rPr>
+        <w:t>public."Films</w:t>
+      </w:r>
+      <w:proofErr w:type="spellEnd"/>
+      <w:r>
+        <w:rPr>
+          <w:lang w:val="en-GB"/>
+        </w:rPr>
+        <w:t>" (id) MATCH SIMPLE</w:t>
+      </w:r>
+    </w:p>
+    <w:p>
+      <w:pPr>
+        <w:rPr>
+          <w:lang w:val="en-GB"/>
+        </w:rPr>
+      </w:pPr>
+      <w:r>
+        <w:rPr>
+          <w:lang w:val="en-GB"/>
+        </w:rPr>
+        <w:t xml:space="preserve">        ON UPDATE NO ACTION</w:t>
+      </w:r>
+    </w:p>
+    <w:p>
+      <w:pPr>
+        <w:rPr>
+          <w:lang w:val="en-GB"/>
+        </w:rPr>
+      </w:pPr>
+      <w:r>
+        <w:rPr>
+          <w:lang w:val="en-GB"/>
+        </w:rPr>
+        <w:t xml:space="preserve">        ON DELETE NO ACTION</w:t>
+      </w:r>
+    </w:p>
+    <w:p>
+      <w:pPr>
+        <w:rPr>
+          <w:lang w:val="en-GB"/>
+        </w:rPr>
+      </w:pPr>
+      <w:r>
+        <w:rPr>
+          <w:lang w:val="en-GB"/>
+        </w:rPr>
+        <w:t xml:space="preserve">        NOT VALID</w:t>
+      </w:r>
+    </w:p>
+    <w:p>
+      <w:pPr>
+        <w:rPr>
+          <w:lang w:val="en-GB"/>
+        </w:rPr>
+      </w:pPr>
+      <w:r>
+        <w:rPr>
+          <w:lang w:val="en-GB"/>
+        </w:rPr>
+        <w:t>)</w:t>
+      </w:r>
+    </w:p>
+    <w:p>
+      <w:pPr>
+        <w:rPr>
+          <w:lang w:val="en-GB"/>
+        </w:rPr>
+      </w:pPr>
+      <w:proofErr w:type="spellStart"/>
+      <w:r>
+        <w:rPr>
+          <w:lang w:val="en-GB"/>
+        </w:rPr>
+        <w:t>Tabella</w:t>
+      </w:r>
+      <w:proofErr w:type="spellEnd"/>
+      <w:r>
+        <w:rPr>
+          <w:lang w:val="en-GB"/>
+        </w:rPr>
         <w:t xml:space="preserve"> </w:t>
       </w:r>
-      <w:r>
-        <w:t>che ogni client connesso goda di un thread dedicato, isolando il blocco I/O del socket TCP e</w:t>
-      </w:r>
-      <w:r>
+      <w:proofErr w:type="spellStart"/>
+      <w:r>
+        <w:rPr>
+          <w:lang w:val="en-GB"/>
+        </w:rPr>
+        <w:t>Utente</w:t>
+      </w:r>
+      <w:proofErr w:type="spellEnd"/>
+      <w:r>
+        <w:rPr>
+          <w:lang w:val="en-GB"/>
+        </w:rPr>
+        <w:t>:</w:t>
+      </w:r>
+    </w:p>
+    <w:p>
+      <w:pPr>
+        <w:rPr>
+          <w:lang w:val="en-GB"/>
+        </w:rPr>
+      </w:pPr>
+      <w:r>
+        <w:rPr>
+          <w:lang w:val="en-GB"/>
+        </w:rPr>
+        <w:t>CREATE TABLE IF NOT EXISTS public."</w:t>
+      </w:r>
+      <w:proofErr w:type="spellStart"/>
+      <w:r>
+        <w:rPr>
+          <w:lang w:val="en-GB"/>
+        </w:rPr>
+        <w:t>Utenti</w:t>
+      </w:r>
+      <w:proofErr w:type="spellEnd"/>
+      <w:r>
+        <w:rPr>
+          <w:lang w:val="en-GB"/>
+        </w:rPr>
+        <w:t>"</w:t>
+      </w:r>
+    </w:p>
+    <w:p>
+      <w:pPr>
+        <w:rPr>
+          <w:lang w:val="en-GB"/>
+        </w:rPr>
+      </w:pPr>
+      <w:r>
+        <w:rPr>
+          <w:lang w:val="en-GB"/>
+        </w:rPr>
+        <w:t>(</w:t>
+      </w:r>
+    </w:p>
+    <w:p>
+      <w:pPr>
+        <w:rPr>
+          <w:lang w:val="en-GB"/>
+        </w:rPr>
+      </w:pPr>
+      <w:r>
+        <w:rPr>
+          <w:lang w:val="en-GB"/>
+        </w:rPr>
+        <w:t xml:space="preserve">    </w:t>
+      </w:r>
+      <w:proofErr w:type="spellStart"/>
+      <w:r>
+        <w:rPr>
+          <w:lang w:val="en-GB"/>
+        </w:rPr>
+        <w:t>nome</w:t>
+      </w:r>
+      <w:proofErr w:type="spellEnd"/>
+      <w:r>
+        <w:rPr>
+          <w:lang w:val="en-GB"/>
+        </w:rPr>
+        <w:t xml:space="preserve"> character </w:t>
+      </w:r>
+      <w:proofErr w:type="gramStart"/>
+      <w:r>
+        <w:rPr>
+          <w:lang w:val="en-GB"/>
+        </w:rPr>
+        <w:t>varying(</w:t>
+      </w:r>
+      <w:proofErr w:type="gramEnd"/>
+      <w:r>
+        <w:rPr>
+          <w:lang w:val="en-GB"/>
+        </w:rPr>
+        <w:t>255) COLLATE pg_</w:t>
+      </w:r>
+      <w:proofErr w:type="spellStart"/>
+      <w:r>
+        <w:rPr>
+          <w:lang w:val="en-GB"/>
+        </w:rPr>
+        <w:t>catalog</w:t>
+      </w:r>
+      <w:proofErr w:type="spellEnd"/>
+      <w:r>
+        <w:rPr>
+          <w:lang w:val="en-GB"/>
+        </w:rPr>
+        <w:t>."default" NOT NULL,</w:t>
+      </w:r>
+    </w:p>
+    <w:p>
+      <w:pPr>
+        <w:rPr>
+          <w:lang w:val="en-GB"/>
+        </w:rPr>
+      </w:pPr>
+      <w:r>
+        <w:rPr>
+          <w:lang w:val="en-GB"/>
+        </w:rPr>
+        <w:t xml:space="preserve">    </w:t>
+      </w:r>
+      <w:proofErr w:type="spellStart"/>
+      <w:r>
+        <w:rPr>
+          <w:lang w:val="en-GB"/>
+        </w:rPr>
+        <w:t>cognome</w:t>
+      </w:r>
+      <w:proofErr w:type="spellEnd"/>
+      <w:r>
+        <w:rPr>
+          <w:lang w:val="en-GB"/>
+        </w:rPr>
+        <w:t xml:space="preserve"> character </w:t>
+      </w:r>
+      <w:proofErr w:type="gramStart"/>
+      <w:r>
+        <w:rPr>
+          <w:lang w:val="en-GB"/>
+        </w:rPr>
+        <w:t>varying(</w:t>
+      </w:r>
+      <w:proofErr w:type="gramEnd"/>
+      <w:r>
+        <w:rPr>
+          <w:lang w:val="en-GB"/>
+        </w:rPr>
+        <w:t>255) COLLATE pg_</w:t>
+      </w:r>
+      <w:proofErr w:type="spellStart"/>
+      <w:r>
+        <w:rPr>
+          <w:lang w:val="en-GB"/>
+        </w:rPr>
+        <w:t>catalog</w:t>
+      </w:r>
+      <w:proofErr w:type="spellEnd"/>
+      <w:r>
+        <w:rPr>
+          <w:lang w:val="en-GB"/>
+        </w:rPr>
+        <w:t>."default" NOT NULL,</w:t>
+      </w:r>
+    </w:p>
+    <w:p>
+      <w:pPr>
+        <w:rPr>
+          <w:lang w:val="en-GB"/>
+        </w:rPr>
+      </w:pPr>
+      <w:r>
+        <w:rPr>
+          <w:lang w:val="en-GB"/>
+        </w:rPr>
+        <w:t xml:space="preserve">    username character </w:t>
+      </w:r>
+      <w:proofErr w:type="gramStart"/>
+      <w:r>
+        <w:rPr>
+          <w:lang w:val="en-GB"/>
+        </w:rPr>
+        <w:t>varying(</w:t>
+      </w:r>
+      <w:proofErr w:type="gramEnd"/>
+      <w:r>
+        <w:rPr>
+          <w:lang w:val="en-GB"/>
+        </w:rPr>
+        <w:t>255) COLLATE pg_</w:t>
+      </w:r>
+      <w:proofErr w:type="spellStart"/>
+      <w:r>
+        <w:rPr>
+          <w:lang w:val="en-GB"/>
+        </w:rPr>
+        <w:t>catalog</w:t>
+      </w:r>
+      <w:proofErr w:type="spellEnd"/>
+      <w:r>
+        <w:rPr>
+          <w:lang w:val="en-GB"/>
+        </w:rPr>
+        <w:t>."default" NOT NULL,</w:t>
+      </w:r>
+    </w:p>
+    <w:p>
+      <w:pPr>
+        <w:rPr>
+          <w:lang w:val="en-GB"/>
+        </w:rPr>
+      </w:pPr>
+      <w:r>
+        <w:rPr>
+          <w:lang w:val="en-GB"/>
+        </w:rPr>
+        <w:t xml:space="preserve">    password character </w:t>
+      </w:r>
+      <w:proofErr w:type="gramStart"/>
+      <w:r>
+        <w:rPr>
+          <w:lang w:val="en-GB"/>
+        </w:rPr>
+        <w:t>varying(</w:t>
+      </w:r>
+      <w:proofErr w:type="gramEnd"/>
+      <w:r>
+        <w:rPr>
+          <w:lang w:val="en-GB"/>
+        </w:rPr>
+        <w:t>32) COLLATE pg_</w:t>
+      </w:r>
+      <w:proofErr w:type="spellStart"/>
+      <w:r>
+        <w:rPr>
+          <w:lang w:val="en-GB"/>
+        </w:rPr>
+        <w:t>catalog</w:t>
+      </w:r>
+      <w:proofErr w:type="spellEnd"/>
+      <w:r>
+        <w:rPr>
+          <w:lang w:val="en-GB"/>
+        </w:rPr>
+        <w:t>."default" NOT NULL,</w:t>
+      </w:r>
+    </w:p>
+    <w:p>
+      <w:pPr>
+        <w:rPr>
+          <w:lang w:val="en-GB"/>
+        </w:rPr>
+      </w:pPr>
+      <w:r>
+        <w:rPr>
+          <w:lang w:val="en-GB"/>
+        </w:rPr>
+        <w:t xml:space="preserve">    </w:t>
+      </w:r>
+      <w:proofErr w:type="spellStart"/>
+      <w:r>
+        <w:rPr>
+          <w:lang w:val="en-GB"/>
+        </w:rPr>
+        <w:t>data_nascita</w:t>
+      </w:r>
+      <w:proofErr w:type="spellEnd"/>
+      <w:r>
+        <w:rPr>
+          <w:lang w:val="en-GB"/>
+        </w:rPr>
+        <w:t xml:space="preserve"> date,</w:t>
+      </w:r>
+    </w:p>
+    <w:p>
+      <w:pPr>
+        <w:rPr>
+          <w:lang w:val="en-GB"/>
+        </w:rPr>
+      </w:pPr>
+      <w:r>
+        <w:rPr>
+          <w:lang w:val="en-GB"/>
+        </w:rPr>
+        <w:t xml:space="preserve">    </w:t>
+      </w:r>
+      <w:proofErr w:type="spellStart"/>
+      <w:r>
+        <w:rPr>
+          <w:lang w:val="en-GB"/>
+        </w:rPr>
+        <w:t>domicilio</w:t>
+      </w:r>
+      <w:proofErr w:type="spellEnd"/>
+      <w:r>
+        <w:rPr>
+          <w:lang w:val="en-GB"/>
+        </w:rPr>
+        <w:t xml:space="preserve"> character </w:t>
+      </w:r>
+      <w:proofErr w:type="gramStart"/>
+      <w:r>
+        <w:rPr>
+          <w:lang w:val="en-GB"/>
+        </w:rPr>
+        <w:t>varying(</w:t>
+      </w:r>
+      <w:proofErr w:type="gramEnd"/>
+      <w:r>
+        <w:rPr>
+          <w:lang w:val="en-GB"/>
+        </w:rPr>
+        <w:t>255) COLLATE pg_</w:t>
+      </w:r>
+      <w:proofErr w:type="spellStart"/>
+      <w:r>
+        <w:rPr>
+          <w:lang w:val="en-GB"/>
+        </w:rPr>
+        <w:t>catalog</w:t>
+      </w:r>
+      <w:proofErr w:type="spellEnd"/>
+      <w:r>
+        <w:rPr>
+          <w:lang w:val="en-GB"/>
+        </w:rPr>
+        <w:t>."default" NOT NULL,</w:t>
+      </w:r>
+    </w:p>
+    <w:p>
+      <w:pPr>
+        <w:rPr>
+          <w:lang w:val="en-GB"/>
+        </w:rPr>
+      </w:pPr>
+      <w:r>
+        <w:rPr>
+          <w:lang w:val="en-GB"/>
+        </w:rPr>
+        <w:t xml:space="preserve">    </w:t>
+      </w:r>
+      <w:proofErr w:type="spellStart"/>
+      <w:r>
+        <w:rPr>
+          <w:lang w:val="en-GB"/>
+        </w:rPr>
+        <w:t>ruolo</w:t>
+      </w:r>
+      <w:proofErr w:type="spellEnd"/>
+      <w:r>
+        <w:rPr>
+          <w:lang w:val="en-GB"/>
+        </w:rPr>
+        <w:t xml:space="preserve"> character varying COLLATE pg_</w:t>
+      </w:r>
+      <w:proofErr w:type="spellStart"/>
+      <w:r>
+        <w:rPr>
+          <w:lang w:val="en-GB"/>
+        </w:rPr>
+        <w:t>catalog</w:t>
+      </w:r>
+      <w:proofErr w:type="spellEnd"/>
+      <w:r>
+        <w:rPr>
+          <w:lang w:val="en-GB"/>
+        </w:rPr>
+        <w:t>."default" NOT NULL DEFAULT ‘</w:t>
+      </w:r>
+      <w:proofErr w:type="spellStart"/>
+      <w:r>
+        <w:rPr>
+          <w:lang w:val="en-GB"/>
+        </w:rPr>
+        <w:t>cliente</w:t>
+      </w:r>
+      <w:proofErr w:type="spellEnd"/>
+      <w:r>
+        <w:rPr>
+          <w:lang w:val="en-GB"/>
+        </w:rPr>
+        <w:t>’,</w:t>
+      </w:r>
+    </w:p>
+    <w:p>
+      <w:pPr>
+        <w:rPr>
+          <w:lang w:val="en-GB"/>
+        </w:rPr>
+      </w:pPr>
+      <w:r>
+        <w:rPr>
+          <w:lang w:val="en-GB"/>
+        </w:rPr>
+        <w:t xml:space="preserve">    id integer NOT NULL GENERATED BY DEFAULT AS IDENTITY </w:t>
+      </w:r>
+      <w:proofErr w:type="gramStart"/>
+      <w:r>
+        <w:rPr>
+          <w:lang w:val="en-GB"/>
+        </w:rPr>
+        <w:t>( INCREMENT</w:t>
+      </w:r>
+      <w:proofErr w:type="gramEnd"/>
+      <w:r>
+        <w:rPr>
+          <w:lang w:val="en-GB"/>
+        </w:rPr>
+        <w:t xml:space="preserve"> 1 START 1 MINVALUE 1 MAXVALUE 2147483647 CACHE </w:t>
+      </w:r>
+      <w:proofErr w:type="gramStart"/>
+      <w:r>
+        <w:rPr>
+          <w:lang w:val="en-GB"/>
+        </w:rPr>
+        <w:t>1 )</w:t>
+      </w:r>
+      <w:proofErr w:type="gramEnd"/>
+      <w:r>
+        <w:rPr>
+          <w:lang w:val="en-GB"/>
+        </w:rPr>
+        <w:t>,</w:t>
+      </w:r>
+    </w:p>
+    <w:p>
+      <w:pPr>
+        <w:rPr>
+          <w:lang w:val="en-GB"/>
+        </w:rPr>
+      </w:pPr>
+      <w:r>
+        <w:rPr>
+          <w:lang w:val="en-GB"/>
+        </w:rPr>
+        <w:t xml:space="preserve">    CONSTRAINT "</w:t>
+      </w:r>
+      <w:proofErr w:type="spellStart"/>
+      <w:r>
+        <w:rPr>
+          <w:lang w:val="en-GB"/>
+        </w:rPr>
+        <w:t>Utente_pkey</w:t>
+      </w:r>
+      <w:proofErr w:type="spellEnd"/>
+      <w:r>
+        <w:rPr>
+          <w:lang w:val="en-GB"/>
+        </w:rPr>
+        <w:t>" PRIMARY KEY (id),</w:t>
+      </w:r>
+    </w:p>
+    <w:p>
+      <w:pPr>
+        <w:rPr>
+          <w:lang w:val="en-GB"/>
+        </w:rPr>
+      </w:pPr>
+      <w:r>
+        <w:rPr>
+          <w:lang w:val="en-GB"/>
+        </w:rPr>
+        <w:t xml:space="preserve">    CONSTRAINT "</w:t>
+      </w:r>
+      <w:proofErr w:type="spellStart"/>
+      <w:r>
+        <w:rPr>
+          <w:lang w:val="en-GB"/>
+        </w:rPr>
+        <w:t>Utente_username_key</w:t>
+      </w:r>
+      <w:proofErr w:type="spellEnd"/>
+      <w:r>
+        <w:rPr>
+          <w:lang w:val="en-GB"/>
+        </w:rPr>
+        <w:t>" UNIQUE (username),</w:t>
+      </w:r>
+    </w:p>
+    <w:p>
+      <w:pPr>
+        <w:rPr>
+          <w:lang w:val="en-GB"/>
+        </w:rPr>
+      </w:pPr>
+      <w:r>
+        <w:rPr>
+          <w:lang w:val="en-GB"/>
+        </w:rPr>
+        <w:t xml:space="preserve">    CONSTRAINT </w:t>
+      </w:r>
+      <w:proofErr w:type="spellStart"/>
+      <w:r>
+        <w:rPr>
+          <w:lang w:val="en-GB"/>
+        </w:rPr>
+        <w:t>chk_tipo</w:t>
+      </w:r>
+      <w:proofErr w:type="spellEnd"/>
+      <w:r>
+        <w:rPr>
+          <w:lang w:val="en-GB"/>
+        </w:rPr>
+        <w:t xml:space="preserve"> CHECK (</w:t>
+      </w:r>
+      <w:proofErr w:type="spellStart"/>
+      <w:proofErr w:type="gramStart"/>
+      <w:r>
+        <w:rPr>
+          <w:lang w:val="en-GB"/>
+        </w:rPr>
+        <w:t>ruolo</w:t>
+      </w:r>
+      <w:proofErr w:type="spellEnd"/>
+      <w:r>
+        <w:rPr>
+          <w:lang w:val="en-GB"/>
+        </w:rPr>
+        <w:t>::</w:t>
+      </w:r>
+      <w:proofErr w:type="gramEnd"/>
+      <w:r>
+        <w:rPr>
+          <w:lang w:val="en-GB"/>
+        </w:rPr>
+        <w:t>text = ANY (</w:t>
+      </w:r>
+      <w:proofErr w:type="gramStart"/>
+      <w:r>
+        <w:rPr>
+          <w:lang w:val="en-GB"/>
+        </w:rPr>
+        <w:t>ARRAY[</w:t>
+      </w:r>
+      <w:proofErr w:type="gramEnd"/>
+      <w:r>
+        <w:rPr>
+          <w:lang w:val="en-GB"/>
+        </w:rPr>
+        <w:t>'</w:t>
+      </w:r>
+      <w:proofErr w:type="spellStart"/>
+      <w:r>
+        <w:rPr>
+          <w:lang w:val="en-GB"/>
+        </w:rPr>
+        <w:t>cliente</w:t>
+      </w:r>
+      <w:proofErr w:type="spellEnd"/>
+      <w:proofErr w:type="gramStart"/>
+      <w:r>
+        <w:rPr>
+          <w:lang w:val="en-GB"/>
+        </w:rPr>
+        <w:t>'::</w:t>
+      </w:r>
+      <w:proofErr w:type="gramEnd"/>
+      <w:r>
+        <w:rPr>
+          <w:lang w:val="en-GB"/>
+        </w:rPr>
+        <w:t xml:space="preserve">character </w:t>
+      </w:r>
+      <w:proofErr w:type="gramStart"/>
+      <w:r>
+        <w:rPr>
+          <w:lang w:val="en-GB"/>
+        </w:rPr>
+        <w:t>varying::</w:t>
+      </w:r>
+      <w:proofErr w:type="gramEnd"/>
+      <w:r>
+        <w:rPr>
+          <w:lang w:val="en-GB"/>
+        </w:rPr>
+        <w:t>text, '</w:t>
+      </w:r>
+      <w:proofErr w:type="spellStart"/>
+      <w:r>
+        <w:rPr>
+          <w:lang w:val="en-GB"/>
+        </w:rPr>
+        <w:t>proiezionista</w:t>
+      </w:r>
+      <w:proofErr w:type="spellEnd"/>
+      <w:proofErr w:type="gramStart"/>
+      <w:r>
+        <w:rPr>
+          <w:lang w:val="en-GB"/>
+        </w:rPr>
+        <w:t>'::</w:t>
+      </w:r>
+      <w:proofErr w:type="gramEnd"/>
+      <w:r>
+        <w:rPr>
+          <w:lang w:val="en-GB"/>
+        </w:rPr>
+        <w:t xml:space="preserve">character </w:t>
+      </w:r>
+      <w:proofErr w:type="gramStart"/>
+      <w:r>
+        <w:rPr>
+          <w:lang w:val="en-GB"/>
+        </w:rPr>
+        <w:t>varying::</w:t>
+      </w:r>
+      <w:proofErr w:type="gramEnd"/>
+      <w:r>
+        <w:rPr>
+          <w:lang w:val="en-GB"/>
+        </w:rPr>
+        <w:t>text, '</w:t>
+      </w:r>
+      <w:proofErr w:type="spellStart"/>
+      <w:r>
+        <w:rPr>
+          <w:lang w:val="en-GB"/>
+        </w:rPr>
+        <w:t>bigliettaio</w:t>
+      </w:r>
+      <w:proofErr w:type="spellEnd"/>
+      <w:proofErr w:type="gramStart"/>
+      <w:r>
+        <w:rPr>
+          <w:lang w:val="en-GB"/>
+        </w:rPr>
+        <w:t>'::</w:t>
+      </w:r>
+      <w:proofErr w:type="gramEnd"/>
+      <w:r>
+        <w:rPr>
+          <w:lang w:val="en-GB"/>
+        </w:rPr>
+        <w:t xml:space="preserve">character </w:t>
+      </w:r>
+      <w:proofErr w:type="gramStart"/>
+      <w:r>
+        <w:rPr>
+          <w:lang w:val="en-GB"/>
+        </w:rPr>
+        <w:t>varying::</w:t>
+      </w:r>
+      <w:proofErr w:type="gramEnd"/>
+      <w:r>
+        <w:rPr>
+          <w:lang w:val="en-GB"/>
+        </w:rPr>
+        <w:t>text])) NOT VALID</w:t>
+      </w:r>
+    </w:p>
+    <w:p>
+      <w:pPr>
+        <w:rPr>
+          <w:lang w:val="en-GB"/>
+        </w:rPr>
+      </w:pPr>
+      <w:r>
+        <w:rPr>
+          <w:lang w:val="en-GB"/>
+        </w:rPr>
+        <w:t>)</w:t>
+      </w:r>
+    </w:p>
+    <w:p>
+      <w:pPr>
+        <w:rPr>
+          <w:lang w:val="en-GB"/>
+        </w:rPr>
+      </w:pPr>
+      <w:proofErr w:type="spellStart"/>
+      <w:r>
+        <w:rPr>
+          <w:lang w:val="en-GB"/>
+        </w:rPr>
+        <w:lastRenderedPageBreak/>
+        <w:t>Tabella</w:t>
+      </w:r>
+      <w:proofErr w:type="spellEnd"/>
+      <w:r>
+        <w:rPr>
+          <w:lang w:val="en-GB"/>
+        </w:rPr>
         <w:t xml:space="preserve"> </w:t>
       </w:r>
-      <w:r>
-        <w:t>garantendo scalabilità orizzontale per richieste simultanee.</w:t>
-      </w:r>
-    </w:p>
-    <w:p>
-      <w:pPr>
-        <w:rPr>
-          <w:b/>
-          <w:bCs/>
-        </w:rPr>
-      </w:pPr>
-    </w:p>
-    <w:p>
-      <w:pPr>
-        <w:pStyle w:val="Heading2"/>
-        <w:rPr>
-          <w:lang w:val="en-US"/>
-        </w:rPr>
-      </w:pPr>
-      <w:bookmarkStart w:id="5" w:name="_Toc238807075"/>
-      <w:r>
-        <w:rPr>
-          <w:lang w:val="en-US"/>
-        </w:rPr>
+      <w:proofErr w:type="spellStart"/>
+      <w:r>
+        <w:rPr>
+          <w:lang w:val="en-GB"/>
+        </w:rPr>
+        <w:t>Prenotazioni</w:t>
+      </w:r>
+      <w:proofErr w:type="spellEnd"/>
+      <w:r>
+        <w:rPr>
+          <w:lang w:val="en-GB"/>
+        </w:rPr>
+        <w:t>:</w:t>
+      </w:r>
+    </w:p>
+    <w:p>
+      <w:pPr>
+        <w:rPr>
+          <w:lang w:val="en-GB"/>
+        </w:rPr>
+      </w:pPr>
+      <w:r>
+        <w:rPr>
+          <w:lang w:val="en-GB"/>
+        </w:rPr>
+        <w:t>CREATE TABLE IF NOT EXISTS public."</w:t>
+      </w:r>
+      <w:proofErr w:type="spellStart"/>
+      <w:r>
+        <w:rPr>
+          <w:lang w:val="en-GB"/>
+        </w:rPr>
+        <w:t>Prenotazioni</w:t>
+      </w:r>
+      <w:proofErr w:type="spellEnd"/>
+      <w:r>
+        <w:rPr>
+          <w:lang w:val="en-GB"/>
+        </w:rPr>
+        <w:t>"</w:t>
+      </w:r>
+    </w:p>
+    <w:p>
+      <w:pPr>
+        <w:rPr>
+          <w:lang w:val="en-GB"/>
+        </w:rPr>
+      </w:pPr>
+      <w:r>
+        <w:rPr>
+          <w:lang w:val="en-GB"/>
+        </w:rPr>
+        <w:t>(</w:t>
+      </w:r>
+    </w:p>
+    <w:p>
+      <w:pPr>
+        <w:rPr>
+          <w:lang w:val="en-GB"/>
+        </w:rPr>
+      </w:pPr>
+      <w:r>
+        <w:rPr>
+          <w:lang w:val="en-GB"/>
+        </w:rPr>
+        <w:t xml:space="preserve">    id integer NOT NULL GENERATED BY DEFAULT AS IDENTITY </w:t>
+      </w:r>
+      <w:proofErr w:type="gramStart"/>
+      <w:r>
+        <w:rPr>
+          <w:lang w:val="en-GB"/>
+        </w:rPr>
+        <w:t>( INCREMENT</w:t>
+      </w:r>
+      <w:proofErr w:type="gramEnd"/>
+      <w:r>
+        <w:rPr>
+          <w:lang w:val="en-GB"/>
+        </w:rPr>
+        <w:t xml:space="preserve"> 1 START 1 MINVALUE 1 MAXVALUE 2147483647 CACHE </w:t>
+      </w:r>
+      <w:proofErr w:type="gramStart"/>
+      <w:r>
+        <w:rPr>
+          <w:lang w:val="en-GB"/>
+        </w:rPr>
+        <w:t>1 )</w:t>
+      </w:r>
+      <w:proofErr w:type="gramEnd"/>
+      <w:r>
+        <w:rPr>
+          <w:lang w:val="en-GB"/>
+        </w:rPr>
+        <w:t>,</w:t>
+      </w:r>
+    </w:p>
+    <w:p>
+      <w:pPr>
+        <w:rPr>
+          <w:lang w:val="en-GB"/>
+        </w:rPr>
+      </w:pPr>
+      <w:r>
+        <w:rPr>
+          <w:lang w:val="en-GB"/>
+        </w:rPr>
+        <w:t xml:space="preserve">    </w:t>
+      </w:r>
+      <w:proofErr w:type="spellStart"/>
+      <w:r>
+        <w:rPr>
+          <w:lang w:val="en-GB"/>
+        </w:rPr>
+        <w:t>id_utente</w:t>
+      </w:r>
+      <w:proofErr w:type="spellEnd"/>
+      <w:r>
+        <w:rPr>
+          <w:lang w:val="en-GB"/>
+        </w:rPr>
+        <w:t xml:space="preserve"> integer NOT NULL,</w:t>
+      </w:r>
+    </w:p>
+    <w:p>
+      <w:pPr>
+        <w:rPr>
+          <w:lang w:val="en-GB"/>
+        </w:rPr>
+      </w:pPr>
+      <w:r>
+        <w:rPr>
+          <w:lang w:val="en-GB"/>
+        </w:rPr>
+        <w:t xml:space="preserve">    </w:t>
+      </w:r>
+      <w:proofErr w:type="spellStart"/>
+      <w:r>
+        <w:rPr>
+          <w:lang w:val="en-GB"/>
+        </w:rPr>
+        <w:t>id_proiezione</w:t>
+      </w:r>
+      <w:proofErr w:type="spellEnd"/>
+      <w:r>
+        <w:rPr>
+          <w:lang w:val="en-GB"/>
+        </w:rPr>
+        <w:t xml:space="preserve"> integer NOT NULL,</w:t>
+      </w:r>
+    </w:p>
+    <w:p>
+      <w:pPr>
+        <w:rPr>
+          <w:lang w:val="en-GB"/>
+        </w:rPr>
+      </w:pPr>
+      <w:r>
+        <w:rPr>
+          <w:lang w:val="en-GB"/>
+        </w:rPr>
+        <w:t xml:space="preserve">    </w:t>
+      </w:r>
+      <w:proofErr w:type="spellStart"/>
+      <w:r>
+        <w:rPr>
+          <w:lang w:val="en-GB"/>
+        </w:rPr>
+        <w:t>numero_posti</w:t>
+      </w:r>
+      <w:proofErr w:type="spellEnd"/>
+      <w:r>
+        <w:rPr>
+          <w:lang w:val="en-GB"/>
+        </w:rPr>
+        <w:t xml:space="preserve"> integer,</w:t>
+      </w:r>
+    </w:p>
+    <w:p>
+      <w:pPr>
+        <w:rPr>
+          <w:lang w:val="en-GB"/>
+        </w:rPr>
+      </w:pPr>
+      <w:r>
+        <w:rPr>
+          <w:lang w:val="en-GB"/>
+        </w:rPr>
+        <w:t xml:space="preserve">    CONSTRAINT </w:t>
+      </w:r>
+      <w:proofErr w:type="spellStart"/>
+      <w:r>
+        <w:rPr>
+          <w:lang w:val="en-GB"/>
+        </w:rPr>
+        <w:t>prenotazioni_pkey</w:t>
+      </w:r>
+      <w:proofErr w:type="spellEnd"/>
+      <w:r>
+        <w:rPr>
+          <w:lang w:val="en-GB"/>
+        </w:rPr>
+        <w:t xml:space="preserve"> PRIMARY KEY (id, </w:t>
+      </w:r>
+      <w:proofErr w:type="spellStart"/>
+      <w:r>
+        <w:rPr>
+          <w:lang w:val="en-GB"/>
+        </w:rPr>
+        <w:t>id_utente</w:t>
+      </w:r>
+      <w:proofErr w:type="spellEnd"/>
+      <w:r>
+        <w:rPr>
+          <w:lang w:val="en-GB"/>
+        </w:rPr>
+        <w:t xml:space="preserve">, </w:t>
+      </w:r>
+      <w:proofErr w:type="spellStart"/>
+      <w:r>
+        <w:rPr>
+          <w:lang w:val="en-GB"/>
+        </w:rPr>
+        <w:t>id_proiezione</w:t>
+      </w:r>
+      <w:proofErr w:type="spellEnd"/>
+      <w:r>
+        <w:rPr>
+          <w:lang w:val="en-GB"/>
+        </w:rPr>
+        <w:t>),</w:t>
+      </w:r>
+    </w:p>
+    <w:p>
+      <w:pPr>
+        <w:rPr>
+          <w:lang w:val="en-GB"/>
+        </w:rPr>
+      </w:pPr>
+      <w:r>
+        <w:rPr>
+          <w:lang w:val="en-GB"/>
+        </w:rPr>
+        <w:t xml:space="preserve">    CONSTRAINT </w:t>
+      </w:r>
+      <w:proofErr w:type="spellStart"/>
+      <w:r>
+        <w:rPr>
+          <w:lang w:val="en-GB"/>
+        </w:rPr>
+        <w:t>ref_proiezioni</w:t>
+      </w:r>
+      <w:proofErr w:type="spellEnd"/>
+      <w:r>
+        <w:rPr>
+          <w:lang w:val="en-GB"/>
+        </w:rPr>
+        <w:t xml:space="preserve"> FOREIGN KEY (</w:t>
+      </w:r>
+      <w:proofErr w:type="spellStart"/>
+      <w:r>
+        <w:rPr>
+          <w:lang w:val="en-GB"/>
+        </w:rPr>
+        <w:t>id_proiezione</w:t>
+      </w:r>
+      <w:proofErr w:type="spellEnd"/>
+      <w:r>
+        <w:rPr>
+          <w:lang w:val="en-GB"/>
+        </w:rPr>
+        <w:t>)</w:t>
+      </w:r>
+    </w:p>
+    <w:p>
+      <w:pPr>
+        <w:rPr>
+          <w:lang w:val="en-GB"/>
+        </w:rPr>
+      </w:pPr>
+      <w:r>
+        <w:rPr>
+          <w:lang w:val="en-GB"/>
+        </w:rPr>
+        <w:t xml:space="preserve">        REFERENCES public."</w:t>
+      </w:r>
+      <w:proofErr w:type="spellStart"/>
+      <w:r>
+        <w:rPr>
+          <w:lang w:val="en-GB"/>
+        </w:rPr>
+        <w:t>Proiezioni</w:t>
+      </w:r>
+      <w:proofErr w:type="spellEnd"/>
+      <w:r>
+        <w:rPr>
+          <w:lang w:val="en-GB"/>
+        </w:rPr>
+        <w:t>" (id) MATCH SIMPLE</w:t>
+      </w:r>
+    </w:p>
+    <w:p>
+      <w:pPr>
+        <w:rPr>
+          <w:lang w:val="en-GB"/>
+        </w:rPr>
+      </w:pPr>
+      <w:r>
+        <w:rPr>
+          <w:lang w:val="en-GB"/>
+        </w:rPr>
+        <w:t xml:space="preserve">        ON UPDATE NO ACTION</w:t>
+      </w:r>
+    </w:p>
+    <w:p>
+      <w:pPr>
+        <w:rPr>
+          <w:lang w:val="en-GB"/>
+        </w:rPr>
+      </w:pPr>
+      <w:r>
+        <w:rPr>
+          <w:lang w:val="en-GB"/>
+        </w:rPr>
+        <w:t xml:space="preserve">        ON DELETE NO ACTION,</w:t>
+      </w:r>
+    </w:p>
+    <w:p>
+      <w:pPr>
+        <w:rPr>
+          <w:lang w:val="en-GB"/>
+        </w:rPr>
+      </w:pPr>
+      <w:r>
+        <w:rPr>
+          <w:lang w:val="en-GB"/>
+        </w:rPr>
+        <w:t xml:space="preserve">    CONSTRAINT </w:t>
+      </w:r>
+      <w:proofErr w:type="spellStart"/>
+      <w:r>
+        <w:rPr>
+          <w:lang w:val="en-GB"/>
+        </w:rPr>
+        <w:t>ref_utente</w:t>
+      </w:r>
+      <w:proofErr w:type="spellEnd"/>
+      <w:r>
+        <w:rPr>
+          <w:lang w:val="en-GB"/>
+        </w:rPr>
+        <w:t xml:space="preserve"> FOREIGN KEY (</w:t>
+      </w:r>
+      <w:proofErr w:type="spellStart"/>
+      <w:r>
+        <w:rPr>
+          <w:lang w:val="en-GB"/>
+        </w:rPr>
+        <w:t>id_utente</w:t>
+      </w:r>
+      <w:proofErr w:type="spellEnd"/>
+      <w:r>
+        <w:rPr>
+          <w:lang w:val="en-GB"/>
+        </w:rPr>
+        <w:t>)</w:t>
+      </w:r>
+    </w:p>
+    <w:p>
+      <w:pPr>
+        <w:rPr>
+          <w:lang w:val="en-GB"/>
+        </w:rPr>
+      </w:pPr>
+      <w:r>
+        <w:rPr>
+          <w:lang w:val="en-GB"/>
+        </w:rPr>
+        <w:t xml:space="preserve">        REFERENCES public."</w:t>
+      </w:r>
+      <w:proofErr w:type="spellStart"/>
+      <w:r>
+        <w:rPr>
+          <w:lang w:val="en-GB"/>
+        </w:rPr>
+        <w:t>Utenti</w:t>
+      </w:r>
+      <w:proofErr w:type="spellEnd"/>
+      <w:r>
+        <w:rPr>
+          <w:lang w:val="en-GB"/>
+        </w:rPr>
+        <w:t>" (id) MATCH SIMPLE</w:t>
+      </w:r>
+    </w:p>
+    <w:p>
+      <w:pPr>
+        <w:rPr>
+          <w:lang w:val="en-GB"/>
+        </w:rPr>
+      </w:pPr>
+      <w:r>
+        <w:rPr>
+          <w:lang w:val="en-GB"/>
+        </w:rPr>
+        <w:t xml:space="preserve">        ON UPDATE NO ACTION</w:t>
+      </w:r>
+    </w:p>
+    <w:p>
+      <w:pPr>
+        <w:rPr>
+          <w:lang w:val="en-GB"/>
+        </w:rPr>
+      </w:pPr>
+      <w:r>
+        <w:rPr>
+          <w:lang w:val="en-GB"/>
+        </w:rPr>
+        <w:t xml:space="preserve">        ON DELETE NO ACTION</w:t>
+      </w:r>
+    </w:p>
+    <w:p>
+      <w:r>
+        <w:t>)</w:t>
+      </w:r>
+    </w:p>
+    <w:p>
+      <w:r>
+        <w:t>Inserimento dei dati nel DB</w:t>
+      </w:r>
+    </w:p>
+    <w:p>
+      <w:r>
+        <w:t xml:space="preserve">L’inserimento dei dati forniti dal file proiezioni.csv è stato effettuato importando i dati in una tabella temporanea (Import_dati) con colonne corrispondenti ai campi del file formato csv (data_ora_proiezione, titolo_film, genere, regista, anno, durata_minuti, eta_minima, prezzo_biglietto). Dopo l’importazione è stata aggiunta una chiave esterna id_film, con riferimento all’id un’altra tabella provvisioria (Import_film).   </w:t>
+      </w:r>
+    </w:p>
+    <w:p>
+      <w:r>
+        <w:t xml:space="preserve">In questa seconda tebella provvisoria (Import_film) sono stati copiati i dati relativi ai film (titolo_film, genere, regista, anno, durata_minuti, eta_minima) eliminandone i duplicati e aggiungendo un identificativo incrementale alla tabella. Attraverso una query di select si è copiato il campo Import_film .id nel campo Import_dati. id_film nella riga in cui il contenuti dei campi  titolo_film e  regista contenevano lo stesso valore. Verificata la corrispondenza dei dati sono stati importati i dati dei campi data_ora_proiezione, prezzo_biglietto, id e id_film  nella tabella Proiezioni e i dati della tabella Import_film sono stati importati nella tabella Film. La tabella Import_film è stata in seguito eliminata, mentre la tabella Import_dati è stata mantenuta per garantire l’effettiva corrispondenza dei dati importati dal file csv. </w:t>
+      </w:r>
+    </w:p>
+    <w:p>
+      <w:r>
         <w:lastRenderedPageBreak/>
-        <w:t>4.1</w:t>
-      </w:r>
-      <w:r>
-        <w:rPr>
-          <w:lang w:val="en-US"/>
-        </w:rPr>
-        <w:t xml:space="preserve"> Pattern DAO (Data Access Object)</w:t>
-      </w:r>
-      <w:bookmarkEnd w:id="5"/>
-    </w:p>
-    <w:p>
-      <w:r>
-        <w:t>L'accesso ai dati è astratto dall'interfaccia generica Dao che espone due macro-operazioni,</w:t>
-      </w:r>
-    </w:p>
-    <w:p>
-      <w:r>
-        <w:t>allineandosi all'approccio CQRS:</w:t>
-      </w:r>
-    </w:p>
-    <w:p>
-      <w:r>
-        <w:t>find(req: Query): Response - Per le letture dal database.</w:t>
-      </w:r>
-    </w:p>
-    <w:p>
-      <w:r>
-        <w:t>execute(req: Command): Response - Per le scritture/modifiche.</w:t>
-      </w:r>
-    </w:p>
-    <w:p>
-      <w:r>
-        <w:t>Le implementazioni concrete includono UserDao , FilmDao , ProjectionDao e</w:t>
-      </w:r>
+        <w:t>Creazione delle viste</w:t>
+      </w:r>
+    </w:p>
+    <w:p>
+      <w:r>
+        <w:t>Nell’ottica di ottimizzare le prestazioni si sono costruite due viste nelle quali vengono incluse le proiezioni e le prenotazioni che partono dalla data odierna inviando al Client solo un sottoinsieme ristretto e rilevante di dati. Partendo dal presupposto che,  un utente che accede al sistema per prenotare un biglietto o un operatore alla biglietteria hanno bisogno di operare unicamente sugli spettacoli futuri o correnti. Mostrare proiezioni e prenotazioni "da oggi in poi" garantisce che la GUI Swing rimanga leggera, pulita e focalizzata esclusivamente sulle azioni permesse in quel momento.</w:t>
+      </w:r>
+    </w:p>
+    <w:p>
+      <w:r>
+        <w:t>Ottimizzazione del Database e del Server (Prospettiva DB/Server)Server applicativo interroga direttamente una sorgente già filtrata e ottimizzata. Questo riduce il tempo in cui i thread del Server rimangono bloccati in attesa dei dati dal DB, aumentando il throughput del server di fronte a richieste concorrenti da parte di molteplici client.</w:t>
+      </w:r>
+    </w:p>
+    <w:p>
+      <w:r>
+        <w:t>Inoltre, nell’ottica di integrità dei dati e sicurezza concorrente si prevengono errori (ad es. un cliente non devono poter prenotare un posto per uno spettacolo già terminato). Se l'interfaccia, quindi, non mostra lo spettacolo passato, il client non potrà mai inviare una richiesta di prenotazione errata al Server, semplificando i controlli di validazione e concorrenza lato Server.</w:t>
+      </w:r>
+    </w:p>
+    <w:p>
+      <w:r>
+        <w:t>8.4.5 Astrazione Logica tramite Viste (VIEWS PostgreSQL)</w:t>
+      </w:r>
+    </w:p>
+    <w:p>
+      <w:r>
+        <w:t>Per ottimizzare le prestazioni, astrarre le complesse elaborazioni relazionali dal codice Java (che altrimenti si sarebbe appesantito con JOIN massive) e minimizzare la quantità informazionale scambiata sulla rete client-server, si è optato per la costruzione architetturale di speciali viste SQL all'interno del Database PostgreSQL. Esse mantengono rigorosamente lo schema in formata 3NF elaborandone i calcoli in maniera provvisoria.</w:t>
+      </w:r>
+    </w:p>
+    <w:p>
+      <w:r>
+        <w:t>8.4.5.1 Vista Proiezioni_pianificate (Calcolo Disponibilità in Sala)</w:t>
+      </w:r>
+    </w:p>
+    <w:p>
+      <w:r>
+        <w:t>La finalità di questa query materializzata come vista è quella di provvedere i parametri essenziali di proiezione limitativi al momento futuro, quantificando istantaneamente i ticket prevenduti.</w:t>
+      </w:r>
+    </w:p>
+    <w:p>
+      <w:pPr>
+        <w:rPr>
+          <w:lang w:val="en-GB"/>
+        </w:rPr>
+      </w:pPr>
+      <w:r>
+        <w:rPr>
+          <w:lang w:val="en-GB"/>
+        </w:rPr>
+        <w:t>CREATE VIEW public."</w:t>
+      </w:r>
+      <w:proofErr w:type="spellStart"/>
+      <w:r>
+        <w:rPr>
+          <w:lang w:val="en-GB"/>
+        </w:rPr>
+        <w:t>Proiezioni_pianificate</w:t>
+      </w:r>
+      <w:proofErr w:type="spellEnd"/>
+      <w:r>
+        <w:rPr>
+          <w:lang w:val="en-GB"/>
+        </w:rPr>
+        <w:t>" AS</w:t>
+      </w:r>
+    </w:p>
+    <w:p>
+      <w:pPr>
+        <w:rPr>
+          <w:lang w:val="en-GB"/>
+        </w:rPr>
+      </w:pPr>
+      <w:r>
+        <w:rPr>
+          <w:lang w:val="en-GB"/>
+        </w:rPr>
+        <w:t xml:space="preserve"> SELECT </w:t>
+      </w:r>
+    </w:p>
+    <w:p>
+      <w:pPr>
+        <w:rPr>
+          <w:lang w:val="en-GB"/>
+        </w:rPr>
+      </w:pPr>
+      <w:r>
+        <w:rPr>
+          <w:lang w:val="en-GB"/>
+        </w:rPr>
+        <w:t xml:space="preserve">    proiezioni.id AS </w:t>
+      </w:r>
+      <w:proofErr w:type="spellStart"/>
+      <w:r>
+        <w:rPr>
+          <w:lang w:val="en-GB"/>
+        </w:rPr>
+        <w:t>id_proiezione</w:t>
+      </w:r>
+      <w:proofErr w:type="spellEnd"/>
+      <w:r>
+        <w:rPr>
+          <w:lang w:val="en-GB"/>
+        </w:rPr>
+        <w:t>,</w:t>
+      </w:r>
+    </w:p>
+    <w:p>
+      <w:pPr>
+        <w:rPr>
+          <w:lang w:val="en-GB"/>
+        </w:rPr>
+      </w:pPr>
+      <w:r>
+        <w:rPr>
+          <w:lang w:val="en-GB"/>
+        </w:rPr>
+        <w:t xml:space="preserve">    films.id AS </w:t>
+      </w:r>
+      <w:proofErr w:type="spellStart"/>
+      <w:r>
+        <w:rPr>
+          <w:lang w:val="en-GB"/>
+        </w:rPr>
+        <w:t>id_film</w:t>
+      </w:r>
+      <w:proofErr w:type="spellEnd"/>
+      <w:r>
+        <w:rPr>
+          <w:lang w:val="en-GB"/>
+        </w:rPr>
+        <w:t>,</w:t>
+      </w:r>
+    </w:p>
+    <w:p>
+      <w:r>
+        <w:rPr>
+          <w:lang w:val="en-GB"/>
+        </w:rPr>
+        <w:t xml:space="preserve">    </w:t>
+      </w:r>
+      <w:proofErr w:type="spellStart"/>
+      <w:r>
+        <w:t>proiezioni.data_ora_proiezione</w:t>
+      </w:r>
+      <w:proofErr w:type="spellEnd"/>
+      <w:r>
+        <w:t>,</w:t>
+      </w:r>
+    </w:p>
+    <w:p>
+      <w:r>
+        <w:t xml:space="preserve">    films.titolo_film AS titolofilm,</w:t>
+      </w:r>
+    </w:p>
+    <w:p>
+      <w:r>
+        <w:t xml:space="preserve">    films.genere, films.regista, films.anno, </w:t>
+      </w:r>
+    </w:p>
+    <w:p>
+      <w:r>
+        <w:t xml:space="preserve">    films.durata_minuti, films.eta_minima,</w:t>
+      </w:r>
+    </w:p>
+    <w:p>
+      <w:r>
+        <w:lastRenderedPageBreak/>
+        <w:t xml:space="preserve">    proiezioni.prezzo_biglietto,</w:t>
+      </w:r>
+    </w:p>
+    <w:p>
+      <w:r>
+        <w:t xml:space="preserve">    COALESCE(p.totale_posti, (0)::bigint) AS totale_posti_prenotati</w:t>
+      </w:r>
+    </w:p>
+    <w:p>
+      <w:pPr>
+        <w:rPr>
+          <w:lang w:val="en-GB"/>
+        </w:rPr>
+      </w:pPr>
       <w:r>
         <w:t xml:space="preserve"> </w:t>
       </w:r>
       <w:r>
-        <w:t>BookingDao. Ognuno interpreta specifici oggetti Query/Command restituendo la corrispondente</w:t>
-      </w:r>
-      <w:r>
+        <w:rPr>
+          <w:lang w:val="en-GB"/>
+        </w:rPr>
+        <w:t>FROM ("</w:t>
+      </w:r>
+      <w:proofErr w:type="spellStart"/>
+      <w:r>
+        <w:rPr>
+          <w:lang w:val="en-GB"/>
+        </w:rPr>
+        <w:t>Proiezioni</w:t>
+      </w:r>
+      <w:proofErr w:type="spellEnd"/>
+      <w:r>
+        <w:rPr>
+          <w:lang w:val="en-GB"/>
+        </w:rPr>
+        <w:t xml:space="preserve">" </w:t>
+      </w:r>
+      <w:proofErr w:type="spellStart"/>
+      <w:r>
+        <w:rPr>
+          <w:lang w:val="en-GB"/>
+        </w:rPr>
+        <w:t>proiezioni</w:t>
+      </w:r>
+      <w:proofErr w:type="spellEnd"/>
+    </w:p>
+    <w:p>
+      <w:pPr>
+        <w:rPr>
+          <w:lang w:val="en-GB"/>
+        </w:rPr>
+      </w:pPr>
+      <w:r>
+        <w:rPr>
+          <w:lang w:val="en-GB"/>
+        </w:rPr>
+        <w:t xml:space="preserve"> JOIN "Films" films ON (</w:t>
+      </w:r>
+      <w:proofErr w:type="spellStart"/>
+      <w:r>
+        <w:rPr>
+          <w:lang w:val="en-GB"/>
+        </w:rPr>
+        <w:t>proiezioni.id_film</w:t>
+      </w:r>
+      <w:proofErr w:type="spellEnd"/>
+      <w:r>
+        <w:rPr>
+          <w:lang w:val="en-GB"/>
+        </w:rPr>
+        <w:t xml:space="preserve"> = films.id))</w:t>
+      </w:r>
+    </w:p>
+    <w:p>
+      <w:pPr>
+        <w:rPr>
+          <w:lang w:val="en-GB"/>
+        </w:rPr>
+      </w:pPr>
+      <w:r>
+        <w:rPr>
+          <w:lang w:val="en-GB"/>
+        </w:rPr>
+        <w:t xml:space="preserve"> LEFT JOIN ( </w:t>
+      </w:r>
+    </w:p>
+    <w:p>
+      <w:r>
+        <w:rPr>
+          <w:lang w:val="en-GB"/>
+        </w:rPr>
+        <w:t xml:space="preserve">     </w:t>
+      </w:r>
+      <w:r>
+        <w:t xml:space="preserve">SELECT </w:t>
+      </w:r>
+      <w:proofErr w:type="spellStart"/>
+      <w:r>
+        <w:t>id_proiezione</w:t>
+      </w:r>
+      <w:proofErr w:type="spellEnd"/>
+      <w:r>
+        <w:t>, sum(</w:t>
+      </w:r>
+      <w:proofErr w:type="spellStart"/>
+      <w:r>
+        <w:t>numero_posti</w:t>
+      </w:r>
+      <w:proofErr w:type="spellEnd"/>
+      <w:r>
+        <w:t>) AS totale_posti</w:t>
+      </w:r>
+    </w:p>
+    <w:p>
+      <w:pPr>
+        <w:rPr>
+          <w:lang w:val="en-GB"/>
+        </w:rPr>
+      </w:pPr>
+      <w:r>
+        <w:t xml:space="preserve">     </w:t>
+      </w:r>
+      <w:r>
+        <w:rPr>
+          <w:lang w:val="en-GB"/>
+        </w:rPr>
+        <w:t>FROM "</w:t>
+      </w:r>
+      <w:proofErr w:type="spellStart"/>
+      <w:r>
+        <w:rPr>
+          <w:lang w:val="en-GB"/>
+        </w:rPr>
+        <w:t>Prenotazioni</w:t>
+      </w:r>
+      <w:proofErr w:type="spellEnd"/>
+      <w:r>
+        <w:rPr>
+          <w:lang w:val="en-GB"/>
+        </w:rPr>
+        <w:t>"</w:t>
+      </w:r>
+    </w:p>
+    <w:p>
+      <w:pPr>
+        <w:rPr>
+          <w:lang w:val="en-GB"/>
+        </w:rPr>
+      </w:pPr>
+      <w:r>
+        <w:rPr>
+          <w:lang w:val="en-GB"/>
+        </w:rPr>
+        <w:t xml:space="preserve">     GROUP BY </w:t>
+      </w:r>
+      <w:proofErr w:type="spellStart"/>
+      <w:r>
+        <w:rPr>
+          <w:lang w:val="en-GB"/>
+        </w:rPr>
+        <w:t>id_proiezione</w:t>
+      </w:r>
+      <w:proofErr w:type="spellEnd"/>
+    </w:p>
+    <w:p>
+      <w:r>
+        <w:rPr>
+          <w:lang w:val="en-GB"/>
+        </w:rPr>
         <w:t xml:space="preserve"> </w:t>
       </w:r>
       <w:r>
-        <w:t>Response definita nel modulo Contract.</w:t>
-      </w:r>
-    </w:p>
-    <w:p>
-      <w:pPr>
-        <w:pStyle w:val="Heading2"/>
-      </w:pPr>
-      <w:bookmarkStart w:id="6" w:name="_Toc238807076"/>
-      <w:r>
-        <w:t>4.2</w:t>
-      </w:r>
+        <w:t xml:space="preserve">) p ON (proiezioni.id = </w:t>
+      </w:r>
+      <w:proofErr w:type="spellStart"/>
+      <w:r>
+        <w:t>p.id_proiezione</w:t>
+      </w:r>
+      <w:proofErr w:type="spellEnd"/>
+      <w:r>
+        <w:t>)</w:t>
+      </w:r>
+    </w:p>
+    <w:p>
+      <w:r>
+        <w:t xml:space="preserve"> WHERE (proiezioni.data_ora_proiezione &gt;= CURRENT_DATE);</w:t>
+      </w:r>
+    </w:p>
+    <w:p>
+      <w:r>
+        <w:t>Descrizione e Motivazione: Tramite un’apposita sotto-query aggregatrice che sfrutta l'operatore aritmetico SUM() raggruppato sulle chiavi della proiezione (Group By), si recupera preventivamente il numero totale di posti impegnati, scongiurando un attributo ridondante nella base dati. L’impiego provvidenziale del COALESCE rimpiazza i fastidiosi valori matematici NULL (generabili sulla left-join se lo spettacolo è novizio ed interamente vuoto) forzando un saldo zero scalare: un costrutto cardine per elaborare le differeze in Java a runtime prima della prenotazione.</w:t>
+      </w:r>
+    </w:p>
+    <w:p>
+      <w:r>
+        <w:t xml:space="preserve">8.4.5.2 Vista Proiezioni_storiche </w:t>
+      </w:r>
+    </w:p>
+    <w:p>
+      <w:r>
+        <w:t>Richiesto espressamente dalle specifiche per le figure attive come i Proiezionisti.</w:t>
+      </w:r>
+    </w:p>
+    <w:p>
+      <w:pPr>
+        <w:rPr>
+          <w:lang w:val="en-GB"/>
+        </w:rPr>
+      </w:pPr>
+      <w:r>
+        <w:rPr>
+          <w:lang w:val="en-GB"/>
+        </w:rPr>
+        <w:t>CREATE VIEW public."</w:t>
+      </w:r>
+      <w:proofErr w:type="spellStart"/>
+      <w:r>
+        <w:rPr>
+          <w:lang w:val="en-GB"/>
+        </w:rPr>
+        <w:t>Proiezioni_storiche</w:t>
+      </w:r>
+      <w:proofErr w:type="spellEnd"/>
+      <w:r>
+        <w:rPr>
+          <w:lang w:val="en-GB"/>
+        </w:rPr>
+        <w:t>" AS</w:t>
+      </w:r>
+    </w:p>
+    <w:p>
+      <w:pPr>
+        <w:rPr>
+          <w:lang w:val="en-GB"/>
+        </w:rPr>
+      </w:pPr>
+      <w:r>
+        <w:rPr>
+          <w:lang w:val="en-GB"/>
+        </w:rPr>
+        <w:t xml:space="preserve"> SELECT </w:t>
+      </w:r>
+    </w:p>
+    <w:p>
+      <w:pPr>
+        <w:rPr>
+          <w:lang w:val="en-GB"/>
+        </w:rPr>
+      </w:pPr>
+      <w:r>
+        <w:rPr>
+          <w:lang w:val="en-GB"/>
+        </w:rPr>
+        <w:t xml:space="preserve">    proiezioni.id AS </w:t>
+      </w:r>
+      <w:proofErr w:type="spellStart"/>
+      <w:r>
+        <w:rPr>
+          <w:lang w:val="en-GB"/>
+        </w:rPr>
+        <w:t>id_proiezione</w:t>
+      </w:r>
+      <w:proofErr w:type="spellEnd"/>
+      <w:r>
+        <w:rPr>
+          <w:lang w:val="en-GB"/>
+        </w:rPr>
+        <w:t>,</w:t>
+      </w:r>
+    </w:p>
+    <w:p>
+      <w:pPr>
+        <w:rPr>
+          <w:lang w:val="en-GB"/>
+        </w:rPr>
+      </w:pPr>
+      <w:r>
+        <w:rPr>
+          <w:lang w:val="en-GB"/>
+        </w:rPr>
+        <w:t xml:space="preserve">    films.id AS </w:t>
+      </w:r>
+      <w:proofErr w:type="spellStart"/>
+      <w:r>
+        <w:rPr>
+          <w:lang w:val="en-GB"/>
+        </w:rPr>
+        <w:t>id_film</w:t>
+      </w:r>
+      <w:proofErr w:type="spellEnd"/>
+      <w:r>
+        <w:rPr>
+          <w:lang w:val="en-GB"/>
+        </w:rPr>
+        <w:t>,</w:t>
+      </w:r>
+    </w:p>
+    <w:p>
+      <w:r>
+        <w:rPr>
+          <w:lang w:val="en-GB"/>
+        </w:rPr>
+        <w:t xml:space="preserve">    </w:t>
+      </w:r>
+      <w:proofErr w:type="spellStart"/>
+      <w:r>
+        <w:t>proiezioni.data_ora_proiezione</w:t>
+      </w:r>
+      <w:proofErr w:type="spellEnd"/>
+      <w:r>
+        <w:t>,</w:t>
+      </w:r>
+    </w:p>
+    <w:p>
+      <w:r>
+        <w:t xml:space="preserve">    films.titolo_film AS titolofilm,</w:t>
+      </w:r>
+    </w:p>
+    <w:p>
+      <w:r>
+        <w:t xml:space="preserve">    films.genere, films.regista, films.anno, </w:t>
+      </w:r>
+    </w:p>
+    <w:p>
+      <w:r>
+        <w:t xml:space="preserve">    films.durata_minuti, films.eta_minima,</w:t>
+      </w:r>
+    </w:p>
+    <w:p>
+      <w:r>
+        <w:t xml:space="preserve">    proiezioni.prezzo_biglietto</w:t>
+      </w:r>
+    </w:p>
+    <w:p>
+      <w:r>
+        <w:t xml:space="preserve"> FROM "Proiezioni" proiezioni</w:t>
+      </w:r>
+    </w:p>
+    <w:p>
+      <w:pPr>
+        <w:rPr>
+          <w:lang w:val="en-GB"/>
+        </w:rPr>
+      </w:pPr>
       <w:r>
         <w:t xml:space="preserve"> </w:t>
       </w:r>
       <w:r>
-        <w:t>Utilities SQL</w:t>
-      </w:r>
-      <w:bookmarkEnd w:id="6"/>
-    </w:p>
-    <w:p>
-      <w:r>
-        <w:t>L</w:t>
-      </w:r>
-      <w:r>
-        <w:t>'implementazione evidenziata in cinemax.serverCM.dao.utils.png</w:t>
-      </w:r>
+        <w:rPr>
+          <w:lang w:val="en-GB"/>
+        </w:rPr>
+        <w:t>JOIN "Films" films ON (</w:t>
+      </w:r>
+      <w:proofErr w:type="spellStart"/>
+      <w:r>
+        <w:rPr>
+          <w:lang w:val="en-GB"/>
+        </w:rPr>
+        <w:t>proiezioni.id_film</w:t>
+      </w:r>
+      <w:proofErr w:type="spellEnd"/>
+      <w:r>
+        <w:rPr>
+          <w:lang w:val="en-GB"/>
+        </w:rPr>
+        <w:t xml:space="preserve"> = films.id)</w:t>
+      </w:r>
+    </w:p>
+    <w:p>
+      <w:r>
+        <w:rPr>
+          <w:lang w:val="en-GB"/>
+        </w:rPr>
+        <w:lastRenderedPageBreak/>
+        <w:t xml:space="preserve"> </w:t>
+      </w:r>
+      <w:r>
+        <w:t xml:space="preserve">ORDER BY </w:t>
+      </w:r>
+      <w:proofErr w:type="spellStart"/>
+      <w:r>
+        <w:t>proiezioni.data_ora_proiezione</w:t>
+      </w:r>
+      <w:proofErr w:type="spellEnd"/>
       <w:r>
         <w:t xml:space="preserve">, </w:t>
       </w:r>
-      <w:r>
-        <w:t xml:space="preserve">il </w:t>
-      </w:r>
-      <w:r>
-        <w:t>controllo diretto sul linguaggio SQL generato.</w:t>
-      </w:r>
-    </w:p>
-    <w:p>
-      <w:pPr>
-        <w:rPr>
-          <w:b/>
-          <w:bCs/>
-        </w:rPr>
-      </w:pPr>
-    </w:p>
-    <w:p>
-      <w:pPr>
-        <w:rPr>
-          <w:b/>
-          <w:bCs/>
-        </w:rPr>
-      </w:pPr>
-      <w:r>
-        <w:rPr>
-          <w:b/>
-          <w:bCs/>
-        </w:rPr>
-        <w:t>Implementazione del pattern Builder</w:t>
-      </w:r>
-    </w:p>
-    <w:p>
-      <w:r>
-        <w:t>Il sistema definisce quattro classi principali per la generazione sicura delle query:</w:t>
-      </w:r>
-    </w:p>
-    <w:p>
-      <w:pPr>
-        <w:rPr>
-          <w:lang w:val="en-US"/>
-        </w:rPr>
-      </w:pPr>
-      <w:r>
-        <w:rPr>
-          <w:lang w:val="en-US"/>
-        </w:rPr>
-        <w:t>• SqlQueryBuilder (SELECT)</w:t>
-      </w:r>
-    </w:p>
-    <w:p>
-      <w:pPr>
-        <w:rPr>
-          <w:lang w:val="en-US"/>
-        </w:rPr>
-      </w:pPr>
-      <w:r>
-        <w:rPr>
-          <w:lang w:val="en-US"/>
-        </w:rPr>
-        <w:t>• SqlInsertBuilder (INSERT)</w:t>
-      </w:r>
-    </w:p>
-    <w:p>
-      <w:pPr>
-        <w:rPr>
-          <w:lang w:val="en-US"/>
-        </w:rPr>
-      </w:pPr>
-      <w:r>
-        <w:rPr>
-          <w:lang w:val="en-US"/>
-        </w:rPr>
-        <w:t>• SqlUpdateBuilder (UPDATE)</w:t>
-      </w:r>
-    </w:p>
-    <w:p>
-      <w:r>
-        <w:t>• SqlDeleteBuilder (DELETE)</w:t>
-      </w:r>
-    </w:p>
-    <w:p>
-      <w:r>
-        <w:t>Queste classi permett</w:t>
-      </w:r>
-      <w:r>
-        <w:t>o</w:t>
-      </w:r>
-      <w:r>
-        <w:t>no la concatenazione sicura delle query ed eliminano le</w:t>
-      </w:r>
-      <w:r>
-        <w:t xml:space="preserve"> </w:t>
-      </w:r>
-      <w:r>
-        <w:t>vulnerabilità di SQL Injection grazie alla estrazione dei parametri.</w:t>
-      </w:r>
-      <w:r>
-        <w:t xml:space="preserve"> </w:t>
-      </w:r>
-    </w:p>
-    <w:p>
-      <w:r>
-        <w:t>La classe DbHelper orchestra queste utilità fornendo metodi operativi (executeQuery,</w:t>
-      </w:r>
-      <w:r>
-        <w:t xml:space="preserve"> </w:t>
-      </w:r>
-      <w:r>
-        <w:t>executeInsert, executeUpdate), sfruttando l'interfaccia funzionale RowMapper (tipizzata con</w:t>
-      </w:r>
-      <w:r>
-        <w:t xml:space="preserve"> </w:t>
-      </w:r>
-      <w:r>
-        <w:t>Generics) per trasformare i ResultSet del driver JDBC negli oggetti di business.</w:t>
-      </w:r>
-    </w:p>
-    <w:p>
-      <w:pPr>
-        <w:rPr>
-          <w:b/>
-          <w:bCs/>
-        </w:rPr>
-      </w:pPr>
-    </w:p>
-    <w:p>
-      <w:pPr>
-        <w:pStyle w:val="Heading1"/>
-      </w:pPr>
-      <w:bookmarkStart w:id="7" w:name="_Toc238807077"/>
-      <w:r>
-        <w:t>5</w:t>
-      </w:r>
-      <w:r>
-        <w:t xml:space="preserve"> Modulo Client (Interfaccia Grafica</w:t>
-      </w:r>
-      <w:r>
-        <w:t xml:space="preserve"> </w:t>
-      </w:r>
-      <w:r>
-        <w:t>Swing)</w:t>
-      </w:r>
-      <w:bookmarkEnd w:id="7"/>
-    </w:p>
-    <w:p>
-      <w:r>
-        <w:t>Il frontend dell'applicazione, documentato dai vari UML cinemax.clientCM.*, è implementato in Java</w:t>
-      </w:r>
-      <w:r>
-        <w:t xml:space="preserve"> </w:t>
-      </w:r>
-      <w:r>
-        <w:t>Swing, strutturato per gestire dinamicamente lo stato dell'utente e la navigazione basata sui ruoli.</w:t>
-      </w:r>
-    </w:p>
-    <w:p>
-      <w:pPr>
-        <w:pStyle w:val="Heading2"/>
-      </w:pPr>
-      <w:bookmarkStart w:id="8" w:name="_Toc238807078"/>
-      <w:r>
-        <w:t>5.1</w:t>
-      </w:r>
-      <w:r>
-        <w:t xml:space="preserve"> Container Principali e Navigazione</w:t>
-      </w:r>
-      <w:bookmarkEnd w:id="8"/>
-    </w:p>
-    <w:p>
-      <w:r>
-        <w:t>L'entry point lato client, Cinemaxhome , ospita la finestra principale (JFrame). Il layout centrale è</w:t>
-      </w:r>
-      <w:r>
-        <w:t xml:space="preserve"> </w:t>
-      </w:r>
-      <w:r>
-        <w:t xml:space="preserve">demandato alla classe TabPanel , che estende JTabbedPane e decide quali </w:t>
+      <w:proofErr w:type="spellStart"/>
+      <w:proofErr w:type="gramStart"/>
+      <w:r>
+        <w:t>films.titolo</w:t>
+      </w:r>
+      <w:proofErr w:type="gramEnd"/>
+      <w:r>
+        <w:t>_film</w:t>
+      </w:r>
+      <w:proofErr w:type="spellEnd"/>
+      <w:r>
+        <w:t>;</w:t>
+      </w:r>
+    </w:p>
+    <w:p>
+      <w:r>
+        <w:t>Descrizione e Motivazione: Estrapola meramente film intercorsi e già chiusi, bypassando calcoli aritmetici sui ticket non essenziali ai fini contabili/storici. Sgrava in via conclusiva i DAO dal redarre cicli di ORDER BY applicativi, poiché alloca temporalmente (in base Data/ora e rimosso subordine Titolo) il recordset da inviare alle UI dei cruscotti dei proiezionisti.</w:t>
+      </w:r>
+    </w:p>
+    <w:p>
+      <w:r>
+        <w:t>8.4.5.3 Vista Integrata Master: Prenotazioni_pianificate</w:t>
+      </w:r>
+    </w:p>
+    <w:p>
+      <w:r>
+        <w:t xml:space="preserve">Altra vista architetturale di spina per la consultazione centralizzata dei tickets di Clienti generici e operatori </w:t>
+      </w:r>
+    </w:p>
+    <w:p>
+      <w:r>
+        <w:t>Bigliettai:</w:t>
+      </w:r>
+    </w:p>
+    <w:p>
+      <w:r>
+        <w:t>CREATE VIEW public."Prenotazioni_pianificate" AS</w:t>
+      </w:r>
+    </w:p>
+    <w:p>
+      <w:r>
+        <w:t xml:space="preserve"> SELECT </w:t>
+      </w:r>
+    </w:p>
+    <w:p>
+      <w:r>
+        <w:t xml:space="preserve">    proiezioni.data_ora_proiezione,</w:t>
+      </w:r>
+    </w:p>
+    <w:p>
+      <w:r>
+        <w:t xml:space="preserve">    prenotazioni.id AS id_prenotazione,</w:t>
+      </w:r>
+    </w:p>
+    <w:p>
+      <w:r>
+        <w:t xml:space="preserve">    proiezioni.id_proiezione,</w:t>
+      </w:r>
+    </w:p>
+    <w:p>
+      <w:r>
+        <w:t xml:space="preserve">    utente.id AS id_utente,</w:t>
+      </w:r>
+    </w:p>
+    <w:p>
+      <w:r>
+        <w:t xml:space="preserve">    utente.nome, utente.cognome,</w:t>
+      </w:r>
+    </w:p>
+    <w:p>
+      <w:r>
+        <w:t xml:space="preserve">    prenotazioni.numero_posti AS num_posti,</w:t>
+      </w:r>
+    </w:p>
+    <w:p>
+      <w:r>
+        <w:t xml:space="preserve">    proiezioni.prezzo_biglietto,</w:t>
+      </w:r>
+    </w:p>
+    <w:p>
+      <w:r>
+        <w:t xml:space="preserve">    ((prenotazioni.numero_posti)::numeric * proiezioni.prezzo_biglietto) AS totale,</w:t>
+      </w:r>
+    </w:p>
+    <w:p>
+      <w:r>
+        <w:t xml:space="preserve">    proiezioni.titolofilm</w:t>
+      </w:r>
+    </w:p>
+    <w:p>
+      <w:r>
+        <w:t xml:space="preserve"> FROM "Prenotazioni" prenotazioni</w:t>
+      </w:r>
+    </w:p>
+    <w:p>
+      <w:r>
+        <w:t xml:space="preserve"> JOIN "Utenti" utente ON (prenotazioni.id_utente = utente.id)</w:t>
+      </w:r>
+    </w:p>
+    <w:p>
+      <w:r>
+        <w:t xml:space="preserve"> JOIN "Proiezioni_pianificate" proiezioni ON (prenotazioni.id_proiezione = proiezioni.id_proiezione)</w:t>
+      </w:r>
+    </w:p>
+    <w:p>
+      <w:r>
+        <w:t xml:space="preserve"> WHERE (proiezioni.data_ora_proiezione &gt;= CURRENT_DATE)</w:t>
+      </w:r>
+    </w:p>
+    <w:p>
+      <w:r>
+        <w:t xml:space="preserve"> ORDER BY proiezioni.data_ora_proiezione;</w:t>
+      </w:r>
+    </w:p>
+    <w:p>
+      <w:r>
+        <w:t xml:space="preserve">Descrizione e Motivazione: Il culmine dell'elaborazione relazionale transita per questa giunzione tripla che lega i clienti e lo schema di prenotazione alla prima vista (Proiezioni_pianificate). Genera matematicamente il saldo pecuniario del biglietto via espressione diretta in target list ((prenotazioni.numero_posti)::numeric * proiezioni.prezzo_biglietto) e consente così al Backend (i.e. BookingDao.java) di esibirsi in Ricerche Dinamiche su un unico layer senza dover intersecare programmazioni astratte. </w:t>
       </w:r>
       <w:r>
         <w:lastRenderedPageBreak/>
-        <w:t>"schede"</w:t>
-      </w:r>
-      <w:r>
-        <w:t xml:space="preserve"> </w:t>
-      </w:r>
-      <w:r>
-        <w:t>visualizzare invocando metodi come setPanelPerUserLogged() o setPanelForUserUnlogged() in</w:t>
-      </w:r>
-      <w:r>
-        <w:t xml:space="preserve"> </w:t>
-      </w:r>
-      <w:r>
-        <w:t>base all'esito dell'autenticazione.</w:t>
-      </w:r>
-    </w:p>
-    <w:p>
-      <w:r>
-        <w:t>I pannelli di ricerca principali includono SearchProjection (esplorazione del palinsesto),</w:t>
-      </w:r>
-      <w:r>
-        <w:t xml:space="preserve"> </w:t>
-      </w:r>
-      <w:r>
-        <w:t>SearchBooking (ricerca prenotazioni per il personale), e SearchProjectionHistory .</w:t>
-      </w:r>
-    </w:p>
-    <w:p>
-      <w:pPr>
-        <w:rPr>
-          <w:b/>
-          <w:bCs/>
-        </w:rPr>
-      </w:pPr>
-    </w:p>
-    <w:p>
-      <w:pPr>
-        <w:pStyle w:val="Heading2"/>
-      </w:pPr>
-      <w:bookmarkStart w:id="9" w:name="_Toc238807079"/>
-      <w:r>
-        <w:t>5</w:t>
-      </w:r>
-      <w:r>
-        <w:t>.2 Autenticazione</w:t>
-      </w:r>
-      <w:bookmarkEnd w:id="9"/>
-    </w:p>
-    <w:p>
-      <w:r>
-        <w:t>La fase di accesso è gestita dal LoginPanel e dal popup LoginBox. Interagendo con un</w:t>
-      </w:r>
-      <w:r>
-        <w:t xml:space="preserve"> </w:t>
-      </w:r>
-      <w:r>
-        <w:t>componente TcpClient, i campi password e username vengono inviati al server. L'esito viene</w:t>
-      </w:r>
-      <w:r>
-        <w:t xml:space="preserve"> </w:t>
-      </w:r>
-      <w:r>
-        <w:t>elaborato tramite l'interfaccia funzionale LoginCallBack, che notifica il sistema chiamando</w:t>
-      </w:r>
-      <w:r>
-        <w:t xml:space="preserve"> </w:t>
-      </w:r>
-      <w:r>
-        <w:t>onLoginSuccess() per sbloccare l'UI riservata o onLoginFailed() per notificare l'errore.</w:t>
-      </w:r>
-    </w:p>
-    <w:p>
-      <w:pPr>
-        <w:rPr>
-          <w:b/>
-          <w:bCs/>
-        </w:rPr>
-      </w:pPr>
-    </w:p>
-    <w:p>
-      <w:pPr>
-        <w:pStyle w:val="Heading2"/>
-      </w:pPr>
-      <w:bookmarkStart w:id="10" w:name="_Toc238807080"/>
-      <w:r>
-        <w:t>5</w:t>
-      </w:r>
-      <w:r>
-        <w:t>.3 Viste per Ruolo</w:t>
-      </w:r>
-      <w:bookmarkEnd w:id="10"/>
-    </w:p>
-    <w:p>
-      <w:r>
-        <w:t>L'applicazione utilizza una gerarchia di finestre di</w:t>
-      </w:r>
-      <w:r>
-        <w:t xml:space="preserve"> </w:t>
-      </w:r>
-      <w:r>
-        <w:t>dialogo (estensioni di JDialog) differenziate in base alla tipologia di utenza:</w:t>
-      </w:r>
-    </w:p>
-    <w:p>
-      <w:r>
-        <w:t>DettaglioProiezioneProiezionistaDialog</w:t>
-      </w:r>
-      <w:r>
-        <w:t>:</w:t>
-      </w:r>
-      <w:r>
-        <w:t xml:space="preserve"> Modalità per il Proiezionista.</w:t>
-      </w:r>
-      <w:r>
-        <w:t xml:space="preserve"> </w:t>
-      </w:r>
-      <w:r>
-        <w:t>Include campi testuali modificabili e callback per l'aggiornamento, inserimento e</w:t>
-      </w:r>
-      <w:r>
-        <w:t xml:space="preserve"> </w:t>
-      </w:r>
-      <w:r>
-        <w:t>cancellazione delle proiezioni.</w:t>
-      </w:r>
-    </w:p>
-    <w:p>
-      <w:r>
-        <w:t>DettaglioPrenotazioneBigliettaioDialog: Interfaccia riservata al Bigliettaio per</w:t>
-      </w:r>
-      <w:r>
-        <w:t xml:space="preserve"> </w:t>
-      </w:r>
-      <w:r>
-        <w:t>visionare i dettagli delle prenotazioni effettuate e gestire la vendita a banco.</w:t>
-      </w:r>
-    </w:p>
-    <w:p>
-      <w:r>
-        <w:t xml:space="preserve">DettaglioProiezioneClienteDialog: Dialog </w:t>
-      </w:r>
-      <w:r>
-        <w:t>riservata</w:t>
-      </w:r>
-      <w:r>
-        <w:t xml:space="preserve"> al Cliente </w:t>
-      </w:r>
-      <w:r>
-        <w:t>che permette</w:t>
-      </w:r>
-      <w:r>
-        <w:t xml:space="preserve"> di prenotare tramite la callback preposta.</w:t>
-      </w:r>
-    </w:p>
-    <w:p>
-      <w:pPr>
-        <w:rPr>
-          <w:b/>
-          <w:bCs/>
-        </w:rPr>
-      </w:pPr>
-    </w:p>
-    <w:p>
-      <w:pPr>
-        <w:pStyle w:val="Heading2"/>
-      </w:pPr>
-      <w:bookmarkStart w:id="11" w:name="_Toc238807081"/>
-      <w:r>
-        <w:t>5</w:t>
-      </w:r>
-      <w:r>
-        <w:t>.4 Pattern Callback</w:t>
-      </w:r>
-      <w:bookmarkEnd w:id="11"/>
-      <w:r>
-        <w:t xml:space="preserve"> </w:t>
-      </w:r>
-    </w:p>
-    <w:p>
-      <w:r>
-        <w:t>L</w:t>
-      </w:r>
-      <w:r>
-        <w:t>'aggiornamento dei dati è basato su</w:t>
-      </w:r>
-      <w:r>
-        <w:t xml:space="preserve"> </w:t>
-      </w:r>
-      <w:r>
-        <w:t>un meccanismo ad Eventi/Callback. Le interfacce SelezioneProjectionCallBack e</w:t>
-      </w:r>
-      <w:r>
-        <w:t xml:space="preserve"> </w:t>
-      </w:r>
-      <w:r>
-        <w:t>SelezioneBookingCallBack permettono a componenti come griglie di dati di invocare metodi</w:t>
-      </w:r>
-      <w:r>
-        <w:t xml:space="preserve"> </w:t>
-      </w:r>
-      <w:r>
-        <w:t>onSelezione(...) sulla classe padre senza conoscerne l'implementazione esatta, favorendo un</w:t>
-      </w:r>
-      <w:r>
-        <w:t xml:space="preserve"> </w:t>
-      </w:r>
-      <w:r>
-        <w:t>aggiornamento reattivo dello schermo.</w:t>
-      </w:r>
-    </w:p>
-    <w:p>
-      <w:pPr>
-        <w:rPr>
-          <w:b/>
-          <w:bCs/>
-        </w:rPr>
-      </w:pPr>
-    </w:p>
-    <w:p>
-      <w:pPr>
-        <w:rPr>
-          <w:b/>
-          <w:bCs/>
-        </w:rPr>
-      </w:pPr>
-    </w:p>
-    <w:p>
-      <w:pPr>
-        <w:pStyle w:val="Heading1"/>
-      </w:pPr>
-      <w:bookmarkStart w:id="12" w:name="_Toc238807082"/>
-      <w:r>
-        <w:t>6. Ambiente di Sviluppo (Java 25 &amp;</w:t>
-      </w:r>
-      <w:r>
-        <w:t xml:space="preserve"> </w:t>
-      </w:r>
-      <w:r>
-        <w:t>Maven)</w:t>
-      </w:r>
-      <w:bookmarkEnd w:id="12"/>
-    </w:p>
-    <w:p>
-      <w:pPr>
-        <w:rPr>
-          <w:highlight w:val="yellow"/>
-        </w:rPr>
-      </w:pPr>
-      <w:r>
-        <w:rPr>
-          <w:highlight w:val="yellow"/>
-        </w:rPr>
-        <w:t xml:space="preserve">L'uso di </w:t>
-      </w:r>
-      <w:r>
-        <w:rPr>
-          <w:b/>
-          <w:bCs/>
-          <w:highlight w:val="yellow"/>
-        </w:rPr>
-        <w:t xml:space="preserve">Java 25 </w:t>
-      </w:r>
-      <w:r>
-        <w:rPr>
-          <w:highlight w:val="yellow"/>
-        </w:rPr>
-        <w:t>garantisce l'adozione delle ultime funzionalità del linguaggio</w:t>
-      </w:r>
-      <w:r>
-        <w:rPr>
-          <w:highlight w:val="yellow"/>
-        </w:rPr>
-        <w:t>:</w:t>
-      </w:r>
-      <w:r>
-        <w:rPr>
-          <w:highlight w:val="yellow"/>
-        </w:rPr>
-        <w:t xml:space="preserve"> </w:t>
-      </w:r>
-    </w:p>
-    <w:p>
-      <w:pPr>
-        <w:pStyle w:val="ListParagraph"/>
-        <w:numPr>
-          <w:ilvl w:val="0"/>
-          <w:numId w:val="2"/>
-        </w:numPr>
-        <w:rPr>
-          <w:highlight w:val="yellow"/>
-        </w:rPr>
-      </w:pPr>
-      <w:r>
-        <w:rPr>
-          <w:highlight w:val="yellow"/>
-        </w:rPr>
-        <w:t xml:space="preserve">i </w:t>
-      </w:r>
-      <w:r>
-        <w:rPr>
-          <w:highlight w:val="yellow"/>
-        </w:rPr>
-        <w:t>virtual threads utili</w:t>
-      </w:r>
-      <w:r>
-        <w:rPr>
-          <w:highlight w:val="yellow"/>
-        </w:rPr>
-        <w:t xml:space="preserve"> per la gestione delle concorrenze, </w:t>
-      </w:r>
-      <w:r>
-        <w:rPr>
-          <w:highlight w:val="yellow"/>
-        </w:rPr>
-        <w:t xml:space="preserve"> </w:t>
-      </w:r>
-    </w:p>
-    <w:p>
-      <w:pPr>
-        <w:pStyle w:val="ListParagraph"/>
-        <w:numPr>
-          <w:ilvl w:val="0"/>
-          <w:numId w:val="2"/>
-        </w:numPr>
-        <w:rPr>
-          <w:highlight w:val="yellow"/>
-        </w:rPr>
-      </w:pPr>
-      <w:r>
-        <w:rPr>
-          <w:highlight w:val="yellow"/>
-        </w:rPr>
-        <w:t>Pattern matching avanzato per cast automatici;</w:t>
-      </w:r>
-    </w:p>
-    <w:p>
-      <w:r>
+        <w:t>Viene applicata la scrematura del perimetro al &gt;= CURRENT_DATE a tutela della vista d'uso per operativi giornalieri attivi.</w:t>
+      </w:r>
+    </w:p>
+    <w:p>
+      <w:pPr>
+        <w:pStyle w:val="Heading3"/>
+      </w:pPr>
+      <w:r>
+        <w:t>Immagini del Database (Diagramma ER):</w:t>
+      </w:r>
+    </w:p>
+    <w:p>
+      <w:pPr>
+        <w:jc w:val="center"/>
+      </w:pPr>
+      <w:r>
+        <w:rPr>
+          <w:noProof/>
+        </w:rPr>
+        <w:drawing>
+          <wp:inline distT="0" distB="0" distL="0" distR="0" wp14:anchorId="6101AE04" wp14:editId="187DB4E9">
+            <wp:extent cx="5486400" cy="4048457"/>
+            <wp:effectExtent l="0" t="0" r="0" b="0"/>
+            <wp:docPr id="3" name="Picture 3"/>
+            <wp:cNvGraphicFramePr>
+              <a:graphicFrameLocks xmlns:a="http://schemas.openxmlformats.org/drawingml/2006/main" noChangeAspect="1"/>
+            </wp:cNvGraphicFramePr>
+            <a:graphic xmlns:a="http://schemas.openxmlformats.org/drawingml/2006/main">
+              <a:graphicData uri="http://schemas.openxmlformats.org/drawingml/2006/picture">
+                <pic:pic xmlns:pic="http://schemas.openxmlformats.org/drawingml/2006/picture">
+                  <pic:nvPicPr>
+                    <pic:cNvPr id="0" name="image.png"/>
+                    <pic:cNvPicPr/>
+                  </pic:nvPicPr>
+                  <pic:blipFill>
+                    <a:blip r:embed="rId10"/>
+                    <a:stretch>
+                      <a:fillRect/>
+                    </a:stretch>
+                  </pic:blipFill>
+                  <pic:spPr>
+                    <a:xfrm>
+                      <a:off x="0" y="0"/>
+                      <a:ext cx="5486400" cy="4048457"/>
+                    </a:xfrm>
+                    <a:prstGeom prst="rect">
+                      <a:avLst/>
+                    </a:prstGeom>
+                  </pic:spPr>
+                </pic:pic>
+              </a:graphicData>
+            </a:graphic>
+          </wp:inline>
+        </w:drawing>
+      </w:r>
+    </w:p>
+    <w:p>
+      <w:pPr>
+        <w:jc w:val="center"/>
+      </w:pPr>
+      <w:r>
+        <w:rPr>
+          <w:noProof/>
+        </w:rPr>
         <w:lastRenderedPageBreak/>
-        <w:t xml:space="preserve">L’utilizzo di </w:t>
-      </w:r>
-      <w:r>
-        <w:rPr>
-          <w:b/>
-          <w:bCs/>
-        </w:rPr>
-        <w:t xml:space="preserve">Maven </w:t>
-      </w:r>
-      <w:r>
-        <w:t>e l</w:t>
-      </w:r>
-      <w:r>
-        <w:t>a struttura nei file pom.xml</w:t>
-      </w:r>
-      <w:r>
-        <w:t xml:space="preserve"> </w:t>
-      </w:r>
-      <w:r>
-        <w:t>consente di:</w:t>
-      </w:r>
-      <w:r>
-        <w:t xml:space="preserve"> </w:t>
-      </w:r>
-    </w:p>
-    <w:p>
-      <w:pPr>
-        <w:pStyle w:val="ListParagraph"/>
-        <w:numPr>
-          <w:ilvl w:val="0"/>
-          <w:numId w:val="1"/>
-        </w:numPr>
-      </w:pPr>
-      <w:r>
-        <w:t>Gestire in modo trasparente dipendenze e plugin di compilazione.</w:t>
-      </w:r>
-      <w:r>
-        <w:t xml:space="preserve"> </w:t>
-      </w:r>
-    </w:p>
-    <w:p>
-      <w:pPr>
-        <w:pStyle w:val="ListParagraph"/>
-        <w:numPr>
-          <w:ilvl w:val="0"/>
-          <w:numId w:val="1"/>
-        </w:numPr>
-      </w:pPr>
-      <w:r>
-        <w:t>Strutturare i moduli clientCM, serverCM e contract come librerie ben distinte.</w:t>
-      </w:r>
-      <w:r>
-        <w:t xml:space="preserve">   </w:t>
-      </w:r>
-    </w:p>
-    <w:p>
-      <w:pPr>
-        <w:pStyle w:val="ListParagraph"/>
-        <w:numPr>
-          <w:ilvl w:val="0"/>
-          <w:numId w:val="1"/>
-        </w:numPr>
-      </w:pPr>
-      <w:r>
-        <w:t>Automatizzare le fasi di testing, pacchettizzazione (creazione dei file JAR eseguibili per client e</w:t>
-      </w:r>
-      <w:r>
-        <w:t xml:space="preserve"> </w:t>
-      </w:r>
-      <w:r>
-        <w:t>server) e deployment.</w:t>
+        <w:drawing>
+          <wp:inline distT="0" distB="0" distL="0" distR="0" wp14:anchorId="2991FFE0" wp14:editId="6111F4D0">
+            <wp:extent cx="5486400" cy="4416463"/>
+            <wp:effectExtent l="0" t="0" r="0" b="0"/>
+            <wp:docPr id="4" name="Picture 4"/>
+            <wp:cNvGraphicFramePr>
+              <a:graphicFrameLocks xmlns:a="http://schemas.openxmlformats.org/drawingml/2006/main" noChangeAspect="1"/>
+            </wp:cNvGraphicFramePr>
+            <a:graphic xmlns:a="http://schemas.openxmlformats.org/drawingml/2006/main">
+              <a:graphicData uri="http://schemas.openxmlformats.org/drawingml/2006/picture">
+                <pic:pic xmlns:pic="http://schemas.openxmlformats.org/drawingml/2006/picture">
+                  <pic:nvPicPr>
+                    <pic:cNvPr id="0" name="image.png"/>
+                    <pic:cNvPicPr/>
+                  </pic:nvPicPr>
+                  <pic:blipFill>
+                    <a:blip r:embed="rId11"/>
+                    <a:stretch>
+                      <a:fillRect/>
+                    </a:stretch>
+                  </pic:blipFill>
+                  <pic:spPr>
+                    <a:xfrm>
+                      <a:off x="0" y="0"/>
+                      <a:ext cx="5486400" cy="4416463"/>
+                    </a:xfrm>
+                    <a:prstGeom prst="rect">
+                      <a:avLst/>
+                    </a:prstGeom>
+                  </pic:spPr>
+                </pic:pic>
+              </a:graphicData>
+            </a:graphic>
+          </wp:inline>
+        </w:drawing>
       </w:r>
     </w:p>
     <w:sectPr>
